--- a/2026 CV current.docx
+++ b/2026 CV current.docx
@@ -328,7 +328,21 @@
                 <w:rFonts w:asciiTheme="minorHAnsi" w:hAnsiTheme="minorHAnsi" w:cstheme="minorHAnsi"/>
                 <w:bCs/>
               </w:rPr>
-              <w:t xml:space="preserve"> Affiliations:</w:t>
+              <w:t xml:space="preserve"> </w:t>
+            </w:r>
+            <w:r>
+              <w:rPr>
+                <w:rFonts w:asciiTheme="minorHAnsi" w:hAnsiTheme="minorHAnsi" w:cstheme="minorHAnsi"/>
+                <w:bCs/>
+              </w:rPr>
+              <w:t xml:space="preserve">Additional Campus </w:t>
+            </w:r>
+            <w:r>
+              <w:rPr>
+                <w:rFonts w:asciiTheme="minorHAnsi" w:hAnsiTheme="minorHAnsi" w:cstheme="minorHAnsi"/>
+                <w:bCs/>
+              </w:rPr>
+              <w:t>Affiliations:</w:t>
             </w:r>
           </w:p>
         </w:tc>
@@ -365,6 +379,13 @@
               </w:rPr>
               <w:t xml:space="preserve">  Department of Educational Psychology</w:t>
             </w:r>
+            <w:r>
+              <w:rPr>
+                <w:rFonts w:asciiTheme="minorHAnsi" w:hAnsiTheme="minorHAnsi" w:cstheme="minorHAnsi"/>
+                <w:bCs/>
+              </w:rPr>
+              <w:t>, Teaching Assistant Professor</w:t>
+            </w:r>
           </w:p>
         </w:tc>
         <w:tc>
@@ -413,6 +434,13 @@
                 <w:bCs/>
               </w:rPr>
               <w:t>Center for the Social and Behavioral Sciences</w:t>
+            </w:r>
+            <w:r>
+              <w:rPr>
+                <w:rFonts w:asciiTheme="minorHAnsi" w:hAnsiTheme="minorHAnsi" w:cstheme="minorHAnsi"/>
+                <w:bCs/>
+              </w:rPr>
+              <w:t>, Associate Member</w:t>
             </w:r>
           </w:p>
         </w:tc>
@@ -2679,26 +2707,11 @@
           <w:rFonts w:asciiTheme="minorHAnsi" w:hAnsiTheme="minorHAnsi" w:cstheme="minorHAnsi"/>
         </w:rPr>
       </w:pPr>
-    </w:p>
-    <w:p>
-      <w:pPr>
-        <w:pStyle w:val="Heading1"/>
+      <w:r>
         <w:rPr>
           <w:rFonts w:asciiTheme="minorHAnsi" w:hAnsiTheme="minorHAnsi" w:cstheme="minorHAnsi"/>
         </w:rPr>
-      </w:pPr>
-    </w:p>
-    <w:p>
-      <w:pPr>
-        <w:pStyle w:val="Heading1"/>
-        <w:rPr>
-          <w:rFonts w:asciiTheme="minorHAnsi" w:hAnsiTheme="minorHAnsi" w:cstheme="minorHAnsi"/>
-        </w:rPr>
-      </w:pPr>
-      <w:r>
-        <w:rPr>
-          <w:rFonts w:asciiTheme="minorHAnsi" w:hAnsiTheme="minorHAnsi" w:cstheme="minorHAnsi"/>
-        </w:rPr>
+        <w:lastRenderedPageBreak/>
         <w:t xml:space="preserve">Peer-Reviewed </w:t>
       </w:r>
       <w:r>
@@ -4228,6 +4241,7 @@
           <w:szCs w:val="24"/>
           <w:lang w:bidi="ta-IN"/>
         </w:rPr>
+        <w:lastRenderedPageBreak/>
         <w:t>DeLiema, D., Hufnagle, A.</w:t>
       </w:r>
       <w:r>
@@ -5198,7 +5212,82 @@
         <w:pStyle w:val="Body"/>
         <w:numPr>
           <w:ilvl w:val="0"/>
-          <w:numId w:val="117"/>
+          <w:numId w:val="134"/>
+        </w:numPr>
+        <w:jc w:val="left"/>
+        <w:rPr>
+          <w:rFonts w:asciiTheme="majorHAnsi" w:hAnsiTheme="majorHAnsi" w:cstheme="majorHAnsi"/>
+          <w:color w:val="000000"/>
+          <w:sz w:val="24"/>
+          <w:szCs w:val="24"/>
+          <w:lang w:bidi="ta-IN"/>
+        </w:rPr>
+      </w:pPr>
+      <w:r>
+        <w:rPr>
+          <w:rFonts w:asciiTheme="majorHAnsi" w:hAnsiTheme="majorHAnsi" w:cstheme="majorHAnsi"/>
+          <w:b/>
+          <w:bCs/>
+          <w:color w:val="000000"/>
+          <w:sz w:val="24"/>
+          <w:szCs w:val="24"/>
+          <w:lang w:bidi="ta-IN"/>
+        </w:rPr>
+        <w:t>Rao, V.N.V.</w:t>
+      </w:r>
+      <w:r>
+        <w:rPr>
+          <w:rFonts w:asciiTheme="majorHAnsi" w:hAnsiTheme="majorHAnsi" w:cstheme="majorHAnsi"/>
+          <w:color w:val="000000"/>
+          <w:sz w:val="24"/>
+          <w:szCs w:val="24"/>
+          <w:lang w:bidi="ta-IN"/>
+        </w:rPr>
+        <w:t xml:space="preserve"> (2026, February). </w:t>
+      </w:r>
+      <w:r>
+        <w:rPr>
+          <w:rFonts w:asciiTheme="majorHAnsi" w:hAnsiTheme="majorHAnsi" w:cstheme="majorHAnsi"/>
+          <w:i/>
+          <w:iCs/>
+          <w:color w:val="000000"/>
+          <w:sz w:val="24"/>
+          <w:szCs w:val="24"/>
+          <w:lang w:bidi="ta-IN"/>
+        </w:rPr>
+        <w:t>Students' Statistical Thinking when Using Generative AI</w:t>
+      </w:r>
+      <w:r>
+        <w:rPr>
+          <w:rFonts w:asciiTheme="majorHAnsi" w:hAnsiTheme="majorHAnsi" w:cstheme="majorHAnsi"/>
+          <w:color w:val="000000"/>
+          <w:sz w:val="24"/>
+          <w:szCs w:val="24"/>
+          <w:lang w:bidi="ta-IN"/>
+        </w:rPr>
+        <w:t xml:space="preserve"> [Guest Speaker]. Graduate Student Seminar on Statistics and Data Science Education Literature, Penn State University, University of Minnesota, North Carolina State University, and Michigan State University. Sponsored by Dr. Laura Le. </w:t>
+      </w:r>
+    </w:p>
+    <w:p>
+      <w:pPr>
+        <w:pStyle w:val="Body"/>
+        <w:ind w:firstLine="0"/>
+        <w:jc w:val="left"/>
+        <w:rPr>
+          <w:rFonts w:asciiTheme="majorHAnsi" w:hAnsiTheme="majorHAnsi" w:cstheme="majorHAnsi"/>
+          <w:color w:val="000000"/>
+          <w:sz w:val="24"/>
+          <w:szCs w:val="24"/>
+          <w:lang w:bidi="ta-IN"/>
+        </w:rPr>
+      </w:pPr>
+    </w:p>
+    <w:p>
+      <w:pPr>
+        <w:pStyle w:val="Body"/>
+        <w:numPr>
+          <w:ilvl w:val="0"/>
+          <w:numId w:val="133"/>
         </w:numPr>
         <w:jc w:val="left"/>
         <w:rPr>
@@ -5516,6 +5605,7 @@
           <w:szCs w:val="24"/>
           <w:lang w:bidi="ta-IN"/>
         </w:rPr>
+        <w:lastRenderedPageBreak/>
         <w:t>Rao, V.N.V.</w:t>
       </w:r>
       <w:r>
@@ -5645,7 +5735,6 @@
           <w:szCs w:val="24"/>
           <w:lang w:bidi="ta-IN"/>
         </w:rPr>
-        <w:lastRenderedPageBreak/>
         <w:t xml:space="preserve">Le, L., Jiroutek, M., </w:t>
       </w:r>
       <w:r>
@@ -8700,6 +8789,7 @@
           <w:szCs w:val="22"/>
           <w:lang w:bidi="ta-IN"/>
         </w:rPr>
+        <w:lastRenderedPageBreak/>
         <w:t>*16 scholars</w:t>
       </w:r>
       <w:r>
@@ -8913,7 +9003,6 @@
           <w:szCs w:val="24"/>
           <w:lang w:bidi="ta-IN"/>
         </w:rPr>
-        <w:lastRenderedPageBreak/>
         <w:t>Rao, V.N.V.</w:t>
       </w:r>
       <w:r>
@@ -10476,6 +10565,7 @@
           <w:szCs w:val="24"/>
           <w:lang w:bidi="ta-IN"/>
         </w:rPr>
+        <w:lastRenderedPageBreak/>
         <w:t>Hemani, S.</w:t>
       </w:r>
       <w:r>
@@ -10593,7 +10683,6 @@
           <w:szCs w:val="24"/>
           <w:lang w:bidi="ta-IN"/>
         </w:rPr>
-        <w:lastRenderedPageBreak/>
         <w:t>Drew, J.M.</w:t>
       </w:r>
       <w:r>
@@ -12092,6 +12181,7 @@
           <w:szCs w:val="24"/>
           <w:lang w:bidi="ta-IN"/>
         </w:rPr>
+        <w:lastRenderedPageBreak/>
         <w:t>Rao, V.N.V.</w:t>
       </w:r>
       <w:r>
@@ -13707,6 +13797,7 @@
           <w:szCs w:val="24"/>
           <w:lang w:bidi="ta-IN"/>
         </w:rPr>
+        <w:lastRenderedPageBreak/>
         <w:t xml:space="preserve">Marupudi, V., Harsch, R. M., Park, J., </w:t>
       </w:r>
       <w:r>
@@ -15735,6 +15826,7 @@
           <w:szCs w:val="24"/>
           <w:lang w:bidi="ta-IN"/>
         </w:rPr>
+        <w:lastRenderedPageBreak/>
         <w:t xml:space="preserve">Marupudi, V., Harsch, R.M., </w:t>
       </w:r>
       <w:r>
@@ -16989,6 +17081,7 @@
         <w:rPr>
           <w:rFonts w:asciiTheme="majorHAnsi" w:hAnsiTheme="majorHAnsi" w:cstheme="majorHAnsi"/>
         </w:rPr>
+        <w:lastRenderedPageBreak/>
         <w:t xml:space="preserve">The Link Tank*. </w:t>
       </w:r>
       <w:bookmarkEnd w:id="3"/>
@@ -17198,7 +17291,6 @@
           <w:b/>
           <w:bCs/>
         </w:rPr>
-        <w:lastRenderedPageBreak/>
         <w:t>Rao, V.N.V.</w:t>
       </w:r>
       <w:r>
@@ -18098,6 +18190,7 @@
           <w:bCs/>
           <w:color w:val="auto"/>
         </w:rPr>
+        <w:lastRenderedPageBreak/>
         <w:t xml:space="preserve">Rao, V.N.V. </w:t>
       </w:r>
       <w:r>
@@ -18201,7 +18294,6 @@
           <w:rFonts w:asciiTheme="majorHAnsi" w:hAnsiTheme="majorHAnsi" w:cstheme="majorHAnsi"/>
           <w:color w:val="auto"/>
         </w:rPr>
-        <w:lastRenderedPageBreak/>
         <w:t>Zieffler</w:t>
       </w:r>
       <w:proofErr w:type="spellEnd"/>
@@ -19557,6 +19649,7 @@
           <w:color w:val="000000"/>
           <w:lang w:bidi="ta-IN"/>
         </w:rPr>
+        <w:lastRenderedPageBreak/>
         <w:t>Rao, V.N.V.</w:t>
       </w:r>
       <w:r>
@@ -19633,7 +19726,6 @@
         <w:rPr>
           <w:rFonts w:asciiTheme="minorHAnsi" w:hAnsiTheme="minorHAnsi" w:cstheme="minorHAnsi"/>
         </w:rPr>
-        <w:lastRenderedPageBreak/>
         <w:t>Service to the Department, College, and University</w:t>
       </w:r>
     </w:p>
@@ -21514,6 +21606,7 @@
               <w:rPr>
                 <w:rFonts w:asciiTheme="minorHAnsi" w:hAnsiTheme="minorHAnsi" w:cstheme="minorHAnsi"/>
               </w:rPr>
+              <w:lastRenderedPageBreak/>
               <w:t>Cognition and Instruction (1 paper)</w:t>
             </w:r>
           </w:p>
@@ -22769,7 +22862,13 @@
               <w:rPr>
                 <w:rFonts w:asciiTheme="minorHAnsi" w:hAnsiTheme="minorHAnsi" w:cstheme="minorHAnsi"/>
               </w:rPr>
-              <w:t>2024 – 2025</w:t>
+              <w:t>2024 – 202</w:t>
+            </w:r>
+            <w:r>
+              <w:rPr>
+                <w:rFonts w:asciiTheme="minorHAnsi" w:hAnsiTheme="minorHAnsi" w:cstheme="minorHAnsi"/>
+              </w:rPr>
+              <w:t>6</w:t>
             </w:r>
           </w:p>
         </w:tc>
@@ -23237,6 +23336,7 @@
                 <w:rFonts w:asciiTheme="minorHAnsi" w:hAnsiTheme="minorHAnsi" w:cstheme="minorHAnsi"/>
                 <w:bCs/>
               </w:rPr>
+              <w:lastRenderedPageBreak/>
               <w:t>Quantitative Methods in Education Graduate Student Leadership Award, $100</w:t>
             </w:r>
           </w:p>
@@ -23487,7 +23587,6 @@
                 <w:rFonts w:asciiTheme="minorHAnsi" w:hAnsiTheme="minorHAnsi" w:cstheme="minorHAnsi"/>
                 <w:bCs/>
               </w:rPr>
-              <w:lastRenderedPageBreak/>
               <w:t xml:space="preserve">Outstanding Group Performance in Communications Innovations, HRSA </w:t>
             </w:r>
           </w:p>
@@ -24005,6 +24104,310 @@
             <w:r>
               <w:rPr>
                 <w:rFonts w:asciiTheme="minorHAnsi" w:hAnsiTheme="minorHAnsi" w:cstheme="minorHAnsi"/>
+                <w:bCs/>
+              </w:rPr>
+              <w:t xml:space="preserve">  </w:t>
+            </w:r>
+            <w:r>
+              <w:rPr>
+                <w:rFonts w:asciiTheme="minorHAnsi" w:hAnsiTheme="minorHAnsi" w:cstheme="minorHAnsi"/>
+                <w:bCs/>
+              </w:rPr>
+              <w:t>STAT 100</w:t>
+            </w:r>
+            <w:r>
+              <w:rPr>
+                <w:rFonts w:asciiTheme="minorHAnsi" w:hAnsiTheme="minorHAnsi" w:cstheme="minorHAnsi"/>
+                <w:bCs/>
+              </w:rPr>
+              <w:t xml:space="preserve"> – </w:t>
+            </w:r>
+            <w:r>
+              <w:rPr>
+                <w:rFonts w:asciiTheme="minorHAnsi" w:hAnsiTheme="minorHAnsi" w:cstheme="minorHAnsi"/>
+                <w:bCs/>
+              </w:rPr>
+              <w:t>Statistics [In-Person] (5</w:t>
+            </w:r>
+            <w:r>
+              <w:rPr>
+                <w:rFonts w:asciiTheme="minorHAnsi" w:hAnsiTheme="minorHAnsi" w:cstheme="minorHAnsi"/>
+                <w:bCs/>
+              </w:rPr>
+              <w:t xml:space="preserve">47 </w:t>
+            </w:r>
+            <w:r>
+              <w:rPr>
+                <w:rFonts w:asciiTheme="minorHAnsi" w:hAnsiTheme="minorHAnsi" w:cstheme="minorHAnsi"/>
+                <w:bCs/>
+              </w:rPr>
+              <w:t>students)</w:t>
+            </w:r>
+          </w:p>
+        </w:tc>
+        <w:tc>
+          <w:tcPr>
+            <w:tcW w:w="1885" w:type="dxa"/>
+          </w:tcPr>
+          <w:p>
+            <w:pPr>
+              <w:tabs>
+                <w:tab w:val="right" w:pos="8640"/>
+              </w:tabs>
+              <w:rPr>
+                <w:rFonts w:asciiTheme="minorHAnsi" w:hAnsiTheme="minorHAnsi" w:cstheme="minorHAnsi"/>
+                <w:bCs/>
+              </w:rPr>
+            </w:pPr>
+            <w:r>
+              <w:rPr>
+                <w:rFonts w:asciiTheme="minorHAnsi" w:hAnsiTheme="minorHAnsi" w:cstheme="minorHAnsi"/>
+                <w:bCs/>
+              </w:rPr>
+              <w:t>2026 – Spring</w:t>
+            </w:r>
+          </w:p>
+        </w:tc>
+      </w:tr>
+      <w:tr>
+        <w:tc>
+          <w:tcPr>
+            <w:tcW w:w="7943" w:type="dxa"/>
+          </w:tcPr>
+          <w:p>
+            <w:pPr>
+              <w:tabs>
+                <w:tab w:val="right" w:pos="8640"/>
+              </w:tabs>
+              <w:rPr>
+                <w:rFonts w:asciiTheme="minorHAnsi" w:hAnsiTheme="minorHAnsi" w:cstheme="minorHAnsi"/>
+                <w:b/>
+              </w:rPr>
+            </w:pPr>
+            <w:r>
+              <w:rPr>
+                <w:rFonts w:asciiTheme="minorHAnsi" w:hAnsiTheme="minorHAnsi" w:cstheme="minorHAnsi"/>
+                <w:bCs/>
+              </w:rPr>
+              <w:t xml:space="preserve">  </w:t>
+            </w:r>
+            <w:r>
+              <w:rPr>
+                <w:rFonts w:asciiTheme="minorHAnsi" w:hAnsiTheme="minorHAnsi" w:cstheme="minorHAnsi"/>
+                <w:bCs/>
+              </w:rPr>
+              <w:t>STAT 100</w:t>
+            </w:r>
+            <w:r>
+              <w:rPr>
+                <w:rFonts w:asciiTheme="minorHAnsi" w:hAnsiTheme="minorHAnsi" w:cstheme="minorHAnsi"/>
+                <w:bCs/>
+              </w:rPr>
+              <w:t xml:space="preserve"> – </w:t>
+            </w:r>
+            <w:r>
+              <w:rPr>
+                <w:rFonts w:asciiTheme="minorHAnsi" w:hAnsiTheme="minorHAnsi" w:cstheme="minorHAnsi"/>
+                <w:bCs/>
+              </w:rPr>
+              <w:t>Statistics [In-Person] (5</w:t>
+            </w:r>
+            <w:r>
+              <w:rPr>
+                <w:rFonts w:asciiTheme="minorHAnsi" w:hAnsiTheme="minorHAnsi" w:cstheme="minorHAnsi"/>
+                <w:bCs/>
+              </w:rPr>
+              <w:t>13</w:t>
+            </w:r>
+            <w:r>
+              <w:rPr>
+                <w:rFonts w:asciiTheme="minorHAnsi" w:hAnsiTheme="minorHAnsi" w:cstheme="minorHAnsi"/>
+                <w:bCs/>
+              </w:rPr>
+              <w:t xml:space="preserve"> students)</w:t>
+            </w:r>
+          </w:p>
+        </w:tc>
+        <w:tc>
+          <w:tcPr>
+            <w:tcW w:w="1885" w:type="dxa"/>
+          </w:tcPr>
+          <w:p>
+            <w:pPr>
+              <w:tabs>
+                <w:tab w:val="right" w:pos="8640"/>
+              </w:tabs>
+              <w:rPr>
+                <w:rFonts w:asciiTheme="minorHAnsi" w:hAnsiTheme="minorHAnsi" w:cstheme="minorHAnsi"/>
+                <w:bCs/>
+              </w:rPr>
+            </w:pPr>
+            <w:r>
+              <w:rPr>
+                <w:rFonts w:asciiTheme="minorHAnsi" w:hAnsiTheme="minorHAnsi" w:cstheme="minorHAnsi"/>
+                <w:bCs/>
+              </w:rPr>
+              <w:t>2026 – Spring</w:t>
+            </w:r>
+          </w:p>
+        </w:tc>
+      </w:tr>
+      <w:tr>
+        <w:tc>
+          <w:tcPr>
+            <w:tcW w:w="7943" w:type="dxa"/>
+          </w:tcPr>
+          <w:p>
+            <w:pPr>
+              <w:tabs>
+                <w:tab w:val="right" w:pos="8640"/>
+              </w:tabs>
+              <w:rPr>
+                <w:rFonts w:asciiTheme="minorHAnsi" w:hAnsiTheme="minorHAnsi" w:cstheme="minorHAnsi"/>
+                <w:b/>
+              </w:rPr>
+            </w:pPr>
+            <w:r>
+              <w:rPr>
+                <w:rFonts w:asciiTheme="minorHAnsi" w:hAnsiTheme="minorHAnsi" w:cstheme="minorHAnsi"/>
+                <w:bCs/>
+              </w:rPr>
+              <w:t xml:space="preserve">  STAT 390 – Individual Study (5 students)</w:t>
+            </w:r>
+          </w:p>
+        </w:tc>
+        <w:tc>
+          <w:tcPr>
+            <w:tcW w:w="1885" w:type="dxa"/>
+          </w:tcPr>
+          <w:p>
+            <w:pPr>
+              <w:tabs>
+                <w:tab w:val="right" w:pos="8640"/>
+              </w:tabs>
+              <w:rPr>
+                <w:rFonts w:asciiTheme="minorHAnsi" w:hAnsiTheme="minorHAnsi" w:cstheme="minorHAnsi"/>
+                <w:bCs/>
+              </w:rPr>
+            </w:pPr>
+            <w:r>
+              <w:rPr>
+                <w:rFonts w:asciiTheme="minorHAnsi" w:hAnsiTheme="minorHAnsi" w:cstheme="minorHAnsi"/>
+                <w:bCs/>
+              </w:rPr>
+              <w:t>2026 – Spring</w:t>
+            </w:r>
+          </w:p>
+        </w:tc>
+      </w:tr>
+      <w:tr>
+        <w:tc>
+          <w:tcPr>
+            <w:tcW w:w="7943" w:type="dxa"/>
+          </w:tcPr>
+          <w:p>
+            <w:pPr>
+              <w:tabs>
+                <w:tab w:val="right" w:pos="8640"/>
+              </w:tabs>
+              <w:rPr>
+                <w:rFonts w:asciiTheme="minorHAnsi" w:hAnsiTheme="minorHAnsi" w:cstheme="minorHAnsi"/>
+                <w:b/>
+              </w:rPr>
+            </w:pPr>
+            <w:r>
+              <w:rPr>
+                <w:rFonts w:asciiTheme="minorHAnsi" w:hAnsiTheme="minorHAnsi" w:cstheme="minorHAnsi"/>
+                <w:b/>
+              </w:rPr>
+              <w:t xml:space="preserve">  </w:t>
+            </w:r>
+            <w:r>
+              <w:rPr>
+                <w:rFonts w:asciiTheme="minorHAnsi" w:hAnsiTheme="minorHAnsi" w:cstheme="minorHAnsi"/>
+                <w:bCs/>
+              </w:rPr>
+              <w:t>PSYC 494</w:t>
+            </w:r>
+            <w:r>
+              <w:rPr>
+                <w:rFonts w:asciiTheme="minorHAnsi" w:hAnsiTheme="minorHAnsi" w:cstheme="minorHAnsi"/>
+                <w:bCs/>
+              </w:rPr>
+              <w:t xml:space="preserve"> – </w:t>
+            </w:r>
+            <w:r>
+              <w:rPr>
+                <w:rFonts w:asciiTheme="minorHAnsi" w:hAnsiTheme="minorHAnsi" w:cstheme="minorHAnsi"/>
+                <w:bCs/>
+              </w:rPr>
+              <w:t>Advanced Research in Psychology</w:t>
+            </w:r>
+            <w:r>
+              <w:rPr>
+                <w:rFonts w:asciiTheme="minorHAnsi" w:hAnsiTheme="minorHAnsi" w:cstheme="minorHAnsi"/>
+                <w:bCs/>
+              </w:rPr>
+              <w:t xml:space="preserve"> (</w:t>
+            </w:r>
+            <w:r>
+              <w:rPr>
+                <w:rFonts w:asciiTheme="minorHAnsi" w:hAnsiTheme="minorHAnsi" w:cstheme="minorHAnsi"/>
+                <w:bCs/>
+              </w:rPr>
+              <w:t>7</w:t>
+            </w:r>
+            <w:r>
+              <w:rPr>
+                <w:rFonts w:asciiTheme="minorHAnsi" w:hAnsiTheme="minorHAnsi" w:cstheme="minorHAnsi"/>
+                <w:bCs/>
+              </w:rPr>
+              <w:t xml:space="preserve"> students)</w:t>
+            </w:r>
+          </w:p>
+        </w:tc>
+        <w:tc>
+          <w:tcPr>
+            <w:tcW w:w="1885" w:type="dxa"/>
+          </w:tcPr>
+          <w:p>
+            <w:pPr>
+              <w:tabs>
+                <w:tab w:val="right" w:pos="8640"/>
+              </w:tabs>
+              <w:rPr>
+                <w:rFonts w:asciiTheme="minorHAnsi" w:hAnsiTheme="minorHAnsi" w:cstheme="minorHAnsi"/>
+                <w:bCs/>
+              </w:rPr>
+            </w:pPr>
+            <w:r>
+              <w:rPr>
+                <w:rFonts w:asciiTheme="minorHAnsi" w:hAnsiTheme="minorHAnsi" w:cstheme="minorHAnsi"/>
+                <w:bCs/>
+              </w:rPr>
+              <w:t xml:space="preserve">2026 – Spring </w:t>
+            </w:r>
+          </w:p>
+        </w:tc>
+      </w:tr>
+      <w:tr>
+        <w:tc>
+          <w:tcPr>
+            <w:tcW w:w="7943" w:type="dxa"/>
+          </w:tcPr>
+          <w:p>
+            <w:pPr>
+              <w:tabs>
+                <w:tab w:val="right" w:pos="8640"/>
+              </w:tabs>
+              <w:rPr>
+                <w:rFonts w:asciiTheme="minorHAnsi" w:hAnsiTheme="minorHAnsi" w:cstheme="minorHAnsi"/>
+                <w:b/>
+              </w:rPr>
+            </w:pPr>
+            <w:r>
+              <w:rPr>
+                <w:rFonts w:asciiTheme="minorHAnsi" w:hAnsiTheme="minorHAnsi" w:cstheme="minorHAnsi"/>
                 <w:b/>
               </w:rPr>
               <w:t xml:space="preserve">  </w:t>
@@ -25590,6 +25993,7 @@
                 <w:rFonts w:asciiTheme="minorHAnsi" w:hAnsiTheme="minorHAnsi" w:cstheme="minorHAnsi"/>
                 <w:b/>
               </w:rPr>
+              <w:lastRenderedPageBreak/>
               <w:t xml:space="preserve">  </w:t>
             </w:r>
             <w:r>
@@ -26030,7 +26434,6 @@
                 <w:rFonts w:asciiTheme="minorHAnsi" w:hAnsiTheme="minorHAnsi" w:cstheme="minorHAnsi"/>
                 <w:b/>
               </w:rPr>
-              <w:lastRenderedPageBreak/>
               <w:t xml:space="preserve">  </w:t>
             </w:r>
             <w:r>
@@ -30708,6 +31111,97 @@
     </w:lvl>
   </w:abstractNum>
   <w:abstractNum w:abstractNumId="35" w15:restartNumberingAfterBreak="0">
+    <w:nsid w:val="22281567"/>
+    <w:multiLevelType w:val="hybridMultilevel"/>
+    <w:tmpl w:val="6D245662"/>
+    <w:lvl w:ilvl="0" w:tplc="C86EC7B2">
+      <w:start w:val="11"/>
+      <w:numFmt w:val="decimal"/>
+      <w:lvlText w:val="%1."/>
+      <w:lvlJc w:val="left"/>
+      <w:pPr>
+        <w:ind w:left="0" w:hanging="360"/>
+      </w:pPr>
+      <w:rPr>
+        <w:rFonts w:hint="default"/>
+        <w:i w:val="0"/>
+        <w:iCs w:val="0"/>
+      </w:rPr>
+    </w:lvl>
+    <w:lvl w:ilvl="1" w:tplc="04090019" w:tentative="1">
+      <w:start w:val="1"/>
+      <w:numFmt w:val="lowerLetter"/>
+      <w:lvlText w:val="%2."/>
+      <w:lvlJc w:val="left"/>
+      <w:pPr>
+        <w:ind w:left="1440" w:hanging="360"/>
+      </w:pPr>
+    </w:lvl>
+    <w:lvl w:ilvl="2" w:tplc="0409001B" w:tentative="1">
+      <w:start w:val="1"/>
+      <w:numFmt w:val="lowerRoman"/>
+      <w:lvlText w:val="%3."/>
+      <w:lvlJc w:val="right"/>
+      <w:pPr>
+        <w:ind w:left="2160" w:hanging="180"/>
+      </w:pPr>
+    </w:lvl>
+    <w:lvl w:ilvl="3" w:tplc="0409000F" w:tentative="1">
+      <w:start w:val="1"/>
+      <w:numFmt w:val="decimal"/>
+      <w:lvlText w:val="%4."/>
+      <w:lvlJc w:val="left"/>
+      <w:pPr>
+        <w:ind w:left="2880" w:hanging="360"/>
+      </w:pPr>
+    </w:lvl>
+    <w:lvl w:ilvl="4" w:tplc="04090019" w:tentative="1">
+      <w:start w:val="1"/>
+      <w:numFmt w:val="lowerLetter"/>
+      <w:lvlText w:val="%5."/>
+      <w:lvlJc w:val="left"/>
+      <w:pPr>
+        <w:ind w:left="3600" w:hanging="360"/>
+      </w:pPr>
+    </w:lvl>
+    <w:lvl w:ilvl="5" w:tplc="0409001B" w:tentative="1">
+      <w:start w:val="1"/>
+      <w:numFmt w:val="lowerRoman"/>
+      <w:lvlText w:val="%6."/>
+      <w:lvlJc w:val="right"/>
+      <w:pPr>
+        <w:ind w:left="4320" w:hanging="180"/>
+      </w:pPr>
+    </w:lvl>
+    <w:lvl w:ilvl="6" w:tplc="0409000F" w:tentative="1">
+      <w:start w:val="1"/>
+      <w:numFmt w:val="decimal"/>
+      <w:lvlText w:val="%7."/>
+      <w:lvlJc w:val="left"/>
+      <w:pPr>
+        <w:ind w:left="5040" w:hanging="360"/>
+      </w:pPr>
+    </w:lvl>
+    <w:lvl w:ilvl="7" w:tplc="04090019" w:tentative="1">
+      <w:start w:val="1"/>
+      <w:numFmt w:val="lowerLetter"/>
+      <w:lvlText w:val="%8."/>
+      <w:lvlJc w:val="left"/>
+      <w:pPr>
+        <w:ind w:left="5760" w:hanging="360"/>
+      </w:pPr>
+    </w:lvl>
+    <w:lvl w:ilvl="8" w:tplc="0409001B" w:tentative="1">
+      <w:start w:val="1"/>
+      <w:numFmt w:val="lowerRoman"/>
+      <w:lvlText w:val="%9."/>
+      <w:lvlJc w:val="right"/>
+      <w:pPr>
+        <w:ind w:left="6480" w:hanging="180"/>
+      </w:pPr>
+    </w:lvl>
+  </w:abstractNum>
+  <w:abstractNum w:abstractNumId="36" w15:restartNumberingAfterBreak="0">
     <w:nsid w:val="22DD2D63"/>
     <w:multiLevelType w:val="hybridMultilevel"/>
     <w:tmpl w:val="BE10E562"/>
@@ -30798,7 +31292,7 @@
       </w:pPr>
     </w:lvl>
   </w:abstractNum>
-  <w:abstractNum w:abstractNumId="36" w15:restartNumberingAfterBreak="0">
+  <w:abstractNum w:abstractNumId="37" w15:restartNumberingAfterBreak="0">
     <w:nsid w:val="23C31F0A"/>
     <w:multiLevelType w:val="hybridMultilevel"/>
     <w:tmpl w:val="ED580984"/>
@@ -30889,7 +31383,7 @@
       </w:pPr>
     </w:lvl>
   </w:abstractNum>
-  <w:abstractNum w:abstractNumId="37" w15:restartNumberingAfterBreak="0">
+  <w:abstractNum w:abstractNumId="38" w15:restartNumberingAfterBreak="0">
     <w:nsid w:val="2408715C"/>
     <w:multiLevelType w:val="hybridMultilevel"/>
     <w:tmpl w:val="467A4496"/>
@@ -30980,7 +31474,7 @@
       </w:pPr>
     </w:lvl>
   </w:abstractNum>
-  <w:abstractNum w:abstractNumId="38" w15:restartNumberingAfterBreak="0">
+  <w:abstractNum w:abstractNumId="39" w15:restartNumberingAfterBreak="0">
     <w:nsid w:val="25335C91"/>
     <w:multiLevelType w:val="hybridMultilevel"/>
     <w:tmpl w:val="C21AF6FC"/>
@@ -31071,7 +31565,7 @@
       </w:pPr>
     </w:lvl>
   </w:abstractNum>
-  <w:abstractNum w:abstractNumId="39" w15:restartNumberingAfterBreak="0">
+  <w:abstractNum w:abstractNumId="40" w15:restartNumberingAfterBreak="0">
     <w:nsid w:val="256F3C17"/>
     <w:multiLevelType w:val="hybridMultilevel"/>
     <w:tmpl w:val="1466157A"/>
@@ -31162,7 +31656,7 @@
       </w:pPr>
     </w:lvl>
   </w:abstractNum>
-  <w:abstractNum w:abstractNumId="40" w15:restartNumberingAfterBreak="0">
+  <w:abstractNum w:abstractNumId="41" w15:restartNumberingAfterBreak="0">
     <w:nsid w:val="26193400"/>
     <w:multiLevelType w:val="hybridMultilevel"/>
     <w:tmpl w:val="10946922"/>
@@ -31253,7 +31747,7 @@
       </w:pPr>
     </w:lvl>
   </w:abstractNum>
-  <w:abstractNum w:abstractNumId="41" w15:restartNumberingAfterBreak="0">
+  <w:abstractNum w:abstractNumId="42" w15:restartNumberingAfterBreak="0">
     <w:nsid w:val="267D3ED4"/>
     <w:multiLevelType w:val="hybridMultilevel"/>
     <w:tmpl w:val="0E4CBBAE"/>
@@ -31344,7 +31838,7 @@
       </w:pPr>
     </w:lvl>
   </w:abstractNum>
-  <w:abstractNum w:abstractNumId="42" w15:restartNumberingAfterBreak="0">
+  <w:abstractNum w:abstractNumId="43" w15:restartNumberingAfterBreak="0">
     <w:nsid w:val="27592B5B"/>
     <w:multiLevelType w:val="hybridMultilevel"/>
     <w:tmpl w:val="E8AE1D84"/>
@@ -31435,7 +31929,7 @@
       </w:pPr>
     </w:lvl>
   </w:abstractNum>
-  <w:abstractNum w:abstractNumId="43" w15:restartNumberingAfterBreak="0">
+  <w:abstractNum w:abstractNumId="44" w15:restartNumberingAfterBreak="0">
     <w:nsid w:val="276A461F"/>
     <w:multiLevelType w:val="hybridMultilevel"/>
     <w:tmpl w:val="8C6EFDAA"/>
@@ -31526,7 +32020,7 @@
       </w:pPr>
     </w:lvl>
   </w:abstractNum>
-  <w:abstractNum w:abstractNumId="44" w15:restartNumberingAfterBreak="0">
+  <w:abstractNum w:abstractNumId="45" w15:restartNumberingAfterBreak="0">
     <w:nsid w:val="27CB4B6E"/>
     <w:multiLevelType w:val="hybridMultilevel"/>
     <w:tmpl w:val="FAD8B202"/>
@@ -31617,7 +32111,7 @@
       </w:pPr>
     </w:lvl>
   </w:abstractNum>
-  <w:abstractNum w:abstractNumId="45" w15:restartNumberingAfterBreak="0">
+  <w:abstractNum w:abstractNumId="46" w15:restartNumberingAfterBreak="0">
     <w:nsid w:val="281E4B55"/>
     <w:multiLevelType w:val="hybridMultilevel"/>
     <w:tmpl w:val="906E416E"/>
@@ -31708,7 +32202,7 @@
       </w:pPr>
     </w:lvl>
   </w:abstractNum>
-  <w:abstractNum w:abstractNumId="46" w15:restartNumberingAfterBreak="0">
+  <w:abstractNum w:abstractNumId="47" w15:restartNumberingAfterBreak="0">
     <w:nsid w:val="29FA154E"/>
     <w:multiLevelType w:val="hybridMultilevel"/>
     <w:tmpl w:val="0DDE4BD6"/>
@@ -31799,7 +32293,7 @@
       </w:pPr>
     </w:lvl>
   </w:abstractNum>
-  <w:abstractNum w:abstractNumId="47" w15:restartNumberingAfterBreak="0">
+  <w:abstractNum w:abstractNumId="48" w15:restartNumberingAfterBreak="0">
     <w:nsid w:val="2B715B30"/>
     <w:multiLevelType w:val="hybridMultilevel"/>
     <w:tmpl w:val="302EE01A"/>
@@ -31890,7 +32384,7 @@
       </w:pPr>
     </w:lvl>
   </w:abstractNum>
-  <w:abstractNum w:abstractNumId="48" w15:restartNumberingAfterBreak="0">
+  <w:abstractNum w:abstractNumId="49" w15:restartNumberingAfterBreak="0">
     <w:nsid w:val="2BEC34F9"/>
     <w:multiLevelType w:val="hybridMultilevel"/>
     <w:tmpl w:val="D71A8A18"/>
@@ -31981,7 +32475,7 @@
       </w:pPr>
     </w:lvl>
   </w:abstractNum>
-  <w:abstractNum w:abstractNumId="49" w15:restartNumberingAfterBreak="0">
+  <w:abstractNum w:abstractNumId="50" w15:restartNumberingAfterBreak="0">
     <w:nsid w:val="2C294CA9"/>
     <w:multiLevelType w:val="hybridMultilevel"/>
     <w:tmpl w:val="48766120"/>
@@ -32072,7 +32566,7 @@
       </w:pPr>
     </w:lvl>
   </w:abstractNum>
-  <w:abstractNum w:abstractNumId="50" w15:restartNumberingAfterBreak="0">
+  <w:abstractNum w:abstractNumId="51" w15:restartNumberingAfterBreak="0">
     <w:nsid w:val="2CE21C3D"/>
     <w:multiLevelType w:val="hybridMultilevel"/>
     <w:tmpl w:val="25F44C0A"/>
@@ -32163,7 +32657,7 @@
       </w:pPr>
     </w:lvl>
   </w:abstractNum>
-  <w:abstractNum w:abstractNumId="51" w15:restartNumberingAfterBreak="0">
+  <w:abstractNum w:abstractNumId="52" w15:restartNumberingAfterBreak="0">
     <w:nsid w:val="2CE920C5"/>
     <w:multiLevelType w:val="hybridMultilevel"/>
     <w:tmpl w:val="A9E431C0"/>
@@ -32254,7 +32748,7 @@
       </w:pPr>
     </w:lvl>
   </w:abstractNum>
-  <w:abstractNum w:abstractNumId="52" w15:restartNumberingAfterBreak="0">
+  <w:abstractNum w:abstractNumId="53" w15:restartNumberingAfterBreak="0">
     <w:nsid w:val="2E6170FF"/>
     <w:multiLevelType w:val="hybridMultilevel"/>
     <w:tmpl w:val="761235A4"/>
@@ -32345,7 +32839,7 @@
       </w:pPr>
     </w:lvl>
   </w:abstractNum>
-  <w:abstractNum w:abstractNumId="53" w15:restartNumberingAfterBreak="0">
+  <w:abstractNum w:abstractNumId="54" w15:restartNumberingAfterBreak="0">
     <w:nsid w:val="2E733A87"/>
     <w:multiLevelType w:val="hybridMultilevel"/>
     <w:tmpl w:val="1B42362A"/>
@@ -32436,7 +32930,7 @@
       </w:pPr>
     </w:lvl>
   </w:abstractNum>
-  <w:abstractNum w:abstractNumId="54" w15:restartNumberingAfterBreak="0">
+  <w:abstractNum w:abstractNumId="55" w15:restartNumberingAfterBreak="0">
     <w:nsid w:val="2EE7118D"/>
     <w:multiLevelType w:val="hybridMultilevel"/>
     <w:tmpl w:val="FE6AB604"/>
@@ -32527,7 +33021,7 @@
       </w:pPr>
     </w:lvl>
   </w:abstractNum>
-  <w:abstractNum w:abstractNumId="55" w15:restartNumberingAfterBreak="0">
+  <w:abstractNum w:abstractNumId="56" w15:restartNumberingAfterBreak="0">
     <w:nsid w:val="30765CC3"/>
     <w:multiLevelType w:val="hybridMultilevel"/>
     <w:tmpl w:val="D60AEA30"/>
@@ -32618,7 +33112,7 @@
       </w:pPr>
     </w:lvl>
   </w:abstractNum>
-  <w:abstractNum w:abstractNumId="56" w15:restartNumberingAfterBreak="0">
+  <w:abstractNum w:abstractNumId="57" w15:restartNumberingAfterBreak="0">
     <w:nsid w:val="33590B91"/>
     <w:multiLevelType w:val="hybridMultilevel"/>
     <w:tmpl w:val="EF006D9E"/>
@@ -32709,7 +33203,7 @@
       </w:pPr>
     </w:lvl>
   </w:abstractNum>
-  <w:abstractNum w:abstractNumId="57" w15:restartNumberingAfterBreak="0">
+  <w:abstractNum w:abstractNumId="58" w15:restartNumberingAfterBreak="0">
     <w:nsid w:val="33904A1A"/>
     <w:multiLevelType w:val="hybridMultilevel"/>
     <w:tmpl w:val="290E8366"/>
@@ -32800,7 +33294,7 @@
       </w:pPr>
     </w:lvl>
   </w:abstractNum>
-  <w:abstractNum w:abstractNumId="58" w15:restartNumberingAfterBreak="0">
+  <w:abstractNum w:abstractNumId="59" w15:restartNumberingAfterBreak="0">
     <w:nsid w:val="35B4073F"/>
     <w:multiLevelType w:val="hybridMultilevel"/>
     <w:tmpl w:val="555AE326"/>
@@ -32891,7 +33385,7 @@
       </w:pPr>
     </w:lvl>
   </w:abstractNum>
-  <w:abstractNum w:abstractNumId="59" w15:restartNumberingAfterBreak="0">
+  <w:abstractNum w:abstractNumId="60" w15:restartNumberingAfterBreak="0">
     <w:nsid w:val="36884E5F"/>
     <w:multiLevelType w:val="hybridMultilevel"/>
     <w:tmpl w:val="B9580F56"/>
@@ -32982,7 +33476,7 @@
       </w:pPr>
     </w:lvl>
   </w:abstractNum>
-  <w:abstractNum w:abstractNumId="60" w15:restartNumberingAfterBreak="0">
+  <w:abstractNum w:abstractNumId="61" w15:restartNumberingAfterBreak="0">
     <w:nsid w:val="38F014B3"/>
     <w:multiLevelType w:val="hybridMultilevel"/>
     <w:tmpl w:val="84DEACB8"/>
@@ -33073,7 +33567,7 @@
       </w:pPr>
     </w:lvl>
   </w:abstractNum>
-  <w:abstractNum w:abstractNumId="61" w15:restartNumberingAfterBreak="0">
+  <w:abstractNum w:abstractNumId="62" w15:restartNumberingAfterBreak="0">
     <w:nsid w:val="39566374"/>
     <w:multiLevelType w:val="hybridMultilevel"/>
     <w:tmpl w:val="6FBE6D42"/>
@@ -33164,7 +33658,7 @@
       </w:pPr>
     </w:lvl>
   </w:abstractNum>
-  <w:abstractNum w:abstractNumId="62" w15:restartNumberingAfterBreak="0">
+  <w:abstractNum w:abstractNumId="63" w15:restartNumberingAfterBreak="0">
     <w:nsid w:val="39B643AC"/>
     <w:multiLevelType w:val="hybridMultilevel"/>
     <w:tmpl w:val="CEF05086"/>
@@ -33255,7 +33749,7 @@
       </w:pPr>
     </w:lvl>
   </w:abstractNum>
-  <w:abstractNum w:abstractNumId="63" w15:restartNumberingAfterBreak="0">
+  <w:abstractNum w:abstractNumId="64" w15:restartNumberingAfterBreak="0">
     <w:nsid w:val="39E95716"/>
     <w:multiLevelType w:val="hybridMultilevel"/>
     <w:tmpl w:val="4FB4FF78"/>
@@ -33346,7 +33840,7 @@
       </w:pPr>
     </w:lvl>
   </w:abstractNum>
-  <w:abstractNum w:abstractNumId="64" w15:restartNumberingAfterBreak="0">
+  <w:abstractNum w:abstractNumId="65" w15:restartNumberingAfterBreak="0">
     <w:nsid w:val="3B2A780D"/>
     <w:multiLevelType w:val="hybridMultilevel"/>
     <w:tmpl w:val="A39E7AB8"/>
@@ -33437,7 +33931,7 @@
       </w:pPr>
     </w:lvl>
   </w:abstractNum>
-  <w:abstractNum w:abstractNumId="65" w15:restartNumberingAfterBreak="0">
+  <w:abstractNum w:abstractNumId="66" w15:restartNumberingAfterBreak="0">
     <w:nsid w:val="3BEA4F4E"/>
     <w:multiLevelType w:val="hybridMultilevel"/>
     <w:tmpl w:val="6304F688"/>
@@ -33528,7 +34022,7 @@
       </w:pPr>
     </w:lvl>
   </w:abstractNum>
-  <w:abstractNum w:abstractNumId="66" w15:restartNumberingAfterBreak="0">
+  <w:abstractNum w:abstractNumId="67" w15:restartNumberingAfterBreak="0">
     <w:nsid w:val="3BF158F0"/>
     <w:multiLevelType w:val="hybridMultilevel"/>
     <w:tmpl w:val="73EA7920"/>
@@ -33619,7 +34113,7 @@
       </w:pPr>
     </w:lvl>
   </w:abstractNum>
-  <w:abstractNum w:abstractNumId="67" w15:restartNumberingAfterBreak="0">
+  <w:abstractNum w:abstractNumId="68" w15:restartNumberingAfterBreak="0">
     <w:nsid w:val="3C4F7464"/>
     <w:multiLevelType w:val="hybridMultilevel"/>
     <w:tmpl w:val="E16A64C2"/>
@@ -33710,7 +34204,7 @@
       </w:pPr>
     </w:lvl>
   </w:abstractNum>
-  <w:abstractNum w:abstractNumId="68" w15:restartNumberingAfterBreak="0">
+  <w:abstractNum w:abstractNumId="69" w15:restartNumberingAfterBreak="0">
     <w:nsid w:val="3D547017"/>
     <w:multiLevelType w:val="hybridMultilevel"/>
     <w:tmpl w:val="E0A47D24"/>
@@ -33801,7 +34295,7 @@
       </w:pPr>
     </w:lvl>
   </w:abstractNum>
-  <w:abstractNum w:abstractNumId="69" w15:restartNumberingAfterBreak="0">
+  <w:abstractNum w:abstractNumId="70" w15:restartNumberingAfterBreak="0">
     <w:nsid w:val="3EC559D5"/>
     <w:multiLevelType w:val="hybridMultilevel"/>
     <w:tmpl w:val="2CF2A0BA"/>
@@ -33892,7 +34386,7 @@
       </w:pPr>
     </w:lvl>
   </w:abstractNum>
-  <w:abstractNum w:abstractNumId="70" w15:restartNumberingAfterBreak="0">
+  <w:abstractNum w:abstractNumId="71" w15:restartNumberingAfterBreak="0">
     <w:nsid w:val="4019310C"/>
     <w:multiLevelType w:val="hybridMultilevel"/>
     <w:tmpl w:val="9D00A89E"/>
@@ -33983,7 +34477,7 @@
       </w:pPr>
     </w:lvl>
   </w:abstractNum>
-  <w:abstractNum w:abstractNumId="71" w15:restartNumberingAfterBreak="0">
+  <w:abstractNum w:abstractNumId="72" w15:restartNumberingAfterBreak="0">
     <w:nsid w:val="419D6A69"/>
     <w:multiLevelType w:val="hybridMultilevel"/>
     <w:tmpl w:val="1EFE5EAE"/>
@@ -34074,7 +34568,7 @@
       </w:pPr>
     </w:lvl>
   </w:abstractNum>
-  <w:abstractNum w:abstractNumId="72" w15:restartNumberingAfterBreak="0">
+  <w:abstractNum w:abstractNumId="73" w15:restartNumberingAfterBreak="0">
     <w:nsid w:val="41BF1068"/>
     <w:multiLevelType w:val="hybridMultilevel"/>
     <w:tmpl w:val="18DC2D02"/>
@@ -34165,7 +34659,7 @@
       </w:pPr>
     </w:lvl>
   </w:abstractNum>
-  <w:abstractNum w:abstractNumId="73" w15:restartNumberingAfterBreak="0">
+  <w:abstractNum w:abstractNumId="74" w15:restartNumberingAfterBreak="0">
     <w:nsid w:val="42F163E9"/>
     <w:multiLevelType w:val="hybridMultilevel"/>
     <w:tmpl w:val="61429D12"/>
@@ -34256,7 +34750,7 @@
       </w:pPr>
     </w:lvl>
   </w:abstractNum>
-  <w:abstractNum w:abstractNumId="74" w15:restartNumberingAfterBreak="0">
+  <w:abstractNum w:abstractNumId="75" w15:restartNumberingAfterBreak="0">
     <w:nsid w:val="46BC5D0C"/>
     <w:multiLevelType w:val="hybridMultilevel"/>
     <w:tmpl w:val="D108DFF2"/>
@@ -34347,7 +34841,7 @@
       </w:pPr>
     </w:lvl>
   </w:abstractNum>
-  <w:abstractNum w:abstractNumId="75" w15:restartNumberingAfterBreak="0">
+  <w:abstractNum w:abstractNumId="76" w15:restartNumberingAfterBreak="0">
     <w:nsid w:val="47D213B0"/>
     <w:multiLevelType w:val="hybridMultilevel"/>
     <w:tmpl w:val="E33883E6"/>
@@ -34438,7 +34932,7 @@
       </w:pPr>
     </w:lvl>
   </w:abstractNum>
-  <w:abstractNum w:abstractNumId="76" w15:restartNumberingAfterBreak="0">
+  <w:abstractNum w:abstractNumId="77" w15:restartNumberingAfterBreak="0">
     <w:nsid w:val="49243852"/>
     <w:multiLevelType w:val="hybridMultilevel"/>
     <w:tmpl w:val="E4867834"/>
@@ -34529,7 +35023,7 @@
       </w:pPr>
     </w:lvl>
   </w:abstractNum>
-  <w:abstractNum w:abstractNumId="77" w15:restartNumberingAfterBreak="0">
+  <w:abstractNum w:abstractNumId="78" w15:restartNumberingAfterBreak="0">
     <w:nsid w:val="4951664A"/>
     <w:multiLevelType w:val="hybridMultilevel"/>
     <w:tmpl w:val="BF1041BA"/>
@@ -34620,7 +35114,7 @@
       </w:pPr>
     </w:lvl>
   </w:abstractNum>
-  <w:abstractNum w:abstractNumId="78" w15:restartNumberingAfterBreak="0">
+  <w:abstractNum w:abstractNumId="79" w15:restartNumberingAfterBreak="0">
     <w:nsid w:val="4992349A"/>
     <w:multiLevelType w:val="hybridMultilevel"/>
     <w:tmpl w:val="776E5CBA"/>
@@ -34711,7 +35205,7 @@
       </w:pPr>
     </w:lvl>
   </w:abstractNum>
-  <w:abstractNum w:abstractNumId="79" w15:restartNumberingAfterBreak="0">
+  <w:abstractNum w:abstractNumId="80" w15:restartNumberingAfterBreak="0">
     <w:nsid w:val="4AA323EB"/>
     <w:multiLevelType w:val="hybridMultilevel"/>
     <w:tmpl w:val="95625318"/>
@@ -34802,7 +35296,7 @@
       </w:pPr>
     </w:lvl>
   </w:abstractNum>
-  <w:abstractNum w:abstractNumId="80" w15:restartNumberingAfterBreak="0">
+  <w:abstractNum w:abstractNumId="81" w15:restartNumberingAfterBreak="0">
     <w:nsid w:val="4B147208"/>
     <w:multiLevelType w:val="hybridMultilevel"/>
     <w:tmpl w:val="D8E672A8"/>
@@ -34893,7 +35387,7 @@
       </w:pPr>
     </w:lvl>
   </w:abstractNum>
-  <w:abstractNum w:abstractNumId="81" w15:restartNumberingAfterBreak="0">
+  <w:abstractNum w:abstractNumId="82" w15:restartNumberingAfterBreak="0">
     <w:nsid w:val="4CDC651E"/>
     <w:multiLevelType w:val="hybridMultilevel"/>
     <w:tmpl w:val="DAD6E676"/>
@@ -34984,7 +35478,7 @@
       </w:pPr>
     </w:lvl>
   </w:abstractNum>
-  <w:abstractNum w:abstractNumId="82" w15:restartNumberingAfterBreak="0">
+  <w:abstractNum w:abstractNumId="83" w15:restartNumberingAfterBreak="0">
     <w:nsid w:val="4EA84309"/>
     <w:multiLevelType w:val="hybridMultilevel"/>
     <w:tmpl w:val="D7DA776E"/>
@@ -35075,7 +35569,7 @@
       </w:pPr>
     </w:lvl>
   </w:abstractNum>
-  <w:abstractNum w:abstractNumId="83" w15:restartNumberingAfterBreak="0">
+  <w:abstractNum w:abstractNumId="84" w15:restartNumberingAfterBreak="0">
     <w:nsid w:val="4FD96E75"/>
     <w:multiLevelType w:val="hybridMultilevel"/>
     <w:tmpl w:val="B9C07684"/>
@@ -35166,7 +35660,7 @@
       </w:pPr>
     </w:lvl>
   </w:abstractNum>
-  <w:abstractNum w:abstractNumId="84" w15:restartNumberingAfterBreak="0">
+  <w:abstractNum w:abstractNumId="85" w15:restartNumberingAfterBreak="0">
     <w:nsid w:val="50410C1A"/>
     <w:multiLevelType w:val="hybridMultilevel"/>
     <w:tmpl w:val="016CCFAA"/>
@@ -35257,7 +35751,7 @@
       </w:pPr>
     </w:lvl>
   </w:abstractNum>
-  <w:abstractNum w:abstractNumId="85" w15:restartNumberingAfterBreak="0">
+  <w:abstractNum w:abstractNumId="86" w15:restartNumberingAfterBreak="0">
     <w:nsid w:val="50D82B98"/>
     <w:multiLevelType w:val="hybridMultilevel"/>
     <w:tmpl w:val="4C362136"/>
@@ -35348,7 +35842,7 @@
       </w:pPr>
     </w:lvl>
   </w:abstractNum>
-  <w:abstractNum w:abstractNumId="86" w15:restartNumberingAfterBreak="0">
+  <w:abstractNum w:abstractNumId="87" w15:restartNumberingAfterBreak="0">
     <w:nsid w:val="50F7563C"/>
     <w:multiLevelType w:val="hybridMultilevel"/>
     <w:tmpl w:val="EC866858"/>
@@ -35439,7 +35933,7 @@
       </w:pPr>
     </w:lvl>
   </w:abstractNum>
-  <w:abstractNum w:abstractNumId="87" w15:restartNumberingAfterBreak="0">
+  <w:abstractNum w:abstractNumId="88" w15:restartNumberingAfterBreak="0">
     <w:nsid w:val="52DB604C"/>
     <w:multiLevelType w:val="hybridMultilevel"/>
     <w:tmpl w:val="FCB40770"/>
@@ -35530,7 +36024,7 @@
       </w:pPr>
     </w:lvl>
   </w:abstractNum>
-  <w:abstractNum w:abstractNumId="88" w15:restartNumberingAfterBreak="0">
+  <w:abstractNum w:abstractNumId="89" w15:restartNumberingAfterBreak="0">
     <w:nsid w:val="53412257"/>
     <w:multiLevelType w:val="hybridMultilevel"/>
     <w:tmpl w:val="226AAB96"/>
@@ -35621,7 +36115,7 @@
       </w:pPr>
     </w:lvl>
   </w:abstractNum>
-  <w:abstractNum w:abstractNumId="89" w15:restartNumberingAfterBreak="0">
+  <w:abstractNum w:abstractNumId="90" w15:restartNumberingAfterBreak="0">
     <w:nsid w:val="53F233DB"/>
     <w:multiLevelType w:val="hybridMultilevel"/>
     <w:tmpl w:val="51D6D902"/>
@@ -35712,7 +36206,7 @@
       </w:pPr>
     </w:lvl>
   </w:abstractNum>
-  <w:abstractNum w:abstractNumId="90" w15:restartNumberingAfterBreak="0">
+  <w:abstractNum w:abstractNumId="91" w15:restartNumberingAfterBreak="0">
     <w:nsid w:val="57EC2FA5"/>
     <w:multiLevelType w:val="hybridMultilevel"/>
     <w:tmpl w:val="3034C930"/>
@@ -35803,7 +36297,7 @@
       </w:pPr>
     </w:lvl>
   </w:abstractNum>
-  <w:abstractNum w:abstractNumId="91" w15:restartNumberingAfterBreak="0">
+  <w:abstractNum w:abstractNumId="92" w15:restartNumberingAfterBreak="0">
     <w:nsid w:val="5B0769B2"/>
     <w:multiLevelType w:val="hybridMultilevel"/>
     <w:tmpl w:val="2EEA4774"/>
@@ -35894,7 +36388,7 @@
       </w:pPr>
     </w:lvl>
   </w:abstractNum>
-  <w:abstractNum w:abstractNumId="92" w15:restartNumberingAfterBreak="0">
+  <w:abstractNum w:abstractNumId="93" w15:restartNumberingAfterBreak="0">
     <w:nsid w:val="5B1506CB"/>
     <w:multiLevelType w:val="hybridMultilevel"/>
     <w:tmpl w:val="D7E2BA8C"/>
@@ -35985,7 +36479,7 @@
       </w:pPr>
     </w:lvl>
   </w:abstractNum>
-  <w:abstractNum w:abstractNumId="93" w15:restartNumberingAfterBreak="0">
+  <w:abstractNum w:abstractNumId="94" w15:restartNumberingAfterBreak="0">
     <w:nsid w:val="5D781860"/>
     <w:multiLevelType w:val="hybridMultilevel"/>
     <w:tmpl w:val="A81CED1A"/>
@@ -36076,7 +36570,7 @@
       </w:pPr>
     </w:lvl>
   </w:abstractNum>
-  <w:abstractNum w:abstractNumId="94" w15:restartNumberingAfterBreak="0">
+  <w:abstractNum w:abstractNumId="95" w15:restartNumberingAfterBreak="0">
     <w:nsid w:val="5DFB320F"/>
     <w:multiLevelType w:val="hybridMultilevel"/>
     <w:tmpl w:val="6E7AA700"/>
@@ -36167,7 +36661,7 @@
       </w:pPr>
     </w:lvl>
   </w:abstractNum>
-  <w:abstractNum w:abstractNumId="95" w15:restartNumberingAfterBreak="0">
+  <w:abstractNum w:abstractNumId="96" w15:restartNumberingAfterBreak="0">
     <w:nsid w:val="5F5D3A6B"/>
     <w:multiLevelType w:val="hybridMultilevel"/>
     <w:tmpl w:val="D9A05A48"/>
@@ -36258,7 +36752,7 @@
       </w:pPr>
     </w:lvl>
   </w:abstractNum>
-  <w:abstractNum w:abstractNumId="96" w15:restartNumberingAfterBreak="0">
+  <w:abstractNum w:abstractNumId="97" w15:restartNumberingAfterBreak="0">
     <w:nsid w:val="601023D7"/>
     <w:multiLevelType w:val="hybridMultilevel"/>
     <w:tmpl w:val="4B2C43CA"/>
@@ -36349,7 +36843,7 @@
       </w:pPr>
     </w:lvl>
   </w:abstractNum>
-  <w:abstractNum w:abstractNumId="97" w15:restartNumberingAfterBreak="0">
+  <w:abstractNum w:abstractNumId="98" w15:restartNumberingAfterBreak="0">
     <w:nsid w:val="60F675A9"/>
     <w:multiLevelType w:val="hybridMultilevel"/>
     <w:tmpl w:val="264A345C"/>
@@ -36440,7 +36934,7 @@
       </w:pPr>
     </w:lvl>
   </w:abstractNum>
-  <w:abstractNum w:abstractNumId="98" w15:restartNumberingAfterBreak="0">
+  <w:abstractNum w:abstractNumId="99" w15:restartNumberingAfterBreak="0">
     <w:nsid w:val="61345E84"/>
     <w:multiLevelType w:val="hybridMultilevel"/>
     <w:tmpl w:val="84201D52"/>
@@ -36531,7 +37025,7 @@
       </w:pPr>
     </w:lvl>
   </w:abstractNum>
-  <w:abstractNum w:abstractNumId="99" w15:restartNumberingAfterBreak="0">
+  <w:abstractNum w:abstractNumId="100" w15:restartNumberingAfterBreak="0">
     <w:nsid w:val="673700EA"/>
     <w:multiLevelType w:val="hybridMultilevel"/>
     <w:tmpl w:val="7056F5D6"/>
@@ -36622,7 +37116,7 @@
       </w:pPr>
     </w:lvl>
   </w:abstractNum>
-  <w:abstractNum w:abstractNumId="100" w15:restartNumberingAfterBreak="0">
+  <w:abstractNum w:abstractNumId="101" w15:restartNumberingAfterBreak="0">
     <w:nsid w:val="68055590"/>
     <w:multiLevelType w:val="hybridMultilevel"/>
     <w:tmpl w:val="7324CEDA"/>
@@ -36713,7 +37207,7 @@
       </w:pPr>
     </w:lvl>
   </w:abstractNum>
-  <w:abstractNum w:abstractNumId="101" w15:restartNumberingAfterBreak="0">
+  <w:abstractNum w:abstractNumId="102" w15:restartNumberingAfterBreak="0">
     <w:nsid w:val="680D16A5"/>
     <w:multiLevelType w:val="hybridMultilevel"/>
     <w:tmpl w:val="FCF6334C"/>
@@ -36804,7 +37298,7 @@
       </w:pPr>
     </w:lvl>
   </w:abstractNum>
-  <w:abstractNum w:abstractNumId="102" w15:restartNumberingAfterBreak="0">
+  <w:abstractNum w:abstractNumId="103" w15:restartNumberingAfterBreak="0">
     <w:nsid w:val="69070EC2"/>
     <w:multiLevelType w:val="hybridMultilevel"/>
     <w:tmpl w:val="CC707280"/>
@@ -36895,7 +37389,7 @@
       </w:pPr>
     </w:lvl>
   </w:abstractNum>
-  <w:abstractNum w:abstractNumId="103" w15:restartNumberingAfterBreak="0">
+  <w:abstractNum w:abstractNumId="104" w15:restartNumberingAfterBreak="0">
     <w:nsid w:val="690B0FB1"/>
     <w:multiLevelType w:val="hybridMultilevel"/>
     <w:tmpl w:val="443C4796"/>
@@ -36986,7 +37480,7 @@
       </w:pPr>
     </w:lvl>
   </w:abstractNum>
-  <w:abstractNum w:abstractNumId="104" w15:restartNumberingAfterBreak="0">
+  <w:abstractNum w:abstractNumId="105" w15:restartNumberingAfterBreak="0">
     <w:nsid w:val="695D6D6A"/>
     <w:multiLevelType w:val="hybridMultilevel"/>
     <w:tmpl w:val="ABBE01D8"/>
@@ -37077,7 +37571,7 @@
       </w:pPr>
     </w:lvl>
   </w:abstractNum>
-  <w:abstractNum w:abstractNumId="105" w15:restartNumberingAfterBreak="0">
+  <w:abstractNum w:abstractNumId="106" w15:restartNumberingAfterBreak="0">
     <w:nsid w:val="6A0E5EEA"/>
     <w:multiLevelType w:val="hybridMultilevel"/>
     <w:tmpl w:val="3B826486"/>
@@ -37168,7 +37662,7 @@
       </w:pPr>
     </w:lvl>
   </w:abstractNum>
-  <w:abstractNum w:abstractNumId="106" w15:restartNumberingAfterBreak="0">
+  <w:abstractNum w:abstractNumId="107" w15:restartNumberingAfterBreak="0">
     <w:nsid w:val="6A213C6C"/>
     <w:multiLevelType w:val="hybridMultilevel"/>
     <w:tmpl w:val="98FA5CA4"/>
@@ -37259,7 +37753,7 @@
       </w:pPr>
     </w:lvl>
   </w:abstractNum>
-  <w:abstractNum w:abstractNumId="107" w15:restartNumberingAfterBreak="0">
+  <w:abstractNum w:abstractNumId="108" w15:restartNumberingAfterBreak="0">
     <w:nsid w:val="6AB906BD"/>
     <w:multiLevelType w:val="hybridMultilevel"/>
     <w:tmpl w:val="68F4AF04"/>
@@ -37350,7 +37844,7 @@
       </w:pPr>
     </w:lvl>
   </w:abstractNum>
-  <w:abstractNum w:abstractNumId="108" w15:restartNumberingAfterBreak="0">
+  <w:abstractNum w:abstractNumId="109" w15:restartNumberingAfterBreak="0">
     <w:nsid w:val="6B3654D7"/>
     <w:multiLevelType w:val="hybridMultilevel"/>
     <w:tmpl w:val="1860783C"/>
@@ -37441,7 +37935,7 @@
       </w:pPr>
     </w:lvl>
   </w:abstractNum>
-  <w:abstractNum w:abstractNumId="109" w15:restartNumberingAfterBreak="0">
+  <w:abstractNum w:abstractNumId="110" w15:restartNumberingAfterBreak="0">
     <w:nsid w:val="6B77053B"/>
     <w:multiLevelType w:val="hybridMultilevel"/>
     <w:tmpl w:val="B6EE8006"/>
@@ -37532,7 +38026,7 @@
       </w:pPr>
     </w:lvl>
   </w:abstractNum>
-  <w:abstractNum w:abstractNumId="110" w15:restartNumberingAfterBreak="0">
+  <w:abstractNum w:abstractNumId="111" w15:restartNumberingAfterBreak="0">
     <w:nsid w:val="6C804B0B"/>
     <w:multiLevelType w:val="hybridMultilevel"/>
     <w:tmpl w:val="41F237A0"/>
@@ -37623,7 +38117,7 @@
       </w:pPr>
     </w:lvl>
   </w:abstractNum>
-  <w:abstractNum w:abstractNumId="111" w15:restartNumberingAfterBreak="0">
+  <w:abstractNum w:abstractNumId="112" w15:restartNumberingAfterBreak="0">
     <w:nsid w:val="6DCA323D"/>
     <w:multiLevelType w:val="hybridMultilevel"/>
     <w:tmpl w:val="3C223BF0"/>
@@ -37714,7 +38208,7 @@
       </w:pPr>
     </w:lvl>
   </w:abstractNum>
-  <w:abstractNum w:abstractNumId="112" w15:restartNumberingAfterBreak="0">
+  <w:abstractNum w:abstractNumId="113" w15:restartNumberingAfterBreak="0">
     <w:nsid w:val="6E5E699A"/>
     <w:multiLevelType w:val="hybridMultilevel"/>
     <w:tmpl w:val="21DC7104"/>
@@ -37805,7 +38299,7 @@
       </w:pPr>
     </w:lvl>
   </w:abstractNum>
-  <w:abstractNum w:abstractNumId="113" w15:restartNumberingAfterBreak="0">
+  <w:abstractNum w:abstractNumId="114" w15:restartNumberingAfterBreak="0">
     <w:nsid w:val="6E7A1486"/>
     <w:multiLevelType w:val="hybridMultilevel"/>
     <w:tmpl w:val="300CC772"/>
@@ -37896,7 +38390,7 @@
       </w:pPr>
     </w:lvl>
   </w:abstractNum>
-  <w:abstractNum w:abstractNumId="114" w15:restartNumberingAfterBreak="0">
+  <w:abstractNum w:abstractNumId="115" w15:restartNumberingAfterBreak="0">
     <w:nsid w:val="6FE43A82"/>
     <w:multiLevelType w:val="hybridMultilevel"/>
     <w:tmpl w:val="BD5024DC"/>
@@ -37987,7 +38481,7 @@
       </w:pPr>
     </w:lvl>
   </w:abstractNum>
-  <w:abstractNum w:abstractNumId="115" w15:restartNumberingAfterBreak="0">
+  <w:abstractNum w:abstractNumId="116" w15:restartNumberingAfterBreak="0">
     <w:nsid w:val="70204BA9"/>
     <w:multiLevelType w:val="hybridMultilevel"/>
     <w:tmpl w:val="AE2437F8"/>
@@ -38078,7 +38572,7 @@
       </w:pPr>
     </w:lvl>
   </w:abstractNum>
-  <w:abstractNum w:abstractNumId="116" w15:restartNumberingAfterBreak="0">
+  <w:abstractNum w:abstractNumId="117" w15:restartNumberingAfterBreak="0">
     <w:nsid w:val="70A54C80"/>
     <w:multiLevelType w:val="hybridMultilevel"/>
     <w:tmpl w:val="3B826486"/>
@@ -38169,7 +38663,7 @@
       </w:pPr>
     </w:lvl>
   </w:abstractNum>
-  <w:abstractNum w:abstractNumId="117" w15:restartNumberingAfterBreak="0">
+  <w:abstractNum w:abstractNumId="118" w15:restartNumberingAfterBreak="0">
     <w:nsid w:val="70BA5BDD"/>
     <w:multiLevelType w:val="hybridMultilevel"/>
     <w:tmpl w:val="EF60EF3C"/>
@@ -38260,7 +38754,7 @@
       </w:pPr>
     </w:lvl>
   </w:abstractNum>
-  <w:abstractNum w:abstractNumId="118" w15:restartNumberingAfterBreak="0">
+  <w:abstractNum w:abstractNumId="119" w15:restartNumberingAfterBreak="0">
     <w:nsid w:val="711D3CA2"/>
     <w:multiLevelType w:val="hybridMultilevel"/>
     <w:tmpl w:val="8C7C086C"/>
@@ -38351,7 +38845,7 @@
       </w:pPr>
     </w:lvl>
   </w:abstractNum>
-  <w:abstractNum w:abstractNumId="119" w15:restartNumberingAfterBreak="0">
+  <w:abstractNum w:abstractNumId="120" w15:restartNumberingAfterBreak="0">
     <w:nsid w:val="729B70B3"/>
     <w:multiLevelType w:val="hybridMultilevel"/>
     <w:tmpl w:val="BCB87D44"/>
@@ -38442,7 +38936,7 @@
       </w:pPr>
     </w:lvl>
   </w:abstractNum>
-  <w:abstractNum w:abstractNumId="120" w15:restartNumberingAfterBreak="0">
+  <w:abstractNum w:abstractNumId="121" w15:restartNumberingAfterBreak="0">
     <w:nsid w:val="73210A95"/>
     <w:multiLevelType w:val="hybridMultilevel"/>
     <w:tmpl w:val="3884AF9A"/>
@@ -38533,7 +39027,7 @@
       </w:pPr>
     </w:lvl>
   </w:abstractNum>
-  <w:abstractNum w:abstractNumId="121" w15:restartNumberingAfterBreak="0">
+  <w:abstractNum w:abstractNumId="122" w15:restartNumberingAfterBreak="0">
     <w:nsid w:val="75FF1BAF"/>
     <w:multiLevelType w:val="hybridMultilevel"/>
     <w:tmpl w:val="5E320DDA"/>
@@ -38624,7 +39118,98 @@
       </w:pPr>
     </w:lvl>
   </w:abstractNum>
-  <w:abstractNum w:abstractNumId="122" w15:restartNumberingAfterBreak="0">
+  <w:abstractNum w:abstractNumId="123" w15:restartNumberingAfterBreak="0">
+    <w:nsid w:val="7726386B"/>
+    <w:multiLevelType w:val="hybridMultilevel"/>
+    <w:tmpl w:val="8C6EFDAA"/>
+    <w:lvl w:ilvl="0" w:tplc="FFFFFFFF">
+      <w:start w:val="10"/>
+      <w:numFmt w:val="decimal"/>
+      <w:lvlText w:val="%1."/>
+      <w:lvlJc w:val="left"/>
+      <w:pPr>
+        <w:ind w:left="0" w:hanging="360"/>
+      </w:pPr>
+      <w:rPr>
+        <w:rFonts w:hint="default"/>
+        <w:i w:val="0"/>
+        <w:iCs w:val="0"/>
+      </w:rPr>
+    </w:lvl>
+    <w:lvl w:ilvl="1" w:tplc="FFFFFFFF" w:tentative="1">
+      <w:start w:val="1"/>
+      <w:numFmt w:val="lowerLetter"/>
+      <w:lvlText w:val="%2."/>
+      <w:lvlJc w:val="left"/>
+      <w:pPr>
+        <w:ind w:left="1440" w:hanging="360"/>
+      </w:pPr>
+    </w:lvl>
+    <w:lvl w:ilvl="2" w:tplc="FFFFFFFF" w:tentative="1">
+      <w:start w:val="1"/>
+      <w:numFmt w:val="lowerRoman"/>
+      <w:lvlText w:val="%3."/>
+      <w:lvlJc w:val="right"/>
+      <w:pPr>
+        <w:ind w:left="2160" w:hanging="180"/>
+      </w:pPr>
+    </w:lvl>
+    <w:lvl w:ilvl="3" w:tplc="FFFFFFFF" w:tentative="1">
+      <w:start w:val="1"/>
+      <w:numFmt w:val="decimal"/>
+      <w:lvlText w:val="%4."/>
+      <w:lvlJc w:val="left"/>
+      <w:pPr>
+        <w:ind w:left="2880" w:hanging="360"/>
+      </w:pPr>
+    </w:lvl>
+    <w:lvl w:ilvl="4" w:tplc="FFFFFFFF" w:tentative="1">
+      <w:start w:val="1"/>
+      <w:numFmt w:val="lowerLetter"/>
+      <w:lvlText w:val="%5."/>
+      <w:lvlJc w:val="left"/>
+      <w:pPr>
+        <w:ind w:left="3600" w:hanging="360"/>
+      </w:pPr>
+    </w:lvl>
+    <w:lvl w:ilvl="5" w:tplc="FFFFFFFF" w:tentative="1">
+      <w:start w:val="1"/>
+      <w:numFmt w:val="lowerRoman"/>
+      <w:lvlText w:val="%6."/>
+      <w:lvlJc w:val="right"/>
+      <w:pPr>
+        <w:ind w:left="4320" w:hanging="180"/>
+      </w:pPr>
+    </w:lvl>
+    <w:lvl w:ilvl="6" w:tplc="FFFFFFFF" w:tentative="1">
+      <w:start w:val="1"/>
+      <w:numFmt w:val="decimal"/>
+      <w:lvlText w:val="%7."/>
+      <w:lvlJc w:val="left"/>
+      <w:pPr>
+        <w:ind w:left="5040" w:hanging="360"/>
+      </w:pPr>
+    </w:lvl>
+    <w:lvl w:ilvl="7" w:tplc="FFFFFFFF" w:tentative="1">
+      <w:start w:val="1"/>
+      <w:numFmt w:val="lowerLetter"/>
+      <w:lvlText w:val="%8."/>
+      <w:lvlJc w:val="left"/>
+      <w:pPr>
+        <w:ind w:left="5760" w:hanging="360"/>
+      </w:pPr>
+    </w:lvl>
+    <w:lvl w:ilvl="8" w:tplc="FFFFFFFF" w:tentative="1">
+      <w:start w:val="1"/>
+      <w:numFmt w:val="lowerRoman"/>
+      <w:lvlText w:val="%9."/>
+      <w:lvlJc w:val="right"/>
+      <w:pPr>
+        <w:ind w:left="6480" w:hanging="180"/>
+      </w:pPr>
+    </w:lvl>
+  </w:abstractNum>
+  <w:abstractNum w:abstractNumId="124" w15:restartNumberingAfterBreak="0">
     <w:nsid w:val="77DF7FA4"/>
     <w:multiLevelType w:val="hybridMultilevel"/>
     <w:tmpl w:val="A16401E0"/>
@@ -38715,7 +39300,7 @@
       </w:pPr>
     </w:lvl>
   </w:abstractNum>
-  <w:abstractNum w:abstractNumId="123" w15:restartNumberingAfterBreak="0">
+  <w:abstractNum w:abstractNumId="125" w15:restartNumberingAfterBreak="0">
     <w:nsid w:val="78B92136"/>
     <w:multiLevelType w:val="hybridMultilevel"/>
     <w:tmpl w:val="7968254A"/>
@@ -38806,7 +39391,7 @@
       </w:pPr>
     </w:lvl>
   </w:abstractNum>
-  <w:abstractNum w:abstractNumId="124" w15:restartNumberingAfterBreak="0">
+  <w:abstractNum w:abstractNumId="126" w15:restartNumberingAfterBreak="0">
     <w:nsid w:val="7B6D5C48"/>
     <w:multiLevelType w:val="hybridMultilevel"/>
     <w:tmpl w:val="F1ECAAEA"/>
@@ -38897,7 +39482,7 @@
       </w:pPr>
     </w:lvl>
   </w:abstractNum>
-  <w:abstractNum w:abstractNumId="125" w15:restartNumberingAfterBreak="0">
+  <w:abstractNum w:abstractNumId="127" w15:restartNumberingAfterBreak="0">
     <w:nsid w:val="7B733357"/>
     <w:multiLevelType w:val="hybridMultilevel"/>
     <w:tmpl w:val="A0CE95D6"/>
@@ -38988,7 +39573,7 @@
       </w:pPr>
     </w:lvl>
   </w:abstractNum>
-  <w:abstractNum w:abstractNumId="126" w15:restartNumberingAfterBreak="0">
+  <w:abstractNum w:abstractNumId="128" w15:restartNumberingAfterBreak="0">
     <w:nsid w:val="7BC50012"/>
     <w:multiLevelType w:val="hybridMultilevel"/>
     <w:tmpl w:val="D2D6175E"/>
@@ -39079,7 +39664,7 @@
       </w:pPr>
     </w:lvl>
   </w:abstractNum>
-  <w:abstractNum w:abstractNumId="127" w15:restartNumberingAfterBreak="0">
+  <w:abstractNum w:abstractNumId="129" w15:restartNumberingAfterBreak="0">
     <w:nsid w:val="7D6F4DDB"/>
     <w:multiLevelType w:val="hybridMultilevel"/>
     <w:tmpl w:val="0E621F92"/>
@@ -39170,7 +39755,7 @@
       </w:pPr>
     </w:lvl>
   </w:abstractNum>
-  <w:abstractNum w:abstractNumId="128" w15:restartNumberingAfterBreak="0">
+  <w:abstractNum w:abstractNumId="130" w15:restartNumberingAfterBreak="0">
     <w:nsid w:val="7D847A7C"/>
     <w:multiLevelType w:val="hybridMultilevel"/>
     <w:tmpl w:val="6518D378"/>
@@ -39261,7 +39846,7 @@
       </w:pPr>
     </w:lvl>
   </w:abstractNum>
-  <w:abstractNum w:abstractNumId="129" w15:restartNumberingAfterBreak="0">
+  <w:abstractNum w:abstractNumId="131" w15:restartNumberingAfterBreak="0">
     <w:nsid w:val="7F7A4BCC"/>
     <w:multiLevelType w:val="hybridMultilevel"/>
     <w:tmpl w:val="38D488FA"/>
@@ -39352,7 +39937,7 @@
       </w:pPr>
     </w:lvl>
   </w:abstractNum>
-  <w:abstractNum w:abstractNumId="130" w15:restartNumberingAfterBreak="0">
+  <w:abstractNum w:abstractNumId="132" w15:restartNumberingAfterBreak="0">
     <w:nsid w:val="7F872926"/>
     <w:multiLevelType w:val="hybridMultilevel"/>
     <w:tmpl w:val="91B20392"/>
@@ -39443,7 +40028,7 @@
       </w:pPr>
     </w:lvl>
   </w:abstractNum>
-  <w:abstractNum w:abstractNumId="131" w15:restartNumberingAfterBreak="0">
+  <w:abstractNum w:abstractNumId="133" w15:restartNumberingAfterBreak="0">
     <w:nsid w:val="7FF95737"/>
     <w:multiLevelType w:val="hybridMultilevel"/>
     <w:tmpl w:val="274E4A2E"/>
@@ -39535,7 +40120,7 @@
     </w:lvl>
   </w:abstractNum>
   <w:num w:numId="1" w16cid:durableId="1635404839">
-    <w:abstractNumId w:val="112"/>
+    <w:abstractNumId w:val="113"/>
   </w:num>
   <w:num w:numId="2" w16cid:durableId="1515221923">
     <w:abstractNumId w:val="33"/>
@@ -39544,46 +40129,46 @@
     <w:abstractNumId w:val="4"/>
   </w:num>
   <w:num w:numId="4" w16cid:durableId="1276253489">
-    <w:abstractNumId w:val="106"/>
+    <w:abstractNumId w:val="107"/>
   </w:num>
   <w:num w:numId="5" w16cid:durableId="840119684">
-    <w:abstractNumId w:val="63"/>
+    <w:abstractNumId w:val="64"/>
   </w:num>
   <w:num w:numId="6" w16cid:durableId="1956785313">
     <w:abstractNumId w:val="6"/>
   </w:num>
   <w:num w:numId="7" w16cid:durableId="1885554528">
-    <w:abstractNumId w:val="58"/>
+    <w:abstractNumId w:val="59"/>
   </w:num>
   <w:num w:numId="8" w16cid:durableId="1552040884">
     <w:abstractNumId w:val="8"/>
   </w:num>
   <w:num w:numId="9" w16cid:durableId="2047943805">
+    <w:abstractNumId w:val="57"/>
+  </w:num>
+  <w:num w:numId="10" w16cid:durableId="448359196">
+    <w:abstractNumId w:val="122"/>
+  </w:num>
+  <w:num w:numId="11" w16cid:durableId="2019115054">
+    <w:abstractNumId w:val="79"/>
+  </w:num>
+  <w:num w:numId="12" w16cid:durableId="846794637">
+    <w:abstractNumId w:val="63"/>
+  </w:num>
+  <w:num w:numId="13" w16cid:durableId="436873244">
+    <w:abstractNumId w:val="61"/>
+  </w:num>
+  <w:num w:numId="14" w16cid:durableId="169804699">
     <w:abstractNumId w:val="56"/>
   </w:num>
-  <w:num w:numId="10" w16cid:durableId="448359196">
-    <w:abstractNumId w:val="121"/>
-  </w:num>
-  <w:num w:numId="11" w16cid:durableId="2019115054">
-    <w:abstractNumId w:val="78"/>
-  </w:num>
-  <w:num w:numId="12" w16cid:durableId="846794637">
-    <w:abstractNumId w:val="62"/>
-  </w:num>
-  <w:num w:numId="13" w16cid:durableId="436873244">
-    <w:abstractNumId w:val="60"/>
-  </w:num>
-  <w:num w:numId="14" w16cid:durableId="169804699">
+  <w:num w:numId="15" w16cid:durableId="2092924382">
     <w:abstractNumId w:val="55"/>
   </w:num>
-  <w:num w:numId="15" w16cid:durableId="2092924382">
-    <w:abstractNumId w:val="54"/>
-  </w:num>
   <w:num w:numId="16" w16cid:durableId="1827933186">
-    <w:abstractNumId w:val="85"/>
+    <w:abstractNumId w:val="86"/>
   </w:num>
   <w:num w:numId="17" w16cid:durableId="170264816">
-    <w:abstractNumId w:val="110"/>
+    <w:abstractNumId w:val="111"/>
   </w:num>
   <w:num w:numId="18" w16cid:durableId="619995970">
     <w:abstractNumId w:val="29"/>
@@ -39592,22 +40177,22 @@
     <w:abstractNumId w:val="24"/>
   </w:num>
   <w:num w:numId="20" w16cid:durableId="627667792">
-    <w:abstractNumId w:val="72"/>
+    <w:abstractNumId w:val="73"/>
   </w:num>
   <w:num w:numId="21" w16cid:durableId="1139803393">
-    <w:abstractNumId w:val="131"/>
+    <w:abstractNumId w:val="133"/>
   </w:num>
   <w:num w:numId="22" w16cid:durableId="1583637058">
-    <w:abstractNumId w:val="123"/>
+    <w:abstractNumId w:val="125"/>
   </w:num>
   <w:num w:numId="23" w16cid:durableId="1911230906">
-    <w:abstractNumId w:val="127"/>
+    <w:abstractNumId w:val="129"/>
   </w:num>
   <w:num w:numId="24" w16cid:durableId="788203913">
     <w:abstractNumId w:val="1"/>
   </w:num>
   <w:num w:numId="25" w16cid:durableId="375012124">
-    <w:abstractNumId w:val="100"/>
+    <w:abstractNumId w:val="101"/>
   </w:num>
   <w:num w:numId="26" w16cid:durableId="1138302033">
     <w:abstractNumId w:val="2"/>
@@ -39619,127 +40204,127 @@
     <w:abstractNumId w:val="21"/>
   </w:num>
   <w:num w:numId="29" w16cid:durableId="64451794">
-    <w:abstractNumId w:val="87"/>
+    <w:abstractNumId w:val="88"/>
   </w:num>
   <w:num w:numId="30" w16cid:durableId="1494833237">
-    <w:abstractNumId w:val="75"/>
+    <w:abstractNumId w:val="76"/>
   </w:num>
   <w:num w:numId="31" w16cid:durableId="1019967093">
-    <w:abstractNumId w:val="44"/>
+    <w:abstractNumId w:val="45"/>
   </w:num>
   <w:num w:numId="32" w16cid:durableId="1931116188">
-    <w:abstractNumId w:val="61"/>
+    <w:abstractNumId w:val="62"/>
   </w:num>
   <w:num w:numId="33" w16cid:durableId="1642805876">
-    <w:abstractNumId w:val="59"/>
+    <w:abstractNumId w:val="60"/>
   </w:num>
   <w:num w:numId="34" w16cid:durableId="1069235215">
-    <w:abstractNumId w:val="38"/>
+    <w:abstractNumId w:val="39"/>
   </w:num>
   <w:num w:numId="35" w16cid:durableId="641421517">
     <w:abstractNumId w:val="25"/>
   </w:num>
   <w:num w:numId="36" w16cid:durableId="324548869">
-    <w:abstractNumId w:val="97"/>
+    <w:abstractNumId w:val="98"/>
   </w:num>
   <w:num w:numId="37" w16cid:durableId="1225801643">
-    <w:abstractNumId w:val="119"/>
+    <w:abstractNumId w:val="120"/>
   </w:num>
   <w:num w:numId="38" w16cid:durableId="1386682685">
-    <w:abstractNumId w:val="107"/>
+    <w:abstractNumId w:val="108"/>
   </w:num>
   <w:num w:numId="39" w16cid:durableId="1732920354">
     <w:abstractNumId w:val="28"/>
   </w:num>
   <w:num w:numId="40" w16cid:durableId="1632519306">
-    <w:abstractNumId w:val="36"/>
+    <w:abstractNumId w:val="37"/>
   </w:num>
   <w:num w:numId="41" w16cid:durableId="1809663989">
-    <w:abstractNumId w:val="83"/>
+    <w:abstractNumId w:val="84"/>
   </w:num>
   <w:num w:numId="42" w16cid:durableId="289173474">
+    <w:abstractNumId w:val="41"/>
+  </w:num>
+  <w:num w:numId="43" w16cid:durableId="1411541541">
+    <w:abstractNumId w:val="97"/>
+  </w:num>
+  <w:num w:numId="44" w16cid:durableId="1368095071">
+    <w:abstractNumId w:val="93"/>
+  </w:num>
+  <w:num w:numId="45" w16cid:durableId="1431508020">
+    <w:abstractNumId w:val="66"/>
+  </w:num>
+  <w:num w:numId="46" w16cid:durableId="2055231835">
+    <w:abstractNumId w:val="89"/>
+  </w:num>
+  <w:num w:numId="47" w16cid:durableId="209415955">
+    <w:abstractNumId w:val="103"/>
+  </w:num>
+  <w:num w:numId="48" w16cid:durableId="1353918800">
     <w:abstractNumId w:val="40"/>
   </w:num>
-  <w:num w:numId="43" w16cid:durableId="1411541541">
-    <w:abstractNumId w:val="96"/>
+  <w:num w:numId="49" w16cid:durableId="519635052">
+    <w:abstractNumId w:val="95"/>
   </w:num>
-  <w:num w:numId="44" w16cid:durableId="1368095071">
-    <w:abstractNumId w:val="92"/>
+  <w:num w:numId="50" w16cid:durableId="860827127">
+    <w:abstractNumId w:val="46"/>
   </w:num>
-  <w:num w:numId="45" w16cid:durableId="1431508020">
+  <w:num w:numId="51" w16cid:durableId="1670907076">
+    <w:abstractNumId w:val="132"/>
+  </w:num>
+  <w:num w:numId="52" w16cid:durableId="1935747607">
+    <w:abstractNumId w:val="130"/>
+  </w:num>
+  <w:num w:numId="53" w16cid:durableId="251553983">
+    <w:abstractNumId w:val="38"/>
+  </w:num>
+  <w:num w:numId="54" w16cid:durableId="1845317625">
     <w:abstractNumId w:val="65"/>
   </w:num>
-  <w:num w:numId="46" w16cid:durableId="2055231835">
-    <w:abstractNumId w:val="88"/>
-  </w:num>
-  <w:num w:numId="47" w16cid:durableId="209415955">
-    <w:abstractNumId w:val="102"/>
-  </w:num>
-  <w:num w:numId="48" w16cid:durableId="1353918800">
-    <w:abstractNumId w:val="39"/>
-  </w:num>
-  <w:num w:numId="49" w16cid:durableId="519635052">
-    <w:abstractNumId w:val="94"/>
-  </w:num>
-  <w:num w:numId="50" w16cid:durableId="860827127">
-    <w:abstractNumId w:val="45"/>
-  </w:num>
-  <w:num w:numId="51" w16cid:durableId="1670907076">
-    <w:abstractNumId w:val="130"/>
-  </w:num>
-  <w:num w:numId="52" w16cid:durableId="1935747607">
-    <w:abstractNumId w:val="128"/>
-  </w:num>
-  <w:num w:numId="53" w16cid:durableId="251553983">
-    <w:abstractNumId w:val="37"/>
-  </w:num>
-  <w:num w:numId="54" w16cid:durableId="1845317625">
-    <w:abstractNumId w:val="64"/>
-  </w:num>
   <w:num w:numId="55" w16cid:durableId="1071462968">
-    <w:abstractNumId w:val="53"/>
+    <w:abstractNumId w:val="54"/>
   </w:num>
   <w:num w:numId="56" w16cid:durableId="924269868">
-    <w:abstractNumId w:val="124"/>
+    <w:abstractNumId w:val="126"/>
   </w:num>
   <w:num w:numId="57" w16cid:durableId="761606471">
-    <w:abstractNumId w:val="57"/>
+    <w:abstractNumId w:val="58"/>
   </w:num>
   <w:num w:numId="58" w16cid:durableId="1687093454">
     <w:abstractNumId w:val="13"/>
   </w:num>
   <w:num w:numId="59" w16cid:durableId="182593102">
-    <w:abstractNumId w:val="50"/>
+    <w:abstractNumId w:val="51"/>
   </w:num>
   <w:num w:numId="60" w16cid:durableId="2119834940">
-    <w:abstractNumId w:val="69"/>
+    <w:abstractNumId w:val="70"/>
   </w:num>
   <w:num w:numId="61" w16cid:durableId="1162744764">
-    <w:abstractNumId w:val="68"/>
+    <w:abstractNumId w:val="69"/>
   </w:num>
   <w:num w:numId="62" w16cid:durableId="1276710508">
     <w:abstractNumId w:val="7"/>
   </w:num>
   <w:num w:numId="63" w16cid:durableId="205990239">
-    <w:abstractNumId w:val="79"/>
+    <w:abstractNumId w:val="80"/>
   </w:num>
   <w:num w:numId="64" w16cid:durableId="1831292324">
-    <w:abstractNumId w:val="98"/>
+    <w:abstractNumId w:val="99"/>
   </w:num>
   <w:num w:numId="65" w16cid:durableId="1352562581">
-    <w:abstractNumId w:val="95"/>
+    <w:abstractNumId w:val="96"/>
   </w:num>
   <w:num w:numId="66" w16cid:durableId="1888445676">
-    <w:abstractNumId w:val="120"/>
+    <w:abstractNumId w:val="121"/>
   </w:num>
   <w:num w:numId="67" w16cid:durableId="996420648">
-    <w:abstractNumId w:val="66"/>
+    <w:abstractNumId w:val="67"/>
   </w:num>
   <w:num w:numId="68" w16cid:durableId="1671836922">
-    <w:abstractNumId w:val="46"/>
+    <w:abstractNumId w:val="47"/>
   </w:num>
   <w:num w:numId="69" w16cid:durableId="1508666851">
-    <w:abstractNumId w:val="115"/>
+    <w:abstractNumId w:val="116"/>
   </w:num>
   <w:num w:numId="70" w16cid:durableId="829520027">
     <w:abstractNumId w:val="23"/>
@@ -39748,67 +40333,67 @@
     <w:abstractNumId w:val="12"/>
   </w:num>
   <w:num w:numId="72" w16cid:durableId="683020666">
-    <w:abstractNumId w:val="52"/>
+    <w:abstractNumId w:val="53"/>
   </w:num>
   <w:num w:numId="73" w16cid:durableId="1986398507">
-    <w:abstractNumId w:val="117"/>
+    <w:abstractNumId w:val="118"/>
   </w:num>
   <w:num w:numId="74" w16cid:durableId="440877392">
-    <w:abstractNumId w:val="77"/>
+    <w:abstractNumId w:val="78"/>
   </w:num>
   <w:num w:numId="75" w16cid:durableId="1339314015">
-    <w:abstractNumId w:val="73"/>
+    <w:abstractNumId w:val="74"/>
   </w:num>
   <w:num w:numId="76" w16cid:durableId="2143576753">
-    <w:abstractNumId w:val="125"/>
+    <w:abstractNumId w:val="127"/>
   </w:num>
   <w:num w:numId="77" w16cid:durableId="1565213858">
-    <w:abstractNumId w:val="81"/>
+    <w:abstractNumId w:val="82"/>
   </w:num>
   <w:num w:numId="78" w16cid:durableId="1606309929">
-    <w:abstractNumId w:val="104"/>
+    <w:abstractNumId w:val="105"/>
   </w:num>
   <w:num w:numId="79" w16cid:durableId="1020820506">
-    <w:abstractNumId w:val="74"/>
+    <w:abstractNumId w:val="75"/>
   </w:num>
   <w:num w:numId="80" w16cid:durableId="514535824">
     <w:abstractNumId w:val="34"/>
   </w:num>
   <w:num w:numId="81" w16cid:durableId="215432218">
-    <w:abstractNumId w:val="99"/>
+    <w:abstractNumId w:val="100"/>
   </w:num>
   <w:num w:numId="82" w16cid:durableId="911768807">
-    <w:abstractNumId w:val="122"/>
+    <w:abstractNumId w:val="124"/>
   </w:num>
   <w:num w:numId="83" w16cid:durableId="1762868530">
-    <w:abstractNumId w:val="116"/>
+    <w:abstractNumId w:val="117"/>
   </w:num>
   <w:num w:numId="84" w16cid:durableId="882399774">
-    <w:abstractNumId w:val="101"/>
+    <w:abstractNumId w:val="102"/>
   </w:num>
   <w:num w:numId="85" w16cid:durableId="2058822397">
     <w:abstractNumId w:val="9"/>
   </w:num>
   <w:num w:numId="86" w16cid:durableId="1814448757">
-    <w:abstractNumId w:val="35"/>
+    <w:abstractNumId w:val="36"/>
   </w:num>
   <w:num w:numId="87" w16cid:durableId="1822034991">
     <w:abstractNumId w:val="32"/>
   </w:num>
   <w:num w:numId="88" w16cid:durableId="778067879">
-    <w:abstractNumId w:val="89"/>
+    <w:abstractNumId w:val="90"/>
   </w:num>
   <w:num w:numId="89" w16cid:durableId="1620992510">
-    <w:abstractNumId w:val="42"/>
+    <w:abstractNumId w:val="43"/>
   </w:num>
   <w:num w:numId="90" w16cid:durableId="1503739416">
-    <w:abstractNumId w:val="118"/>
+    <w:abstractNumId w:val="119"/>
   </w:num>
   <w:num w:numId="91" w16cid:durableId="1563174812">
-    <w:abstractNumId w:val="82"/>
+    <w:abstractNumId w:val="83"/>
   </w:num>
   <w:num w:numId="92" w16cid:durableId="1999965600">
-    <w:abstractNumId w:val="113"/>
+    <w:abstractNumId w:val="114"/>
   </w:num>
   <w:num w:numId="93" w16cid:durableId="1888255711">
     <w:abstractNumId w:val="3"/>
@@ -39817,19 +40402,19 @@
     <w:abstractNumId w:val="22"/>
   </w:num>
   <w:num w:numId="95" w16cid:durableId="1767773551">
-    <w:abstractNumId w:val="109"/>
+    <w:abstractNumId w:val="110"/>
   </w:num>
   <w:num w:numId="96" w16cid:durableId="253125348">
     <w:abstractNumId w:val="27"/>
   </w:num>
   <w:num w:numId="97" w16cid:durableId="2108386153">
-    <w:abstractNumId w:val="108"/>
+    <w:abstractNumId w:val="109"/>
   </w:num>
   <w:num w:numId="98" w16cid:durableId="1140654549">
-    <w:abstractNumId w:val="103"/>
+    <w:abstractNumId w:val="104"/>
   </w:num>
   <w:num w:numId="99" w16cid:durableId="1163618300">
-    <w:abstractNumId w:val="114"/>
+    <w:abstractNumId w:val="115"/>
   </w:num>
   <w:num w:numId="100" w16cid:durableId="1543861769">
     <w:abstractNumId w:val="0"/>
@@ -39841,55 +40426,55 @@
     <w:abstractNumId w:val="15"/>
   </w:num>
   <w:num w:numId="103" w16cid:durableId="770509111">
-    <w:abstractNumId w:val="47"/>
+    <w:abstractNumId w:val="48"/>
   </w:num>
   <w:num w:numId="104" w16cid:durableId="1597011508">
     <w:abstractNumId w:val="10"/>
   </w:num>
   <w:num w:numId="105" w16cid:durableId="1837380410">
-    <w:abstractNumId w:val="126"/>
+    <w:abstractNumId w:val="128"/>
   </w:num>
   <w:num w:numId="106" w16cid:durableId="558714276">
-    <w:abstractNumId w:val="90"/>
+    <w:abstractNumId w:val="91"/>
   </w:num>
   <w:num w:numId="107" w16cid:durableId="1859810439">
+    <w:abstractNumId w:val="72"/>
+  </w:num>
+  <w:num w:numId="108" w16cid:durableId="1072849220">
     <w:abstractNumId w:val="71"/>
   </w:num>
-  <w:num w:numId="108" w16cid:durableId="1072849220">
-    <w:abstractNumId w:val="70"/>
-  </w:num>
   <w:num w:numId="109" w16cid:durableId="2042823734">
-    <w:abstractNumId w:val="67"/>
+    <w:abstractNumId w:val="68"/>
   </w:num>
   <w:num w:numId="110" w16cid:durableId="751699594">
     <w:abstractNumId w:val="16"/>
   </w:num>
   <w:num w:numId="111" w16cid:durableId="1399865188">
-    <w:abstractNumId w:val="41"/>
+    <w:abstractNumId w:val="42"/>
   </w:num>
   <w:num w:numId="112" w16cid:durableId="1222642897">
-    <w:abstractNumId w:val="91"/>
+    <w:abstractNumId w:val="92"/>
   </w:num>
   <w:num w:numId="113" w16cid:durableId="489374896">
-    <w:abstractNumId w:val="80"/>
+    <w:abstractNumId w:val="81"/>
   </w:num>
   <w:num w:numId="114" w16cid:durableId="2068185344">
     <w:abstractNumId w:val="17"/>
   </w:num>
   <w:num w:numId="115" w16cid:durableId="1345862916">
-    <w:abstractNumId w:val="129"/>
+    <w:abstractNumId w:val="131"/>
   </w:num>
   <w:num w:numId="116" w16cid:durableId="1141997087">
-    <w:abstractNumId w:val="51"/>
+    <w:abstractNumId w:val="52"/>
   </w:num>
   <w:num w:numId="117" w16cid:durableId="1540507463">
-    <w:abstractNumId w:val="43"/>
+    <w:abstractNumId w:val="44"/>
   </w:num>
   <w:num w:numId="118" w16cid:durableId="2130858142">
     <w:abstractNumId w:val="19"/>
   </w:num>
   <w:num w:numId="119" w16cid:durableId="799342953">
-    <w:abstractNumId w:val="84"/>
+    <w:abstractNumId w:val="85"/>
   </w:num>
   <w:num w:numId="120" w16cid:durableId="1198083217">
     <w:abstractNumId w:val="18"/>
@@ -39898,13 +40483,13 @@
     <w:abstractNumId w:val="5"/>
   </w:num>
   <w:num w:numId="122" w16cid:durableId="1677197319">
-    <w:abstractNumId w:val="49"/>
+    <w:abstractNumId w:val="50"/>
   </w:num>
   <w:num w:numId="123" w16cid:durableId="1159418557">
-    <w:abstractNumId w:val="111"/>
+    <w:abstractNumId w:val="112"/>
   </w:num>
   <w:num w:numId="124" w16cid:durableId="243498021">
-    <w:abstractNumId w:val="93"/>
+    <w:abstractNumId w:val="94"/>
   </w:num>
   <w:num w:numId="125" w16cid:durableId="1424257078">
     <w:abstractNumId w:val="20"/>
@@ -39916,19 +40501,25 @@
     <w:abstractNumId w:val="14"/>
   </w:num>
   <w:num w:numId="128" w16cid:durableId="1331178249">
-    <w:abstractNumId w:val="48"/>
+    <w:abstractNumId w:val="49"/>
   </w:num>
   <w:num w:numId="129" w16cid:durableId="1972898045">
     <w:abstractNumId w:val="11"/>
   </w:num>
   <w:num w:numId="130" w16cid:durableId="1202938151">
-    <w:abstractNumId w:val="86"/>
+    <w:abstractNumId w:val="87"/>
   </w:num>
   <w:num w:numId="131" w16cid:durableId="1979647147">
-    <w:abstractNumId w:val="76"/>
+    <w:abstractNumId w:val="77"/>
   </w:num>
   <w:num w:numId="132" w16cid:durableId="90786363">
-    <w:abstractNumId w:val="105"/>
+    <w:abstractNumId w:val="106"/>
+  </w:num>
+  <w:num w:numId="133" w16cid:durableId="727653904">
+    <w:abstractNumId w:val="123"/>
+  </w:num>
+  <w:num w:numId="134" w16cid:durableId="1407219804">
+    <w:abstractNumId w:val="35"/>
   </w:num>
   <w:numIdMacAtCleanup w:val="117"/>
 </w:numbering>

--- a/2026 CV current.docx
+++ b/2026 CV current.docx
@@ -2517,7 +2517,103 @@
         <w:pStyle w:val="Default"/>
         <w:numPr>
           <w:ilvl w:val="0"/>
-          <w:numId w:val="63"/>
+          <w:numId w:val="145"/>
+        </w:numPr>
+        <w:rPr>
+          <w:rFonts w:asciiTheme="majorHAnsi" w:hAnsiTheme="majorHAnsi" w:cstheme="majorHAnsi"/>
+        </w:rPr>
+      </w:pPr>
+      <w:r>
+        <w:rPr>
+          <w:rFonts w:asciiTheme="majorHAnsi" w:hAnsiTheme="majorHAnsi" w:cstheme="majorHAnsi"/>
+        </w:rPr>
+        <w:t>Title: Scaling Authentic Survey-Based Research Experiences for Underclassmen</w:t>
+      </w:r>
+    </w:p>
+    <w:p>
+      <w:pPr>
+        <w:pStyle w:val="Default"/>
+        <w:rPr>
+          <w:rFonts w:asciiTheme="majorHAnsi" w:hAnsiTheme="majorHAnsi" w:cstheme="majorHAnsi"/>
+        </w:rPr>
+      </w:pPr>
+      <w:r>
+        <w:rPr>
+          <w:rFonts w:asciiTheme="majorHAnsi" w:hAnsiTheme="majorHAnsi" w:cstheme="majorHAnsi"/>
+        </w:rPr>
+        <w:t>Agency: University of Illinois College of Liberal Arts and Sciences</w:t>
+      </w:r>
+    </w:p>
+    <w:p>
+      <w:pPr>
+        <w:pStyle w:val="Default"/>
+        <w:rPr>
+          <w:rFonts w:asciiTheme="majorHAnsi" w:hAnsiTheme="majorHAnsi" w:cstheme="majorHAnsi"/>
+        </w:rPr>
+      </w:pPr>
+      <w:r>
+        <w:rPr>
+          <w:rFonts w:asciiTheme="majorHAnsi" w:hAnsiTheme="majorHAnsi" w:cstheme="majorHAnsi"/>
+        </w:rPr>
+        <w:t>Program: Program for Undergraduate Research, Scholarship, and Exploration (PURSUE)</w:t>
+      </w:r>
+    </w:p>
+    <w:p>
+      <w:pPr>
+        <w:pStyle w:val="Default"/>
+        <w:rPr>
+          <w:rFonts w:asciiTheme="majorHAnsi" w:hAnsiTheme="majorHAnsi" w:cstheme="majorHAnsi"/>
+        </w:rPr>
+      </w:pPr>
+      <w:r>
+        <w:rPr>
+          <w:rFonts w:asciiTheme="majorHAnsi" w:hAnsiTheme="majorHAnsi" w:cstheme="majorHAnsi"/>
+        </w:rPr>
+        <w:t>Role: Program Director</w:t>
+      </w:r>
+    </w:p>
+    <w:p>
+      <w:pPr>
+        <w:pStyle w:val="Default"/>
+        <w:rPr>
+          <w:rFonts w:asciiTheme="majorHAnsi" w:hAnsiTheme="majorHAnsi" w:cstheme="majorHAnsi"/>
+        </w:rPr>
+      </w:pPr>
+      <w:r>
+        <w:rPr>
+          <w:rFonts w:asciiTheme="majorHAnsi" w:hAnsiTheme="majorHAnsi" w:cstheme="majorHAnsi"/>
+        </w:rPr>
+        <w:t>Requested Total Budget: $19,000</w:t>
+      </w:r>
+    </w:p>
+    <w:p>
+      <w:pPr>
+        <w:pStyle w:val="Default"/>
+        <w:rPr>
+          <w:rFonts w:asciiTheme="majorHAnsi" w:hAnsiTheme="majorHAnsi" w:cstheme="majorHAnsi"/>
+        </w:rPr>
+      </w:pPr>
+      <w:r>
+        <w:rPr>
+          <w:rFonts w:asciiTheme="majorHAnsi" w:hAnsiTheme="majorHAnsi" w:cstheme="majorHAnsi"/>
+        </w:rPr>
+        <w:t xml:space="preserve">Project Period: 2026 – 2027 </w:t>
+      </w:r>
+    </w:p>
+    <w:p>
+      <w:pPr>
+        <w:pStyle w:val="Default"/>
+        <w:rPr>
+          <w:rFonts w:asciiTheme="majorHAnsi" w:hAnsiTheme="majorHAnsi" w:cstheme="majorHAnsi"/>
+        </w:rPr>
+      </w:pPr>
+    </w:p>
+    <w:p>
+      <w:pPr>
+        <w:pStyle w:val="Default"/>
+        <w:numPr>
+          <w:ilvl w:val="0"/>
+          <w:numId w:val="146"/>
         </w:numPr>
         <w:rPr>
           <w:rFonts w:asciiTheme="majorHAnsi" w:hAnsiTheme="majorHAnsi" w:cstheme="majorHAnsi"/>
@@ -2702,6 +2798,22 @@
     </w:p>
     <w:p>
       <w:pPr>
+        <w:pStyle w:val="Default"/>
+        <w:rPr>
+          <w:rFonts w:asciiTheme="majorHAnsi" w:hAnsiTheme="majorHAnsi" w:cstheme="majorHAnsi"/>
+        </w:rPr>
+      </w:pPr>
+    </w:p>
+    <w:p>
+      <w:pPr>
+        <w:pStyle w:val="Default"/>
+        <w:rPr>
+          <w:rFonts w:asciiTheme="majorHAnsi" w:hAnsiTheme="majorHAnsi" w:cstheme="majorHAnsi"/>
+        </w:rPr>
+      </w:pPr>
+    </w:p>
+    <w:p>
+      <w:pPr>
         <w:pStyle w:val="Heading1"/>
         <w:rPr>
           <w:rFonts w:asciiTheme="minorHAnsi" w:hAnsiTheme="minorHAnsi" w:cstheme="minorHAnsi"/>
@@ -2711,7 +2823,6 @@
         <w:rPr>
           <w:rFonts w:asciiTheme="minorHAnsi" w:hAnsiTheme="minorHAnsi" w:cstheme="minorHAnsi"/>
         </w:rPr>
-        <w:lastRenderedPageBreak/>
         <w:t xml:space="preserve">Peer-Reviewed </w:t>
       </w:r>
       <w:r>
@@ -2761,7 +2872,340 @@
         <w:pStyle w:val="Body"/>
         <w:numPr>
           <w:ilvl w:val="0"/>
-          <w:numId w:val="127"/>
+          <w:numId w:val="140"/>
+        </w:numPr>
+        <w:rPr>
+          <w:rFonts w:asciiTheme="majorHAnsi" w:hAnsiTheme="majorHAnsi" w:cstheme="majorHAnsi"/>
+          <w:color w:val="000000"/>
+          <w:sz w:val="24"/>
+          <w:szCs w:val="24"/>
+          <w:lang w:bidi="ta-IN"/>
+        </w:rPr>
+      </w:pPr>
+      <w:r>
+        <w:rPr>
+          <w:rFonts w:asciiTheme="majorHAnsi" w:hAnsiTheme="majorHAnsi" w:cstheme="majorHAnsi"/>
+          <w:b/>
+          <w:bCs/>
+          <w:color w:val="000000"/>
+          <w:sz w:val="24"/>
+          <w:szCs w:val="24"/>
+          <w:lang w:bidi="ta-IN"/>
+        </w:rPr>
+        <w:t>Rao, V.N.V.</w:t>
+      </w:r>
+      <w:r>
+        <w:rPr>
+          <w:rFonts w:asciiTheme="majorHAnsi" w:hAnsiTheme="majorHAnsi" w:cstheme="majorHAnsi"/>
+          <w:color w:val="000000"/>
+          <w:sz w:val="24"/>
+          <w:szCs w:val="24"/>
+          <w:lang w:bidi="ta-IN"/>
+        </w:rPr>
+        <w:t>, Ge, X., &amp; Shankar, P.</w:t>
+      </w:r>
+      <w:r>
+        <w:rPr>
+          <w:rFonts w:asciiTheme="minorHAnsi" w:hAnsiTheme="minorHAnsi" w:cstheme="minorHAnsi"/>
+          <w:vertAlign w:val="superscript"/>
+        </w:rPr>
+        <w:t>‡</w:t>
+      </w:r>
+      <w:r>
+        <w:rPr>
+          <w:rFonts w:asciiTheme="majorHAnsi" w:hAnsiTheme="majorHAnsi" w:cstheme="majorHAnsi"/>
+          <w:color w:val="000000"/>
+          <w:sz w:val="24"/>
+          <w:szCs w:val="24"/>
+          <w:lang w:bidi="ta-IN"/>
+        </w:rPr>
+        <w:t xml:space="preserve"> </w:t>
+      </w:r>
+      <w:r>
+        <w:rPr>
+          <w:rFonts w:asciiTheme="majorHAnsi" w:hAnsiTheme="majorHAnsi" w:cstheme="majorHAnsi"/>
+          <w:color w:val="000000"/>
+          <w:sz w:val="24"/>
+          <w:szCs w:val="24"/>
+          <w:lang w:bidi="ta-IN"/>
+        </w:rPr>
+        <w:t>(</w:t>
+      </w:r>
+      <w:r>
+        <w:rPr>
+          <w:rFonts w:asciiTheme="majorHAnsi" w:hAnsiTheme="majorHAnsi" w:cstheme="majorHAnsi"/>
+          <w:color w:val="000000"/>
+          <w:sz w:val="24"/>
+          <w:szCs w:val="24"/>
+          <w:lang w:bidi="ta-IN"/>
+        </w:rPr>
+        <w:t xml:space="preserve">under review). Rtutor: Marrying R to LLMs to Support Statistics Education. </w:t>
+      </w:r>
+      <w:r>
+        <w:rPr>
+          <w:rFonts w:asciiTheme="majorHAnsi" w:hAnsiTheme="majorHAnsi" w:cstheme="majorHAnsi"/>
+          <w:i/>
+          <w:iCs/>
+          <w:color w:val="000000"/>
+          <w:sz w:val="24"/>
+          <w:szCs w:val="24"/>
+          <w:lang w:bidi="ta-IN"/>
+        </w:rPr>
+        <w:t>Technology Innovations in Statistics Education</w:t>
+      </w:r>
+      <w:r>
+        <w:rPr>
+          <w:rFonts w:asciiTheme="majorHAnsi" w:hAnsiTheme="majorHAnsi" w:cstheme="majorHAnsi"/>
+          <w:color w:val="000000"/>
+          <w:sz w:val="24"/>
+          <w:szCs w:val="24"/>
+          <w:lang w:bidi="ta-IN"/>
+        </w:rPr>
+        <w:t xml:space="preserve">. </w:t>
+      </w:r>
+    </w:p>
+    <w:p>
+      <w:pPr>
+        <w:pStyle w:val="Body"/>
+        <w:ind w:firstLine="0"/>
+        <w:rPr>
+          <w:rFonts w:asciiTheme="majorHAnsi" w:hAnsiTheme="majorHAnsi" w:cstheme="majorHAnsi"/>
+          <w:color w:val="000000"/>
+          <w:sz w:val="24"/>
+          <w:szCs w:val="24"/>
+          <w:lang w:bidi="ta-IN"/>
+        </w:rPr>
+      </w:pPr>
+    </w:p>
+    <w:p>
+      <w:pPr>
+        <w:pStyle w:val="Body"/>
+        <w:numPr>
+          <w:ilvl w:val="0"/>
+          <w:numId w:val="139"/>
+        </w:numPr>
+        <w:rPr>
+          <w:rFonts w:asciiTheme="majorHAnsi" w:hAnsiTheme="majorHAnsi" w:cstheme="majorHAnsi"/>
+          <w:color w:val="000000"/>
+          <w:sz w:val="24"/>
+          <w:szCs w:val="24"/>
+          <w:lang w:bidi="ta-IN"/>
+        </w:rPr>
+      </w:pPr>
+      <w:r>
+        <w:rPr>
+          <w:rFonts w:asciiTheme="majorHAnsi" w:hAnsiTheme="majorHAnsi" w:cstheme="majorHAnsi"/>
+          <w:color w:val="000000"/>
+          <w:sz w:val="24"/>
+          <w:szCs w:val="24"/>
+          <w:lang w:bidi="ta-IN"/>
+        </w:rPr>
+        <w:t>Costello-Wollwage, E.</w:t>
+      </w:r>
+      <w:r>
+        <w:rPr>
+          <w:rFonts w:asciiTheme="minorHAnsi" w:hAnsiTheme="minorHAnsi" w:cstheme="minorHAnsi"/>
+          <w:vertAlign w:val="superscript"/>
+        </w:rPr>
+        <w:t>‡</w:t>
+      </w:r>
+      <w:r>
+        <w:rPr>
+          <w:rFonts w:asciiTheme="majorHAnsi" w:hAnsiTheme="majorHAnsi" w:cstheme="majorHAnsi"/>
+          <w:color w:val="000000"/>
+          <w:sz w:val="24"/>
+          <w:szCs w:val="24"/>
+          <w:lang w:bidi="ta-IN"/>
+        </w:rPr>
+        <w:t xml:space="preserve">, &amp; </w:t>
+      </w:r>
+      <w:r>
+        <w:rPr>
+          <w:rFonts w:asciiTheme="majorHAnsi" w:hAnsiTheme="majorHAnsi" w:cstheme="majorHAnsi"/>
+          <w:b/>
+          <w:bCs/>
+          <w:color w:val="000000"/>
+          <w:sz w:val="24"/>
+          <w:szCs w:val="24"/>
+          <w:lang w:bidi="ta-IN"/>
+        </w:rPr>
+        <w:t>Rao, V.N.V.</w:t>
+      </w:r>
+      <w:r>
+        <w:rPr>
+          <w:rFonts w:asciiTheme="majorHAnsi" w:hAnsiTheme="majorHAnsi" w:cstheme="majorHAnsi"/>
+          <w:color w:val="000000"/>
+          <w:sz w:val="24"/>
+          <w:szCs w:val="24"/>
+          <w:lang w:bidi="ta-IN"/>
+        </w:rPr>
+        <w:t xml:space="preserve"> (accepted). </w:t>
+      </w:r>
+      <w:r>
+        <w:rPr>
+          <w:rFonts w:asciiTheme="majorHAnsi" w:hAnsiTheme="majorHAnsi" w:cstheme="majorHAnsi"/>
+          <w:color w:val="000000"/>
+          <w:sz w:val="24"/>
+          <w:szCs w:val="24"/>
+          <w:lang w:bidi="ta-IN"/>
+        </w:rPr>
+        <w:t>The Constraints of Studenthood: How Academic Responsibilities Moderate Political Engagement Routes</w:t>
+      </w:r>
+      <w:r>
+        <w:rPr>
+          <w:rFonts w:asciiTheme="majorHAnsi" w:hAnsiTheme="majorHAnsi" w:cstheme="majorHAnsi"/>
+          <w:color w:val="000000"/>
+          <w:sz w:val="24"/>
+          <w:szCs w:val="24"/>
+          <w:lang w:bidi="ta-IN"/>
+        </w:rPr>
+        <w:t xml:space="preserve">. </w:t>
+      </w:r>
+      <w:r>
+        <w:rPr>
+          <w:rFonts w:asciiTheme="majorHAnsi" w:hAnsiTheme="majorHAnsi" w:cstheme="majorHAnsi"/>
+          <w:i/>
+          <w:iCs/>
+          <w:color w:val="000000"/>
+          <w:sz w:val="24"/>
+          <w:szCs w:val="24"/>
+          <w:lang w:bidi="ta-IN"/>
+        </w:rPr>
+        <w:t>British Journal of Sociology of Education</w:t>
+      </w:r>
+      <w:r>
+        <w:rPr>
+          <w:rFonts w:asciiTheme="majorHAnsi" w:hAnsiTheme="majorHAnsi" w:cstheme="majorHAnsi"/>
+          <w:color w:val="000000"/>
+          <w:sz w:val="24"/>
+          <w:szCs w:val="24"/>
+          <w:lang w:bidi="ta-IN"/>
+        </w:rPr>
+        <w:t xml:space="preserve">. </w:t>
+      </w:r>
+    </w:p>
+    <w:p>
+      <w:pPr>
+        <w:pStyle w:val="Body"/>
+        <w:ind w:firstLine="0"/>
+        <w:rPr>
+          <w:rFonts w:asciiTheme="majorHAnsi" w:hAnsiTheme="majorHAnsi" w:cstheme="majorHAnsi"/>
+          <w:color w:val="000000"/>
+          <w:sz w:val="24"/>
+          <w:szCs w:val="24"/>
+          <w:lang w:bidi="ta-IN"/>
+        </w:rPr>
+      </w:pPr>
+    </w:p>
+    <w:p>
+      <w:pPr>
+        <w:pStyle w:val="Body"/>
+        <w:numPr>
+          <w:ilvl w:val="0"/>
+          <w:numId w:val="137"/>
+        </w:numPr>
+        <w:rPr>
+          <w:rFonts w:asciiTheme="majorHAnsi" w:hAnsiTheme="majorHAnsi" w:cstheme="majorHAnsi"/>
+          <w:color w:val="000000"/>
+          <w:sz w:val="24"/>
+          <w:szCs w:val="24"/>
+          <w:lang w:bidi="ta-IN"/>
+        </w:rPr>
+      </w:pPr>
+      <w:r>
+        <w:rPr>
+          <w:rFonts w:asciiTheme="majorHAnsi" w:hAnsiTheme="majorHAnsi" w:cstheme="majorHAnsi"/>
+          <w:color w:val="000000"/>
+          <w:sz w:val="24"/>
+          <w:szCs w:val="24"/>
+          <w:lang w:bidi="ta-IN"/>
+        </w:rPr>
+        <w:t xml:space="preserve">Kwon, S., Le, T., </w:t>
+      </w:r>
+      <w:r>
+        <w:rPr>
+          <w:rFonts w:asciiTheme="majorHAnsi" w:hAnsiTheme="majorHAnsi" w:cstheme="majorHAnsi"/>
+          <w:b/>
+          <w:bCs/>
+          <w:color w:val="000000"/>
+          <w:sz w:val="24"/>
+          <w:szCs w:val="24"/>
+          <w:lang w:bidi="ta-IN"/>
+        </w:rPr>
+        <w:t>Rao, V.N.V.</w:t>
+      </w:r>
+      <w:r>
+        <w:rPr>
+          <w:rFonts w:asciiTheme="majorHAnsi" w:hAnsiTheme="majorHAnsi" w:cstheme="majorHAnsi"/>
+          <w:color w:val="000000"/>
+          <w:sz w:val="24"/>
+          <w:szCs w:val="24"/>
+          <w:lang w:bidi="ta-IN"/>
+        </w:rPr>
+        <w:t xml:space="preserve">, Culpepper, S., Douglas, J., &amp; Zhang, S. </w:t>
+      </w:r>
+      <w:r>
+        <w:rPr>
+          <w:rFonts w:asciiTheme="majorHAnsi" w:hAnsiTheme="majorHAnsi" w:cstheme="majorHAnsi"/>
+          <w:color w:val="000000"/>
+          <w:sz w:val="24"/>
+          <w:szCs w:val="24"/>
+          <w:lang w:bidi="ta-IN"/>
+        </w:rPr>
+        <w:t>(accepted</w:t>
+      </w:r>
+      <w:r>
+        <w:rPr>
+          <w:rFonts w:asciiTheme="majorHAnsi" w:hAnsiTheme="majorHAnsi" w:cstheme="majorHAnsi"/>
+          <w:color w:val="000000"/>
+          <w:sz w:val="24"/>
+          <w:szCs w:val="24"/>
+          <w:lang w:bidi="ta-IN"/>
+        </w:rPr>
+        <w:t xml:space="preserve">). Cold-Starting Diagnostic Assessment with Language Models: Interpretable Q-Matrix Initialization and Empirical Fit-Guided Update. </w:t>
+      </w:r>
+      <w:r>
+        <w:rPr>
+          <w:rFonts w:asciiTheme="majorHAnsi" w:hAnsiTheme="majorHAnsi" w:cstheme="majorHAnsi"/>
+          <w:i/>
+          <w:iCs/>
+          <w:color w:val="000000"/>
+          <w:sz w:val="24"/>
+          <w:szCs w:val="24"/>
+          <w:lang w:bidi="ta-IN"/>
+        </w:rPr>
+        <w:t>Psychometrika</w:t>
+      </w:r>
+      <w:r>
+        <w:rPr>
+          <w:rFonts w:asciiTheme="majorHAnsi" w:hAnsiTheme="majorHAnsi" w:cstheme="majorHAnsi"/>
+          <w:color w:val="000000"/>
+          <w:sz w:val="24"/>
+          <w:szCs w:val="24"/>
+          <w:lang w:bidi="ta-IN"/>
+        </w:rPr>
+        <w:t xml:space="preserve">. </w:t>
+      </w:r>
+    </w:p>
+    <w:p>
+      <w:pPr>
+        <w:pStyle w:val="Body"/>
+        <w:ind w:firstLine="0"/>
+        <w:rPr>
+          <w:rFonts w:asciiTheme="majorHAnsi" w:hAnsiTheme="majorHAnsi" w:cstheme="majorHAnsi"/>
+          <w:color w:val="000000"/>
+          <w:sz w:val="24"/>
+          <w:szCs w:val="24"/>
+          <w:lang w:bidi="ta-IN"/>
+        </w:rPr>
+      </w:pPr>
+    </w:p>
+    <w:p>
+      <w:pPr>
+        <w:pStyle w:val="Body"/>
+        <w:numPr>
+          <w:ilvl w:val="0"/>
+          <w:numId w:val="136"/>
         </w:numPr>
         <w:rPr>
           <w:rFonts w:asciiTheme="majorHAnsi" w:hAnsiTheme="majorHAnsi" w:cstheme="majorHAnsi"/>
@@ -3740,6 +4184,7 @@
         <w:rPr>
           <w:rFonts w:asciiTheme="majorHAnsi" w:hAnsiTheme="majorHAnsi" w:cstheme="majorHAnsi"/>
         </w:rPr>
+        <w:lastRenderedPageBreak/>
         <w:t>Ancel, E.E.</w:t>
       </w:r>
       <w:r>
@@ -4241,7 +4686,6 @@
           <w:szCs w:val="24"/>
           <w:lang w:bidi="ta-IN"/>
         </w:rPr>
-        <w:lastRenderedPageBreak/>
         <w:t>DeLiema, D., Hufnagle, A.</w:t>
       </w:r>
       <w:r>
@@ -5190,6 +5634,7 @@
         <w:rPr>
           <w:rFonts w:asciiTheme="minorHAnsi" w:hAnsiTheme="minorHAnsi" w:cstheme="minorHAnsi"/>
         </w:rPr>
+        <w:lastRenderedPageBreak/>
         <w:t>Invited Talks</w:t>
       </w:r>
     </w:p>
@@ -5203,6 +5648,97 @@
           <w:sz w:val="24"/>
           <w:szCs w:val="24"/>
           <w:highlight w:val="yellow"/>
+          <w:lang w:bidi="ta-IN"/>
+        </w:rPr>
+      </w:pPr>
+    </w:p>
+    <w:p>
+      <w:pPr>
+        <w:pStyle w:val="ListParagraph"/>
+        <w:numPr>
+          <w:ilvl w:val="0"/>
+          <w:numId w:val="143"/>
+        </w:numPr>
+        <w:rPr>
+          <w:rFonts w:asciiTheme="majorHAnsi" w:eastAsia="Times" w:hAnsiTheme="majorHAnsi" w:cstheme="majorHAnsi"/>
+          <w:noProof/>
+          <w:color w:val="000000"/>
+          <w:lang w:bidi="ta-IN"/>
+        </w:rPr>
+      </w:pPr>
+      <w:r>
+        <w:rPr>
+          <w:rFonts w:asciiTheme="majorHAnsi" w:eastAsia="Times" w:hAnsiTheme="majorHAnsi" w:cstheme="majorHAnsi"/>
+          <w:b/>
+          <w:bCs/>
+          <w:noProof/>
+          <w:color w:val="000000"/>
+          <w:lang w:bidi="ta-IN"/>
+        </w:rPr>
+        <w:t>Rao, V.N.V</w:t>
+      </w:r>
+      <w:r>
+        <w:rPr>
+          <w:rFonts w:asciiTheme="majorHAnsi" w:eastAsia="Times" w:hAnsiTheme="majorHAnsi" w:cstheme="majorHAnsi"/>
+          <w:noProof/>
+          <w:color w:val="000000"/>
+          <w:lang w:bidi="ta-IN"/>
+        </w:rPr>
+        <w:t xml:space="preserve">., &amp; Rao, N. (2026, April). </w:t>
+      </w:r>
+      <w:r>
+        <w:rPr>
+          <w:rFonts w:asciiTheme="majorHAnsi" w:eastAsia="Times" w:hAnsiTheme="majorHAnsi" w:cstheme="majorHAnsi"/>
+          <w:i/>
+          <w:iCs/>
+          <w:noProof/>
+          <w:color w:val="000000"/>
+          <w:lang w:bidi="ta-IN"/>
+        </w:rPr>
+        <w:t xml:space="preserve">Incorporating TAs/CAs into Instruction: The Case of </w:t>
+      </w:r>
+      <w:r>
+        <w:rPr>
+          <w:rFonts w:asciiTheme="majorHAnsi" w:eastAsia="Times" w:hAnsiTheme="majorHAnsi" w:cstheme="majorHAnsi"/>
+          <w:i/>
+          <w:iCs/>
+          <w:noProof/>
+          <w:color w:val="000000"/>
+          <w:lang w:bidi="ta-IN"/>
+        </w:rPr>
+        <w:t>STAT</w:t>
+      </w:r>
+      <w:r>
+        <w:rPr>
+          <w:rFonts w:asciiTheme="majorHAnsi" w:eastAsia="Times" w:hAnsiTheme="majorHAnsi" w:cstheme="majorHAnsi"/>
+          <w:i/>
+          <w:iCs/>
+          <w:noProof/>
+          <w:color w:val="000000"/>
+          <w:lang w:bidi="ta-IN"/>
+        </w:rPr>
+        <w:t xml:space="preserve"> 100</w:t>
+      </w:r>
+      <w:r>
+        <w:rPr>
+          <w:rFonts w:asciiTheme="majorHAnsi" w:eastAsia="Times" w:hAnsiTheme="majorHAnsi" w:cstheme="majorHAnsi"/>
+          <w:noProof/>
+          <w:color w:val="000000"/>
+          <w:lang w:bidi="ta-IN"/>
+        </w:rPr>
+        <w:t xml:space="preserve"> [Invited Seminar]. University of Illinois Center for Innovation in Teaching &amp; Learning, Art of Teaching Seminar Series. Sponspored by Jordan Leising. </w:t>
+      </w:r>
+    </w:p>
+    <w:p>
+      <w:pPr>
+        <w:pStyle w:val="Body"/>
+        <w:ind w:firstLine="0"/>
+        <w:jc w:val="left"/>
+        <w:rPr>
+          <w:rFonts w:asciiTheme="majorHAnsi" w:hAnsiTheme="majorHAnsi" w:cstheme="majorHAnsi"/>
+          <w:color w:val="000000"/>
+          <w:sz w:val="24"/>
+          <w:szCs w:val="24"/>
           <w:lang w:bidi="ta-IN"/>
         </w:rPr>
       </w:pPr>
@@ -5212,7 +5748,102 @@
         <w:pStyle w:val="Body"/>
         <w:numPr>
           <w:ilvl w:val="0"/>
-          <w:numId w:val="134"/>
+          <w:numId w:val="144"/>
+        </w:numPr>
+        <w:jc w:val="left"/>
+        <w:rPr>
+          <w:rFonts w:asciiTheme="majorHAnsi" w:hAnsiTheme="majorHAnsi" w:cstheme="majorHAnsi"/>
+          <w:color w:val="000000"/>
+          <w:sz w:val="24"/>
+          <w:szCs w:val="24"/>
+          <w:lang w:bidi="ta-IN"/>
+        </w:rPr>
+      </w:pPr>
+      <w:r>
+        <w:rPr>
+          <w:rFonts w:asciiTheme="majorHAnsi" w:hAnsiTheme="majorHAnsi" w:cstheme="majorHAnsi"/>
+          <w:b/>
+          <w:bCs/>
+          <w:color w:val="000000"/>
+          <w:sz w:val="24"/>
+          <w:szCs w:val="24"/>
+          <w:lang w:bidi="ta-IN"/>
+        </w:rPr>
+        <w:t>Rao, V.N.V.</w:t>
+      </w:r>
+      <w:r>
+        <w:rPr>
+          <w:rFonts w:asciiTheme="majorHAnsi" w:hAnsiTheme="majorHAnsi" w:cstheme="majorHAnsi"/>
+          <w:color w:val="000000"/>
+          <w:sz w:val="24"/>
+          <w:szCs w:val="24"/>
+          <w:lang w:bidi="ta-IN"/>
+        </w:rPr>
+        <w:t xml:space="preserve"> &amp; Jeng, A. (2026, March). </w:t>
+      </w:r>
+      <w:r>
+        <w:rPr>
+          <w:rFonts w:asciiTheme="majorHAnsi" w:hAnsiTheme="majorHAnsi" w:cstheme="majorHAnsi"/>
+          <w:i/>
+          <w:iCs/>
+          <w:color w:val="000000"/>
+          <w:sz w:val="24"/>
+          <w:szCs w:val="24"/>
+          <w:lang w:bidi="ta-IN"/>
+        </w:rPr>
+        <w:t>Students' Statistical Thinking when Using Generative AI</w:t>
+      </w:r>
+      <w:r>
+        <w:rPr>
+          <w:rFonts w:asciiTheme="majorHAnsi" w:hAnsiTheme="majorHAnsi" w:cstheme="majorHAnsi"/>
+          <w:color w:val="000000"/>
+          <w:sz w:val="24"/>
+          <w:szCs w:val="24"/>
+          <w:lang w:bidi="ta-IN"/>
+        </w:rPr>
+        <w:t xml:space="preserve"> [Guest Speaker]. </w:t>
+      </w:r>
+      <w:r>
+        <w:rPr>
+          <w:rFonts w:asciiTheme="majorHAnsi" w:hAnsiTheme="majorHAnsi" w:cstheme="majorHAnsi"/>
+          <w:color w:val="000000"/>
+          <w:sz w:val="24"/>
+          <w:szCs w:val="24"/>
+          <w:lang w:bidi="ta-IN"/>
+        </w:rPr>
+        <w:t>Consortium for the Advancement of Undergraduate Statistics Education, Research Reading Group</w:t>
+      </w:r>
+      <w:r>
+        <w:rPr>
+          <w:rFonts w:asciiTheme="majorHAnsi" w:hAnsiTheme="majorHAnsi" w:cstheme="majorHAnsi"/>
+          <w:color w:val="000000"/>
+          <w:sz w:val="24"/>
+          <w:szCs w:val="24"/>
+          <w:lang w:bidi="ta-IN"/>
+        </w:rPr>
+        <w:t xml:space="preserve">. Sponsored by Dr. Zachary del Rosario. </w:t>
+      </w:r>
+    </w:p>
+    <w:p>
+      <w:pPr>
+        <w:pStyle w:val="Body"/>
+        <w:ind w:firstLine="0"/>
+        <w:jc w:val="left"/>
+        <w:rPr>
+          <w:rFonts w:asciiTheme="majorHAnsi" w:hAnsiTheme="majorHAnsi" w:cstheme="majorHAnsi"/>
+          <w:color w:val="000000"/>
+          <w:sz w:val="24"/>
+          <w:szCs w:val="24"/>
+          <w:lang w:bidi="ta-IN"/>
+        </w:rPr>
+      </w:pPr>
+    </w:p>
+    <w:p>
+      <w:pPr>
+        <w:pStyle w:val="Body"/>
+        <w:numPr>
+          <w:ilvl w:val="0"/>
+          <w:numId w:val="141"/>
         </w:numPr>
         <w:jc w:val="left"/>
         <w:rPr>
@@ -5605,7 +6236,6 @@
           <w:szCs w:val="24"/>
           <w:lang w:bidi="ta-IN"/>
         </w:rPr>
-        <w:lastRenderedPageBreak/>
         <w:t>Rao, V.N.V.</w:t>
       </w:r>
       <w:r>
@@ -7871,6 +8501,7 @@
           <w:color w:val="000000"/>
           <w:lang w:bidi="ta-IN"/>
         </w:rPr>
+        <w:lastRenderedPageBreak/>
         <w:t>Rao, V.N.V.</w:t>
       </w:r>
       <w:r>
@@ -8789,7 +9420,6 @@
           <w:szCs w:val="22"/>
           <w:lang w:bidi="ta-IN"/>
         </w:rPr>
-        <w:lastRenderedPageBreak/>
         <w:t>*16 scholars</w:t>
       </w:r>
       <w:r>
@@ -10565,7 +11195,6 @@
           <w:szCs w:val="24"/>
           <w:lang w:bidi="ta-IN"/>
         </w:rPr>
-        <w:lastRenderedPageBreak/>
         <w:t>Hemani, S.</w:t>
       </w:r>
       <w:r>
@@ -11268,6 +11897,7 @@
           <w:szCs w:val="24"/>
           <w:lang w:bidi="ta-IN"/>
         </w:rPr>
+        <w:lastRenderedPageBreak/>
         <w:t>Hunt, M.Y., Hemani, S.</w:t>
       </w:r>
       <w:r>
@@ -12181,7 +12811,6 @@
           <w:szCs w:val="24"/>
           <w:lang w:bidi="ta-IN"/>
         </w:rPr>
-        <w:lastRenderedPageBreak/>
         <w:t>Rao, V.N.V.</w:t>
       </w:r>
       <w:r>
@@ -12790,6 +13419,7 @@
           <w:szCs w:val="24"/>
           <w:lang w:bidi="ta-IN"/>
         </w:rPr>
+        <w:lastRenderedPageBreak/>
         <w:t>Sriramlatha, P.</w:t>
       </w:r>
       <w:r>
@@ -13797,7 +14427,6 @@
           <w:szCs w:val="24"/>
           <w:lang w:bidi="ta-IN"/>
         </w:rPr>
-        <w:lastRenderedPageBreak/>
         <w:t xml:space="preserve">Marupudi, V., Harsch, R. M., Park, J., </w:t>
       </w:r>
       <w:r>
@@ -14349,6 +14978,7 @@
           <w:szCs w:val="24"/>
           <w:lang w:bidi="ta-IN"/>
         </w:rPr>
+        <w:lastRenderedPageBreak/>
         <w:t>Ancel, E.E.</w:t>
       </w:r>
       <w:r>
@@ -15826,7 +16456,6 @@
           <w:szCs w:val="24"/>
           <w:lang w:bidi="ta-IN"/>
         </w:rPr>
-        <w:lastRenderedPageBreak/>
         <w:t xml:space="preserve">Marupudi, V., Harsch, R.M., </w:t>
       </w:r>
       <w:r>
@@ -16305,6 +16934,7 @@
           <w:b/>
           <w:bCs/>
         </w:rPr>
+        <w:lastRenderedPageBreak/>
         <w:t>Rao, V.N.V.</w:t>
       </w:r>
       <w:r>
@@ -17081,7 +17711,6 @@
         <w:rPr>
           <w:rFonts w:asciiTheme="majorHAnsi" w:hAnsiTheme="majorHAnsi" w:cstheme="majorHAnsi"/>
         </w:rPr>
-        <w:lastRenderedPageBreak/>
         <w:t xml:space="preserve">The Link Tank*. </w:t>
       </w:r>
       <w:bookmarkEnd w:id="3"/>
@@ -17532,7 +18161,17 @@
           <w:color w:val="000000"/>
           <w:lang w:bidi="ta-IN"/>
         </w:rPr>
-        <w:t xml:space="preserve">, Legacy, C., Brown, J.M., Zieffler, A., &amp; delMas, R. (2021). Data-to-graphs and back: Secondary teachers’ reasoning about aesthetic mappings in data visualization. In R. Helenius &amp; E. Falck (Eds.), </w:t>
+        <w:t xml:space="preserve">, Legacy, C., Brown, J.M., Zieffler, A., &amp; delMas, R. (2021). Data-to-graphs and back: Secondary teachers’ reasoning about aesthetic mappings in data visualization. In R. </w:t>
+      </w:r>
+      <w:r>
+        <w:rPr>
+          <w:rFonts w:asciiTheme="majorHAnsi" w:eastAsia="Times" w:hAnsiTheme="majorHAnsi" w:cstheme="majorHAnsi"/>
+          <w:noProof/>
+          <w:color w:val="000000"/>
+          <w:lang w:bidi="ta-IN"/>
+        </w:rPr>
+        <w:lastRenderedPageBreak/>
+        <w:t xml:space="preserve">Helenius &amp; E. Falck (Eds.), </w:t>
       </w:r>
       <w:r>
         <w:rPr>
@@ -18190,7 +18829,6 @@
           <w:bCs/>
           <w:color w:val="auto"/>
         </w:rPr>
-        <w:lastRenderedPageBreak/>
         <w:t xml:space="preserve">Rao, V.N.V. </w:t>
       </w:r>
       <w:r>
@@ -18681,6 +19319,7 @@
           <w:bCs/>
           <w:color w:val="auto"/>
         </w:rPr>
+        <w:lastRenderedPageBreak/>
         <w:t>Rao, V.N.V.</w:t>
       </w:r>
       <w:r>
@@ -19649,7 +20288,6 @@
           <w:color w:val="000000"/>
           <w:lang w:bidi="ta-IN"/>
         </w:rPr>
-        <w:lastRenderedPageBreak/>
         <w:t>Rao, V.N.V.</w:t>
       </w:r>
       <w:r>
@@ -19812,6 +20450,47 @@
               <w:rPr>
                 <w:rFonts w:asciiTheme="minorHAnsi" w:hAnsiTheme="minorHAnsi" w:cstheme="minorHAnsi"/>
               </w:rPr>
+              <w:t xml:space="preserve"> Office of Undergraduate Research, Advisory Board Member</w:t>
+            </w:r>
+          </w:p>
+        </w:tc>
+        <w:tc>
+          <w:tcPr>
+            <w:tcW w:w="1658" w:type="dxa"/>
+          </w:tcPr>
+          <w:p>
+            <w:pPr>
+              <w:rPr>
+                <w:rFonts w:asciiTheme="minorHAnsi" w:hAnsiTheme="minorHAnsi" w:cstheme="minorHAnsi"/>
+              </w:rPr>
+            </w:pPr>
+            <w:r>
+              <w:rPr>
+                <w:rFonts w:asciiTheme="minorHAnsi" w:hAnsiTheme="minorHAnsi" w:cstheme="minorHAnsi"/>
+              </w:rPr>
+              <w:t xml:space="preserve">2026 – present </w:t>
+            </w:r>
+          </w:p>
+        </w:tc>
+      </w:tr>
+      <w:tr>
+        <w:trPr>
+          <w:trHeight w:val="278"/>
+        </w:trPr>
+        <w:tc>
+          <w:tcPr>
+            <w:tcW w:w="7990" w:type="dxa"/>
+          </w:tcPr>
+          <w:p>
+            <w:pPr>
+              <w:rPr>
+                <w:rFonts w:asciiTheme="minorHAnsi" w:hAnsiTheme="minorHAnsi" w:cstheme="minorHAnsi"/>
+              </w:rPr>
+            </w:pPr>
+            <w:r>
+              <w:rPr>
+                <w:rFonts w:asciiTheme="minorHAnsi" w:hAnsiTheme="minorHAnsi" w:cstheme="minorHAnsi"/>
+              </w:rPr>
               <w:t xml:space="preserve"> </w:t>
             </w:r>
             <w:r>
@@ -21524,7 +22203,7 @@
               <w:rPr>
                 <w:rFonts w:asciiTheme="minorHAnsi" w:hAnsiTheme="minorHAnsi" w:cstheme="minorHAnsi"/>
               </w:rPr>
-              <w:t>Journal of Mathematical Behavior (1 paper)</w:t>
+              <w:t>ZDM – Mathematics Education (1 paper)</w:t>
             </w:r>
           </w:p>
         </w:tc>
@@ -21542,7 +22221,7 @@
               <w:rPr>
                 <w:rFonts w:asciiTheme="minorHAnsi" w:hAnsiTheme="minorHAnsi" w:cstheme="minorHAnsi"/>
               </w:rPr>
-              <w:t>2026</w:t>
+              <w:t>2024</w:t>
             </w:r>
           </w:p>
         </w:tc>
@@ -21565,48 +22244,6 @@
               <w:rPr>
                 <w:rFonts w:asciiTheme="minorHAnsi" w:hAnsiTheme="minorHAnsi" w:cstheme="minorHAnsi"/>
               </w:rPr>
-              <w:t>ZDM – Mathematics Education (1 paper)</w:t>
-            </w:r>
-          </w:p>
-        </w:tc>
-        <w:tc>
-          <w:tcPr>
-            <w:tcW w:w="1658" w:type="dxa"/>
-          </w:tcPr>
-          <w:p>
-            <w:pPr>
-              <w:rPr>
-                <w:rFonts w:asciiTheme="minorHAnsi" w:hAnsiTheme="minorHAnsi" w:cstheme="minorHAnsi"/>
-              </w:rPr>
-            </w:pPr>
-            <w:r>
-              <w:rPr>
-                <w:rFonts w:asciiTheme="minorHAnsi" w:hAnsiTheme="minorHAnsi" w:cstheme="minorHAnsi"/>
-              </w:rPr>
-              <w:t>2024</w:t>
-            </w:r>
-          </w:p>
-        </w:tc>
-      </w:tr>
-      <w:tr>
-        <w:trPr>
-          <w:trHeight w:val="278"/>
-        </w:trPr>
-        <w:tc>
-          <w:tcPr>
-            <w:tcW w:w="7990" w:type="dxa"/>
-          </w:tcPr>
-          <w:p>
-            <w:pPr>
-              <w:rPr>
-                <w:rFonts w:asciiTheme="minorHAnsi" w:hAnsiTheme="minorHAnsi" w:cstheme="minorHAnsi"/>
-              </w:rPr>
-            </w:pPr>
-            <w:r>
-              <w:rPr>
-                <w:rFonts w:asciiTheme="minorHAnsi" w:hAnsiTheme="minorHAnsi" w:cstheme="minorHAnsi"/>
-              </w:rPr>
-              <w:lastRenderedPageBreak/>
               <w:t>Cognition and Instruction (1 paper)</w:t>
             </w:r>
           </w:p>
@@ -22305,6 +22942,7 @@
               <w:rPr>
                 <w:rFonts w:asciiTheme="minorHAnsi" w:hAnsiTheme="minorHAnsi" w:cstheme="minorHAnsi"/>
               </w:rPr>
+              <w:lastRenderedPageBreak/>
               <w:t>Mia Petrie</w:t>
             </w:r>
             <w:r>
@@ -23336,7 +23974,6 @@
                 <w:rFonts w:asciiTheme="minorHAnsi" w:hAnsiTheme="minorHAnsi" w:cstheme="minorHAnsi"/>
                 <w:bCs/>
               </w:rPr>
-              <w:lastRenderedPageBreak/>
               <w:t>Quantitative Methods in Education Graduate Student Leadership Award, $100</w:t>
             </w:r>
           </w:p>
@@ -24134,14 +24771,14 @@
                 <w:rFonts w:asciiTheme="minorHAnsi" w:hAnsiTheme="minorHAnsi" w:cstheme="minorHAnsi"/>
                 <w:bCs/>
               </w:rPr>
-              <w:t xml:space="preserve">47 </w:t>
-            </w:r>
-            <w:r>
-              <w:rPr>
-                <w:rFonts w:asciiTheme="minorHAnsi" w:hAnsiTheme="minorHAnsi" w:cstheme="minorHAnsi"/>
-                <w:bCs/>
-              </w:rPr>
-              <w:t>students)</w:t>
+              <w:t>2</w:t>
+            </w:r>
+            <w:r>
+              <w:rPr>
+                <w:rFonts w:asciiTheme="minorHAnsi" w:hAnsiTheme="minorHAnsi" w:cstheme="minorHAnsi"/>
+                <w:bCs/>
+              </w:rPr>
+              <w:t>7 students)</w:t>
             </w:r>
           </w:p>
         </w:tc>
@@ -24189,6 +24826,7 @@
                 <w:rFonts w:asciiTheme="minorHAnsi" w:hAnsiTheme="minorHAnsi" w:cstheme="minorHAnsi"/>
                 <w:bCs/>
               </w:rPr>
+              <w:lastRenderedPageBreak/>
               <w:t xml:space="preserve">  </w:t>
             </w:r>
             <w:r>
@@ -24210,14 +24848,14 @@
                 <w:rFonts w:asciiTheme="minorHAnsi" w:hAnsiTheme="minorHAnsi" w:cstheme="minorHAnsi"/>
                 <w:bCs/>
               </w:rPr>
-              <w:t>Statistics [In-Person] (5</w:t>
-            </w:r>
-            <w:r>
-              <w:rPr>
-                <w:rFonts w:asciiTheme="minorHAnsi" w:hAnsiTheme="minorHAnsi" w:cstheme="minorHAnsi"/>
-                <w:bCs/>
-              </w:rPr>
-              <w:t>13</w:t>
+              <w:t>Statistics [In-Person] (</w:t>
+            </w:r>
+            <w:r>
+              <w:rPr>
+                <w:rFonts w:asciiTheme="minorHAnsi" w:hAnsiTheme="minorHAnsi" w:cstheme="minorHAnsi"/>
+                <w:bCs/>
+              </w:rPr>
+              <w:t>479</w:t>
             </w:r>
             <w:r>
               <w:rPr>
@@ -24327,42 +24965,7 @@
                 <w:rFonts w:asciiTheme="minorHAnsi" w:hAnsiTheme="minorHAnsi" w:cstheme="minorHAnsi"/>
                 <w:bCs/>
               </w:rPr>
-              <w:t>PSYC 494</w:t>
-            </w:r>
-            <w:r>
-              <w:rPr>
-                <w:rFonts w:asciiTheme="minorHAnsi" w:hAnsiTheme="minorHAnsi" w:cstheme="minorHAnsi"/>
-                <w:bCs/>
-              </w:rPr>
-              <w:t xml:space="preserve"> – </w:t>
-            </w:r>
-            <w:r>
-              <w:rPr>
-                <w:rFonts w:asciiTheme="minorHAnsi" w:hAnsiTheme="minorHAnsi" w:cstheme="minorHAnsi"/>
-                <w:bCs/>
-              </w:rPr>
-              <w:t>Advanced Research in Psychology</w:t>
-            </w:r>
-            <w:r>
-              <w:rPr>
-                <w:rFonts w:asciiTheme="minorHAnsi" w:hAnsiTheme="minorHAnsi" w:cstheme="minorHAnsi"/>
-                <w:bCs/>
-              </w:rPr>
-              <w:t xml:space="preserve"> (</w:t>
-            </w:r>
-            <w:r>
-              <w:rPr>
-                <w:rFonts w:asciiTheme="minorHAnsi" w:hAnsiTheme="minorHAnsi" w:cstheme="minorHAnsi"/>
-                <w:bCs/>
-              </w:rPr>
-              <w:t>7</w:t>
-            </w:r>
-            <w:r>
-              <w:rPr>
-                <w:rFonts w:asciiTheme="minorHAnsi" w:hAnsiTheme="minorHAnsi" w:cstheme="minorHAnsi"/>
-                <w:bCs/>
-              </w:rPr>
-              <w:t xml:space="preserve"> students)</w:t>
+              <w:t>PSYC 494 – Advanced Research in Psychology (7 students)</w:t>
             </w:r>
           </w:p>
         </w:tc>
@@ -25993,7 +26596,6 @@
                 <w:rFonts w:asciiTheme="minorHAnsi" w:hAnsiTheme="minorHAnsi" w:cstheme="minorHAnsi"/>
                 <w:b/>
               </w:rPr>
-              <w:lastRenderedPageBreak/>
               <w:t xml:space="preserve">  </w:t>
             </w:r>
             <w:r>
@@ -27039,6 +27641,7 @@
                 <w:rFonts w:asciiTheme="minorHAnsi" w:hAnsiTheme="minorHAnsi" w:cstheme="minorHAnsi"/>
                 <w:b/>
               </w:rPr>
+              <w:lastRenderedPageBreak/>
               <w:t xml:space="preserve">  </w:t>
             </w:r>
             <w:r>
@@ -28472,6 +29075,97 @@
     </w:lvl>
   </w:abstractNum>
   <w:abstractNum w:abstractNumId="6" w15:restartNumberingAfterBreak="0">
+    <w:nsid w:val="04AC6CF6"/>
+    <w:multiLevelType w:val="hybridMultilevel"/>
+    <w:tmpl w:val="B8562D38"/>
+    <w:lvl w:ilvl="0" w:tplc="86F026D6">
+      <w:start w:val="12"/>
+      <w:numFmt w:val="decimal"/>
+      <w:lvlText w:val="%1."/>
+      <w:lvlJc w:val="left"/>
+      <w:pPr>
+        <w:ind w:left="0" w:hanging="360"/>
+      </w:pPr>
+      <w:rPr>
+        <w:rFonts w:hint="default"/>
+        <w:i w:val="0"/>
+        <w:iCs w:val="0"/>
+      </w:rPr>
+    </w:lvl>
+    <w:lvl w:ilvl="1" w:tplc="04090019" w:tentative="1">
+      <w:start w:val="1"/>
+      <w:numFmt w:val="lowerLetter"/>
+      <w:lvlText w:val="%2."/>
+      <w:lvlJc w:val="left"/>
+      <w:pPr>
+        <w:ind w:left="1440" w:hanging="360"/>
+      </w:pPr>
+    </w:lvl>
+    <w:lvl w:ilvl="2" w:tplc="0409001B" w:tentative="1">
+      <w:start w:val="1"/>
+      <w:numFmt w:val="lowerRoman"/>
+      <w:lvlText w:val="%3."/>
+      <w:lvlJc w:val="right"/>
+      <w:pPr>
+        <w:ind w:left="2160" w:hanging="180"/>
+      </w:pPr>
+    </w:lvl>
+    <w:lvl w:ilvl="3" w:tplc="0409000F" w:tentative="1">
+      <w:start w:val="1"/>
+      <w:numFmt w:val="decimal"/>
+      <w:lvlText w:val="%4."/>
+      <w:lvlJc w:val="left"/>
+      <w:pPr>
+        <w:ind w:left="2880" w:hanging="360"/>
+      </w:pPr>
+    </w:lvl>
+    <w:lvl w:ilvl="4" w:tplc="04090019" w:tentative="1">
+      <w:start w:val="1"/>
+      <w:numFmt w:val="lowerLetter"/>
+      <w:lvlText w:val="%5."/>
+      <w:lvlJc w:val="left"/>
+      <w:pPr>
+        <w:ind w:left="3600" w:hanging="360"/>
+      </w:pPr>
+    </w:lvl>
+    <w:lvl w:ilvl="5" w:tplc="0409001B" w:tentative="1">
+      <w:start w:val="1"/>
+      <w:numFmt w:val="lowerRoman"/>
+      <w:lvlText w:val="%6."/>
+      <w:lvlJc w:val="right"/>
+      <w:pPr>
+        <w:ind w:left="4320" w:hanging="180"/>
+      </w:pPr>
+    </w:lvl>
+    <w:lvl w:ilvl="6" w:tplc="0409000F" w:tentative="1">
+      <w:start w:val="1"/>
+      <w:numFmt w:val="decimal"/>
+      <w:lvlText w:val="%7."/>
+      <w:lvlJc w:val="left"/>
+      <w:pPr>
+        <w:ind w:left="5040" w:hanging="360"/>
+      </w:pPr>
+    </w:lvl>
+    <w:lvl w:ilvl="7" w:tplc="04090019" w:tentative="1">
+      <w:start w:val="1"/>
+      <w:numFmt w:val="lowerLetter"/>
+      <w:lvlText w:val="%8."/>
+      <w:lvlJc w:val="left"/>
+      <w:pPr>
+        <w:ind w:left="5760" w:hanging="360"/>
+      </w:pPr>
+    </w:lvl>
+    <w:lvl w:ilvl="8" w:tplc="0409001B" w:tentative="1">
+      <w:start w:val="1"/>
+      <w:numFmt w:val="lowerRoman"/>
+      <w:lvlText w:val="%9."/>
+      <w:lvlJc w:val="right"/>
+      <w:pPr>
+        <w:ind w:left="6480" w:hanging="180"/>
+      </w:pPr>
+    </w:lvl>
+  </w:abstractNum>
+  <w:abstractNum w:abstractNumId="7" w15:restartNumberingAfterBreak="0">
     <w:nsid w:val="052B7518"/>
     <w:multiLevelType w:val="hybridMultilevel"/>
     <w:tmpl w:val="B53C3580"/>
@@ -28562,7 +29256,7 @@
       </w:pPr>
     </w:lvl>
   </w:abstractNum>
-  <w:abstractNum w:abstractNumId="7" w15:restartNumberingAfterBreak="0">
+  <w:abstractNum w:abstractNumId="8" w15:restartNumberingAfterBreak="0">
     <w:nsid w:val="05F95B52"/>
     <w:multiLevelType w:val="hybridMultilevel"/>
     <w:tmpl w:val="3A0C5FF0"/>
@@ -28653,7 +29347,7 @@
       </w:pPr>
     </w:lvl>
   </w:abstractNum>
-  <w:abstractNum w:abstractNumId="8" w15:restartNumberingAfterBreak="0">
+  <w:abstractNum w:abstractNumId="9" w15:restartNumberingAfterBreak="0">
     <w:nsid w:val="06563C7B"/>
     <w:multiLevelType w:val="hybridMultilevel"/>
     <w:tmpl w:val="007CE238"/>
@@ -28744,7 +29438,7 @@
       </w:pPr>
     </w:lvl>
   </w:abstractNum>
-  <w:abstractNum w:abstractNumId="9" w15:restartNumberingAfterBreak="0">
+  <w:abstractNum w:abstractNumId="10" w15:restartNumberingAfterBreak="0">
     <w:nsid w:val="067F6413"/>
     <w:multiLevelType w:val="hybridMultilevel"/>
     <w:tmpl w:val="00421BDA"/>
@@ -28835,7 +29529,7 @@
       </w:pPr>
     </w:lvl>
   </w:abstractNum>
-  <w:abstractNum w:abstractNumId="10" w15:restartNumberingAfterBreak="0">
+  <w:abstractNum w:abstractNumId="11" w15:restartNumberingAfterBreak="0">
     <w:nsid w:val="0709210F"/>
     <w:multiLevelType w:val="hybridMultilevel"/>
     <w:tmpl w:val="07326258"/>
@@ -28926,7 +29620,7 @@
       </w:pPr>
     </w:lvl>
   </w:abstractNum>
-  <w:abstractNum w:abstractNumId="11" w15:restartNumberingAfterBreak="0">
+  <w:abstractNum w:abstractNumId="12" w15:restartNumberingAfterBreak="0">
     <w:nsid w:val="088B75B8"/>
     <w:multiLevelType w:val="hybridMultilevel"/>
     <w:tmpl w:val="D10A1A36"/>
@@ -29017,7 +29711,7 @@
       </w:pPr>
     </w:lvl>
   </w:abstractNum>
-  <w:abstractNum w:abstractNumId="12" w15:restartNumberingAfterBreak="0">
+  <w:abstractNum w:abstractNumId="13" w15:restartNumberingAfterBreak="0">
     <w:nsid w:val="08D04006"/>
     <w:multiLevelType w:val="hybridMultilevel"/>
     <w:tmpl w:val="B0D6A688"/>
@@ -29108,7 +29802,7 @@
       </w:pPr>
     </w:lvl>
   </w:abstractNum>
-  <w:abstractNum w:abstractNumId="13" w15:restartNumberingAfterBreak="0">
+  <w:abstractNum w:abstractNumId="14" w15:restartNumberingAfterBreak="0">
     <w:nsid w:val="09DC0019"/>
     <w:multiLevelType w:val="hybridMultilevel"/>
     <w:tmpl w:val="FE1C43B0"/>
@@ -29199,7 +29893,7 @@
       </w:pPr>
     </w:lvl>
   </w:abstractNum>
-  <w:abstractNum w:abstractNumId="14" w15:restartNumberingAfterBreak="0">
+  <w:abstractNum w:abstractNumId="15" w15:restartNumberingAfterBreak="0">
     <w:nsid w:val="0C8A3C37"/>
     <w:multiLevelType w:val="hybridMultilevel"/>
     <w:tmpl w:val="AAC0382A"/>
@@ -29290,7 +29984,7 @@
       </w:pPr>
     </w:lvl>
   </w:abstractNum>
-  <w:abstractNum w:abstractNumId="15" w15:restartNumberingAfterBreak="0">
+  <w:abstractNum w:abstractNumId="16" w15:restartNumberingAfterBreak="0">
     <w:nsid w:val="0CD04882"/>
     <w:multiLevelType w:val="hybridMultilevel"/>
     <w:tmpl w:val="C804DA1C"/>
@@ -29381,7 +30075,7 @@
       </w:pPr>
     </w:lvl>
   </w:abstractNum>
-  <w:abstractNum w:abstractNumId="16" w15:restartNumberingAfterBreak="0">
+  <w:abstractNum w:abstractNumId="17" w15:restartNumberingAfterBreak="0">
     <w:nsid w:val="0D3A2016"/>
     <w:multiLevelType w:val="hybridMultilevel"/>
     <w:tmpl w:val="6CAEBA2E"/>
@@ -29472,7 +30166,98 @@
       </w:pPr>
     </w:lvl>
   </w:abstractNum>
-  <w:abstractNum w:abstractNumId="17" w15:restartNumberingAfterBreak="0">
+  <w:abstractNum w:abstractNumId="18" w15:restartNumberingAfterBreak="0">
+    <w:nsid w:val="0E9E7C8D"/>
+    <w:multiLevelType w:val="hybridMultilevel"/>
+    <w:tmpl w:val="2424C418"/>
+    <w:lvl w:ilvl="0" w:tplc="479827A2">
+      <w:start w:val="12"/>
+      <w:numFmt w:val="decimal"/>
+      <w:lvlText w:val="%1."/>
+      <w:lvlJc w:val="left"/>
+      <w:pPr>
+        <w:ind w:left="0" w:hanging="360"/>
+      </w:pPr>
+      <w:rPr>
+        <w:rFonts w:hint="default"/>
+        <w:i w:val="0"/>
+        <w:iCs w:val="0"/>
+      </w:rPr>
+    </w:lvl>
+    <w:lvl w:ilvl="1" w:tplc="04090019" w:tentative="1">
+      <w:start w:val="1"/>
+      <w:numFmt w:val="lowerLetter"/>
+      <w:lvlText w:val="%2."/>
+      <w:lvlJc w:val="left"/>
+      <w:pPr>
+        <w:ind w:left="1440" w:hanging="360"/>
+      </w:pPr>
+    </w:lvl>
+    <w:lvl w:ilvl="2" w:tplc="0409001B" w:tentative="1">
+      <w:start w:val="1"/>
+      <w:numFmt w:val="lowerRoman"/>
+      <w:lvlText w:val="%3."/>
+      <w:lvlJc w:val="right"/>
+      <w:pPr>
+        <w:ind w:left="2160" w:hanging="180"/>
+      </w:pPr>
+    </w:lvl>
+    <w:lvl w:ilvl="3" w:tplc="0409000F" w:tentative="1">
+      <w:start w:val="1"/>
+      <w:numFmt w:val="decimal"/>
+      <w:lvlText w:val="%4."/>
+      <w:lvlJc w:val="left"/>
+      <w:pPr>
+        <w:ind w:left="2880" w:hanging="360"/>
+      </w:pPr>
+    </w:lvl>
+    <w:lvl w:ilvl="4" w:tplc="04090019" w:tentative="1">
+      <w:start w:val="1"/>
+      <w:numFmt w:val="lowerLetter"/>
+      <w:lvlText w:val="%5."/>
+      <w:lvlJc w:val="left"/>
+      <w:pPr>
+        <w:ind w:left="3600" w:hanging="360"/>
+      </w:pPr>
+    </w:lvl>
+    <w:lvl w:ilvl="5" w:tplc="0409001B" w:tentative="1">
+      <w:start w:val="1"/>
+      <w:numFmt w:val="lowerRoman"/>
+      <w:lvlText w:val="%6."/>
+      <w:lvlJc w:val="right"/>
+      <w:pPr>
+        <w:ind w:left="4320" w:hanging="180"/>
+      </w:pPr>
+    </w:lvl>
+    <w:lvl w:ilvl="6" w:tplc="0409000F" w:tentative="1">
+      <w:start w:val="1"/>
+      <w:numFmt w:val="decimal"/>
+      <w:lvlText w:val="%7."/>
+      <w:lvlJc w:val="left"/>
+      <w:pPr>
+        <w:ind w:left="5040" w:hanging="360"/>
+      </w:pPr>
+    </w:lvl>
+    <w:lvl w:ilvl="7" w:tplc="04090019" w:tentative="1">
+      <w:start w:val="1"/>
+      <w:numFmt w:val="lowerLetter"/>
+      <w:lvlText w:val="%8."/>
+      <w:lvlJc w:val="left"/>
+      <w:pPr>
+        <w:ind w:left="5760" w:hanging="360"/>
+      </w:pPr>
+    </w:lvl>
+    <w:lvl w:ilvl="8" w:tplc="0409001B" w:tentative="1">
+      <w:start w:val="1"/>
+      <w:numFmt w:val="lowerRoman"/>
+      <w:lvlText w:val="%9."/>
+      <w:lvlJc w:val="right"/>
+      <w:pPr>
+        <w:ind w:left="6480" w:hanging="180"/>
+      </w:pPr>
+    </w:lvl>
+  </w:abstractNum>
+  <w:abstractNum w:abstractNumId="19" w15:restartNumberingAfterBreak="0">
     <w:nsid w:val="0EC83F2A"/>
     <w:multiLevelType w:val="hybridMultilevel"/>
     <w:tmpl w:val="D256E64C"/>
@@ -29563,7 +30348,7 @@
       </w:pPr>
     </w:lvl>
   </w:abstractNum>
-  <w:abstractNum w:abstractNumId="18" w15:restartNumberingAfterBreak="0">
+  <w:abstractNum w:abstractNumId="20" w15:restartNumberingAfterBreak="0">
     <w:nsid w:val="122C4CA4"/>
     <w:multiLevelType w:val="hybridMultilevel"/>
     <w:tmpl w:val="E550CAA0"/>
@@ -29654,7 +30439,7 @@
       </w:pPr>
     </w:lvl>
   </w:abstractNum>
-  <w:abstractNum w:abstractNumId="19" w15:restartNumberingAfterBreak="0">
+  <w:abstractNum w:abstractNumId="21" w15:restartNumberingAfterBreak="0">
     <w:nsid w:val="12352C27"/>
     <w:multiLevelType w:val="hybridMultilevel"/>
     <w:tmpl w:val="09A423B6"/>
@@ -29745,7 +30530,7 @@
       </w:pPr>
     </w:lvl>
   </w:abstractNum>
-  <w:abstractNum w:abstractNumId="20" w15:restartNumberingAfterBreak="0">
+  <w:abstractNum w:abstractNumId="22" w15:restartNumberingAfterBreak="0">
     <w:nsid w:val="12E337F4"/>
     <w:multiLevelType w:val="hybridMultilevel"/>
     <w:tmpl w:val="75D622EA"/>
@@ -29836,7 +30621,7 @@
       </w:pPr>
     </w:lvl>
   </w:abstractNum>
-  <w:abstractNum w:abstractNumId="21" w15:restartNumberingAfterBreak="0">
+  <w:abstractNum w:abstractNumId="23" w15:restartNumberingAfterBreak="0">
     <w:nsid w:val="12F16B83"/>
     <w:multiLevelType w:val="hybridMultilevel"/>
     <w:tmpl w:val="82A4726C"/>
@@ -29927,7 +30712,7 @@
       </w:pPr>
     </w:lvl>
   </w:abstractNum>
-  <w:abstractNum w:abstractNumId="22" w15:restartNumberingAfterBreak="0">
+  <w:abstractNum w:abstractNumId="24" w15:restartNumberingAfterBreak="0">
     <w:nsid w:val="14A25217"/>
     <w:multiLevelType w:val="hybridMultilevel"/>
     <w:tmpl w:val="FF46E3F8"/>
@@ -30018,7 +30803,98 @@
       </w:pPr>
     </w:lvl>
   </w:abstractNum>
-  <w:abstractNum w:abstractNumId="23" w15:restartNumberingAfterBreak="0">
+  <w:abstractNum w:abstractNumId="25" w15:restartNumberingAfterBreak="0">
+    <w:nsid w:val="15E5298D"/>
+    <w:multiLevelType w:val="hybridMultilevel"/>
+    <w:tmpl w:val="85822DF0"/>
+    <w:lvl w:ilvl="0" w:tplc="485455DE">
+      <w:start w:val="16"/>
+      <w:numFmt w:val="decimal"/>
+      <w:lvlText w:val="%1."/>
+      <w:lvlJc w:val="left"/>
+      <w:pPr>
+        <w:ind w:left="0" w:hanging="360"/>
+      </w:pPr>
+      <w:rPr>
+        <w:rFonts w:hint="default"/>
+        <w:i w:val="0"/>
+        <w:iCs w:val="0"/>
+      </w:rPr>
+    </w:lvl>
+    <w:lvl w:ilvl="1" w:tplc="04090019" w:tentative="1">
+      <w:start w:val="1"/>
+      <w:numFmt w:val="lowerLetter"/>
+      <w:lvlText w:val="%2."/>
+      <w:lvlJc w:val="left"/>
+      <w:pPr>
+        <w:ind w:left="1440" w:hanging="360"/>
+      </w:pPr>
+    </w:lvl>
+    <w:lvl w:ilvl="2" w:tplc="0409001B" w:tentative="1">
+      <w:start w:val="1"/>
+      <w:numFmt w:val="lowerRoman"/>
+      <w:lvlText w:val="%3."/>
+      <w:lvlJc w:val="right"/>
+      <w:pPr>
+        <w:ind w:left="2160" w:hanging="180"/>
+      </w:pPr>
+    </w:lvl>
+    <w:lvl w:ilvl="3" w:tplc="0409000F" w:tentative="1">
+      <w:start w:val="1"/>
+      <w:numFmt w:val="decimal"/>
+      <w:lvlText w:val="%4."/>
+      <w:lvlJc w:val="left"/>
+      <w:pPr>
+        <w:ind w:left="2880" w:hanging="360"/>
+      </w:pPr>
+    </w:lvl>
+    <w:lvl w:ilvl="4" w:tplc="04090019" w:tentative="1">
+      <w:start w:val="1"/>
+      <w:numFmt w:val="lowerLetter"/>
+      <w:lvlText w:val="%5."/>
+      <w:lvlJc w:val="left"/>
+      <w:pPr>
+        <w:ind w:left="3600" w:hanging="360"/>
+      </w:pPr>
+    </w:lvl>
+    <w:lvl w:ilvl="5" w:tplc="0409001B" w:tentative="1">
+      <w:start w:val="1"/>
+      <w:numFmt w:val="lowerRoman"/>
+      <w:lvlText w:val="%6."/>
+      <w:lvlJc w:val="right"/>
+      <w:pPr>
+        <w:ind w:left="4320" w:hanging="180"/>
+      </w:pPr>
+    </w:lvl>
+    <w:lvl w:ilvl="6" w:tplc="0409000F" w:tentative="1">
+      <w:start w:val="1"/>
+      <w:numFmt w:val="decimal"/>
+      <w:lvlText w:val="%7."/>
+      <w:lvlJc w:val="left"/>
+      <w:pPr>
+        <w:ind w:left="5040" w:hanging="360"/>
+      </w:pPr>
+    </w:lvl>
+    <w:lvl w:ilvl="7" w:tplc="04090019" w:tentative="1">
+      <w:start w:val="1"/>
+      <w:numFmt w:val="lowerLetter"/>
+      <w:lvlText w:val="%8."/>
+      <w:lvlJc w:val="left"/>
+      <w:pPr>
+        <w:ind w:left="5760" w:hanging="360"/>
+      </w:pPr>
+    </w:lvl>
+    <w:lvl w:ilvl="8" w:tplc="0409001B" w:tentative="1">
+      <w:start w:val="1"/>
+      <w:numFmt w:val="lowerRoman"/>
+      <w:lvlText w:val="%9."/>
+      <w:lvlJc w:val="right"/>
+      <w:pPr>
+        <w:ind w:left="6480" w:hanging="180"/>
+      </w:pPr>
+    </w:lvl>
+  </w:abstractNum>
+  <w:abstractNum w:abstractNumId="26" w15:restartNumberingAfterBreak="0">
     <w:nsid w:val="16894CDF"/>
     <w:multiLevelType w:val="hybridMultilevel"/>
     <w:tmpl w:val="80ACD8C2"/>
@@ -30109,7 +30985,7 @@
       </w:pPr>
     </w:lvl>
   </w:abstractNum>
-  <w:abstractNum w:abstractNumId="24" w15:restartNumberingAfterBreak="0">
+  <w:abstractNum w:abstractNumId="27" w15:restartNumberingAfterBreak="0">
     <w:nsid w:val="16CC3A49"/>
     <w:multiLevelType w:val="hybridMultilevel"/>
     <w:tmpl w:val="655012FC"/>
@@ -30200,7 +31076,7 @@
       </w:pPr>
     </w:lvl>
   </w:abstractNum>
-  <w:abstractNum w:abstractNumId="25" w15:restartNumberingAfterBreak="0">
+  <w:abstractNum w:abstractNumId="28" w15:restartNumberingAfterBreak="0">
     <w:nsid w:val="170726B3"/>
     <w:multiLevelType w:val="hybridMultilevel"/>
     <w:tmpl w:val="A3F45444"/>
@@ -30291,7 +31167,7 @@
       </w:pPr>
     </w:lvl>
   </w:abstractNum>
-  <w:abstractNum w:abstractNumId="26" w15:restartNumberingAfterBreak="0">
+  <w:abstractNum w:abstractNumId="29" w15:restartNumberingAfterBreak="0">
     <w:nsid w:val="189948F5"/>
     <w:multiLevelType w:val="hybridMultilevel"/>
     <w:tmpl w:val="28DC08E4"/>
@@ -30382,7 +31258,7 @@
       </w:pPr>
     </w:lvl>
   </w:abstractNum>
-  <w:abstractNum w:abstractNumId="27" w15:restartNumberingAfterBreak="0">
+  <w:abstractNum w:abstractNumId="30" w15:restartNumberingAfterBreak="0">
     <w:nsid w:val="19A87A31"/>
     <w:multiLevelType w:val="hybridMultilevel"/>
     <w:tmpl w:val="F1C22498"/>
@@ -30473,7 +31349,7 @@
       </w:pPr>
     </w:lvl>
   </w:abstractNum>
-  <w:abstractNum w:abstractNumId="28" w15:restartNumberingAfterBreak="0">
+  <w:abstractNum w:abstractNumId="31" w15:restartNumberingAfterBreak="0">
     <w:nsid w:val="1BDC0DB1"/>
     <w:multiLevelType w:val="hybridMultilevel"/>
     <w:tmpl w:val="BEA8B9A0"/>
@@ -30564,7 +31440,7 @@
       </w:pPr>
     </w:lvl>
   </w:abstractNum>
-  <w:abstractNum w:abstractNumId="29" w15:restartNumberingAfterBreak="0">
+  <w:abstractNum w:abstractNumId="32" w15:restartNumberingAfterBreak="0">
     <w:nsid w:val="1D962F9C"/>
     <w:multiLevelType w:val="hybridMultilevel"/>
     <w:tmpl w:val="55AADB9E"/>
@@ -30655,7 +31531,7 @@
       </w:pPr>
     </w:lvl>
   </w:abstractNum>
-  <w:abstractNum w:abstractNumId="30" w15:restartNumberingAfterBreak="0">
+  <w:abstractNum w:abstractNumId="33" w15:restartNumberingAfterBreak="0">
     <w:nsid w:val="1E710D98"/>
     <w:multiLevelType w:val="hybridMultilevel"/>
     <w:tmpl w:val="64D60016"/>
@@ -30746,7 +31622,7 @@
       </w:pPr>
     </w:lvl>
   </w:abstractNum>
-  <w:abstractNum w:abstractNumId="31" w15:restartNumberingAfterBreak="0">
+  <w:abstractNum w:abstractNumId="34" w15:restartNumberingAfterBreak="0">
     <w:nsid w:val="1E8A3F11"/>
     <w:multiLevelType w:val="hybridMultilevel"/>
     <w:tmpl w:val="6AD4D52A"/>
@@ -30837,7 +31713,7 @@
       </w:pPr>
     </w:lvl>
   </w:abstractNum>
-  <w:abstractNum w:abstractNumId="32" w15:restartNumberingAfterBreak="0">
+  <w:abstractNum w:abstractNumId="35" w15:restartNumberingAfterBreak="0">
     <w:nsid w:val="1F8E335F"/>
     <w:multiLevelType w:val="hybridMultilevel"/>
     <w:tmpl w:val="2466AB54"/>
@@ -30928,7 +31804,7 @@
       </w:pPr>
     </w:lvl>
   </w:abstractNum>
-  <w:abstractNum w:abstractNumId="33" w15:restartNumberingAfterBreak="0">
+  <w:abstractNum w:abstractNumId="36" w15:restartNumberingAfterBreak="0">
     <w:nsid w:val="1FCF0B8A"/>
     <w:multiLevelType w:val="hybridMultilevel"/>
     <w:tmpl w:val="B0B6D0AA"/>
@@ -31019,7 +31895,7 @@
       </w:pPr>
     </w:lvl>
   </w:abstractNum>
-  <w:abstractNum w:abstractNumId="34" w15:restartNumberingAfterBreak="0">
+  <w:abstractNum w:abstractNumId="37" w15:restartNumberingAfterBreak="0">
     <w:nsid w:val="21E573B5"/>
     <w:multiLevelType w:val="hybridMultilevel"/>
     <w:tmpl w:val="78E6B1A8"/>
@@ -31110,7 +31986,7 @@
       </w:pPr>
     </w:lvl>
   </w:abstractNum>
-  <w:abstractNum w:abstractNumId="35" w15:restartNumberingAfterBreak="0">
+  <w:abstractNum w:abstractNumId="38" w15:restartNumberingAfterBreak="0">
     <w:nsid w:val="22281567"/>
     <w:multiLevelType w:val="hybridMultilevel"/>
     <w:tmpl w:val="6D245662"/>
@@ -31201,7 +32077,7 @@
       </w:pPr>
     </w:lvl>
   </w:abstractNum>
-  <w:abstractNum w:abstractNumId="36" w15:restartNumberingAfterBreak="0">
+  <w:abstractNum w:abstractNumId="39" w15:restartNumberingAfterBreak="0">
     <w:nsid w:val="22DD2D63"/>
     <w:multiLevelType w:val="hybridMultilevel"/>
     <w:tmpl w:val="BE10E562"/>
@@ -31292,7 +32168,7 @@
       </w:pPr>
     </w:lvl>
   </w:abstractNum>
-  <w:abstractNum w:abstractNumId="37" w15:restartNumberingAfterBreak="0">
+  <w:abstractNum w:abstractNumId="40" w15:restartNumberingAfterBreak="0">
     <w:nsid w:val="23C31F0A"/>
     <w:multiLevelType w:val="hybridMultilevel"/>
     <w:tmpl w:val="ED580984"/>
@@ -31383,7 +32259,7 @@
       </w:pPr>
     </w:lvl>
   </w:abstractNum>
-  <w:abstractNum w:abstractNumId="38" w15:restartNumberingAfterBreak="0">
+  <w:abstractNum w:abstractNumId="41" w15:restartNumberingAfterBreak="0">
     <w:nsid w:val="2408715C"/>
     <w:multiLevelType w:val="hybridMultilevel"/>
     <w:tmpl w:val="467A4496"/>
@@ -31474,7 +32350,7 @@
       </w:pPr>
     </w:lvl>
   </w:abstractNum>
-  <w:abstractNum w:abstractNumId="39" w15:restartNumberingAfterBreak="0">
+  <w:abstractNum w:abstractNumId="42" w15:restartNumberingAfterBreak="0">
     <w:nsid w:val="25335C91"/>
     <w:multiLevelType w:val="hybridMultilevel"/>
     <w:tmpl w:val="C21AF6FC"/>
@@ -31565,7 +32441,7 @@
       </w:pPr>
     </w:lvl>
   </w:abstractNum>
-  <w:abstractNum w:abstractNumId="40" w15:restartNumberingAfterBreak="0">
+  <w:abstractNum w:abstractNumId="43" w15:restartNumberingAfterBreak="0">
     <w:nsid w:val="256F3C17"/>
     <w:multiLevelType w:val="hybridMultilevel"/>
     <w:tmpl w:val="1466157A"/>
@@ -31656,7 +32532,7 @@
       </w:pPr>
     </w:lvl>
   </w:abstractNum>
-  <w:abstractNum w:abstractNumId="41" w15:restartNumberingAfterBreak="0">
+  <w:abstractNum w:abstractNumId="44" w15:restartNumberingAfterBreak="0">
     <w:nsid w:val="26193400"/>
     <w:multiLevelType w:val="hybridMultilevel"/>
     <w:tmpl w:val="10946922"/>
@@ -31747,7 +32623,7 @@
       </w:pPr>
     </w:lvl>
   </w:abstractNum>
-  <w:abstractNum w:abstractNumId="42" w15:restartNumberingAfterBreak="0">
+  <w:abstractNum w:abstractNumId="45" w15:restartNumberingAfterBreak="0">
     <w:nsid w:val="267D3ED4"/>
     <w:multiLevelType w:val="hybridMultilevel"/>
     <w:tmpl w:val="0E4CBBAE"/>
@@ -31838,7 +32714,7 @@
       </w:pPr>
     </w:lvl>
   </w:abstractNum>
-  <w:abstractNum w:abstractNumId="43" w15:restartNumberingAfterBreak="0">
+  <w:abstractNum w:abstractNumId="46" w15:restartNumberingAfterBreak="0">
     <w:nsid w:val="27592B5B"/>
     <w:multiLevelType w:val="hybridMultilevel"/>
     <w:tmpl w:val="E8AE1D84"/>
@@ -31929,7 +32805,7 @@
       </w:pPr>
     </w:lvl>
   </w:abstractNum>
-  <w:abstractNum w:abstractNumId="44" w15:restartNumberingAfterBreak="0">
+  <w:abstractNum w:abstractNumId="47" w15:restartNumberingAfterBreak="0">
     <w:nsid w:val="276A461F"/>
     <w:multiLevelType w:val="hybridMultilevel"/>
     <w:tmpl w:val="8C6EFDAA"/>
@@ -32020,7 +32896,7 @@
       </w:pPr>
     </w:lvl>
   </w:abstractNum>
-  <w:abstractNum w:abstractNumId="45" w15:restartNumberingAfterBreak="0">
+  <w:abstractNum w:abstractNumId="48" w15:restartNumberingAfterBreak="0">
     <w:nsid w:val="27CB4B6E"/>
     <w:multiLevelType w:val="hybridMultilevel"/>
     <w:tmpl w:val="FAD8B202"/>
@@ -32111,7 +32987,7 @@
       </w:pPr>
     </w:lvl>
   </w:abstractNum>
-  <w:abstractNum w:abstractNumId="46" w15:restartNumberingAfterBreak="0">
+  <w:abstractNum w:abstractNumId="49" w15:restartNumberingAfterBreak="0">
     <w:nsid w:val="281E4B55"/>
     <w:multiLevelType w:val="hybridMultilevel"/>
     <w:tmpl w:val="906E416E"/>
@@ -32202,7 +33078,7 @@
       </w:pPr>
     </w:lvl>
   </w:abstractNum>
-  <w:abstractNum w:abstractNumId="47" w15:restartNumberingAfterBreak="0">
+  <w:abstractNum w:abstractNumId="50" w15:restartNumberingAfterBreak="0">
     <w:nsid w:val="29FA154E"/>
     <w:multiLevelType w:val="hybridMultilevel"/>
     <w:tmpl w:val="0DDE4BD6"/>
@@ -32293,7 +33169,7 @@
       </w:pPr>
     </w:lvl>
   </w:abstractNum>
-  <w:abstractNum w:abstractNumId="48" w15:restartNumberingAfterBreak="0">
+  <w:abstractNum w:abstractNumId="51" w15:restartNumberingAfterBreak="0">
     <w:nsid w:val="2B715B30"/>
     <w:multiLevelType w:val="hybridMultilevel"/>
     <w:tmpl w:val="302EE01A"/>
@@ -32384,7 +33260,7 @@
       </w:pPr>
     </w:lvl>
   </w:abstractNum>
-  <w:abstractNum w:abstractNumId="49" w15:restartNumberingAfterBreak="0">
+  <w:abstractNum w:abstractNumId="52" w15:restartNumberingAfterBreak="0">
     <w:nsid w:val="2BEC34F9"/>
     <w:multiLevelType w:val="hybridMultilevel"/>
     <w:tmpl w:val="D71A8A18"/>
@@ -32475,7 +33351,7 @@
       </w:pPr>
     </w:lvl>
   </w:abstractNum>
-  <w:abstractNum w:abstractNumId="50" w15:restartNumberingAfterBreak="0">
+  <w:abstractNum w:abstractNumId="53" w15:restartNumberingAfterBreak="0">
     <w:nsid w:val="2C294CA9"/>
     <w:multiLevelType w:val="hybridMultilevel"/>
     <w:tmpl w:val="48766120"/>
@@ -32566,7 +33442,7 @@
       </w:pPr>
     </w:lvl>
   </w:abstractNum>
-  <w:abstractNum w:abstractNumId="51" w15:restartNumberingAfterBreak="0">
+  <w:abstractNum w:abstractNumId="54" w15:restartNumberingAfterBreak="0">
     <w:nsid w:val="2CE21C3D"/>
     <w:multiLevelType w:val="hybridMultilevel"/>
     <w:tmpl w:val="25F44C0A"/>
@@ -32657,7 +33533,7 @@
       </w:pPr>
     </w:lvl>
   </w:abstractNum>
-  <w:abstractNum w:abstractNumId="52" w15:restartNumberingAfterBreak="0">
+  <w:abstractNum w:abstractNumId="55" w15:restartNumberingAfterBreak="0">
     <w:nsid w:val="2CE920C5"/>
     <w:multiLevelType w:val="hybridMultilevel"/>
     <w:tmpl w:val="A9E431C0"/>
@@ -32748,7 +33624,98 @@
       </w:pPr>
     </w:lvl>
   </w:abstractNum>
-  <w:abstractNum w:abstractNumId="53" w15:restartNumberingAfterBreak="0">
+  <w:abstractNum w:abstractNumId="56" w15:restartNumberingAfterBreak="0">
+    <w:nsid w:val="2D49117C"/>
+    <w:multiLevelType w:val="hybridMultilevel"/>
+    <w:tmpl w:val="D19E290C"/>
+    <w:lvl w:ilvl="0" w:tplc="652CDDDC">
+      <w:start w:val="3"/>
+      <w:numFmt w:val="decimal"/>
+      <w:lvlText w:val="%1."/>
+      <w:lvlJc w:val="left"/>
+      <w:pPr>
+        <w:ind w:left="0" w:hanging="360"/>
+      </w:pPr>
+      <w:rPr>
+        <w:rFonts w:hint="default"/>
+        <w:i w:val="0"/>
+        <w:iCs w:val="0"/>
+      </w:rPr>
+    </w:lvl>
+    <w:lvl w:ilvl="1" w:tplc="04090019" w:tentative="1">
+      <w:start w:val="1"/>
+      <w:numFmt w:val="lowerLetter"/>
+      <w:lvlText w:val="%2."/>
+      <w:lvlJc w:val="left"/>
+      <w:pPr>
+        <w:ind w:left="1440" w:hanging="360"/>
+      </w:pPr>
+    </w:lvl>
+    <w:lvl w:ilvl="2" w:tplc="0409001B" w:tentative="1">
+      <w:start w:val="1"/>
+      <w:numFmt w:val="lowerRoman"/>
+      <w:lvlText w:val="%3."/>
+      <w:lvlJc w:val="right"/>
+      <w:pPr>
+        <w:ind w:left="2160" w:hanging="180"/>
+      </w:pPr>
+    </w:lvl>
+    <w:lvl w:ilvl="3" w:tplc="0409000F" w:tentative="1">
+      <w:start w:val="1"/>
+      <w:numFmt w:val="decimal"/>
+      <w:lvlText w:val="%4."/>
+      <w:lvlJc w:val="left"/>
+      <w:pPr>
+        <w:ind w:left="2880" w:hanging="360"/>
+      </w:pPr>
+    </w:lvl>
+    <w:lvl w:ilvl="4" w:tplc="04090019" w:tentative="1">
+      <w:start w:val="1"/>
+      <w:numFmt w:val="lowerLetter"/>
+      <w:lvlText w:val="%5."/>
+      <w:lvlJc w:val="left"/>
+      <w:pPr>
+        <w:ind w:left="3600" w:hanging="360"/>
+      </w:pPr>
+    </w:lvl>
+    <w:lvl w:ilvl="5" w:tplc="0409001B" w:tentative="1">
+      <w:start w:val="1"/>
+      <w:numFmt w:val="lowerRoman"/>
+      <w:lvlText w:val="%6."/>
+      <w:lvlJc w:val="right"/>
+      <w:pPr>
+        <w:ind w:left="4320" w:hanging="180"/>
+      </w:pPr>
+    </w:lvl>
+    <w:lvl w:ilvl="6" w:tplc="0409000F" w:tentative="1">
+      <w:start w:val="1"/>
+      <w:numFmt w:val="decimal"/>
+      <w:lvlText w:val="%7."/>
+      <w:lvlJc w:val="left"/>
+      <w:pPr>
+        <w:ind w:left="5040" w:hanging="360"/>
+      </w:pPr>
+    </w:lvl>
+    <w:lvl w:ilvl="7" w:tplc="04090019" w:tentative="1">
+      <w:start w:val="1"/>
+      <w:numFmt w:val="lowerLetter"/>
+      <w:lvlText w:val="%8."/>
+      <w:lvlJc w:val="left"/>
+      <w:pPr>
+        <w:ind w:left="5760" w:hanging="360"/>
+      </w:pPr>
+    </w:lvl>
+    <w:lvl w:ilvl="8" w:tplc="0409001B" w:tentative="1">
+      <w:start w:val="1"/>
+      <w:numFmt w:val="lowerRoman"/>
+      <w:lvlText w:val="%9."/>
+      <w:lvlJc w:val="right"/>
+      <w:pPr>
+        <w:ind w:left="6480" w:hanging="180"/>
+      </w:pPr>
+    </w:lvl>
+  </w:abstractNum>
+  <w:abstractNum w:abstractNumId="57" w15:restartNumberingAfterBreak="0">
     <w:nsid w:val="2E6170FF"/>
     <w:multiLevelType w:val="hybridMultilevel"/>
     <w:tmpl w:val="761235A4"/>
@@ -32839,7 +33806,7 @@
       </w:pPr>
     </w:lvl>
   </w:abstractNum>
-  <w:abstractNum w:abstractNumId="54" w15:restartNumberingAfterBreak="0">
+  <w:abstractNum w:abstractNumId="58" w15:restartNumberingAfterBreak="0">
     <w:nsid w:val="2E733A87"/>
     <w:multiLevelType w:val="hybridMultilevel"/>
     <w:tmpl w:val="1B42362A"/>
@@ -32930,7 +33897,7 @@
       </w:pPr>
     </w:lvl>
   </w:abstractNum>
-  <w:abstractNum w:abstractNumId="55" w15:restartNumberingAfterBreak="0">
+  <w:abstractNum w:abstractNumId="59" w15:restartNumberingAfterBreak="0">
     <w:nsid w:val="2EE7118D"/>
     <w:multiLevelType w:val="hybridMultilevel"/>
     <w:tmpl w:val="FE6AB604"/>
@@ -33021,7 +33988,7 @@
       </w:pPr>
     </w:lvl>
   </w:abstractNum>
-  <w:abstractNum w:abstractNumId="56" w15:restartNumberingAfterBreak="0">
+  <w:abstractNum w:abstractNumId="60" w15:restartNumberingAfterBreak="0">
     <w:nsid w:val="30765CC3"/>
     <w:multiLevelType w:val="hybridMultilevel"/>
     <w:tmpl w:val="D60AEA30"/>
@@ -33112,7 +34079,7 @@
       </w:pPr>
     </w:lvl>
   </w:abstractNum>
-  <w:abstractNum w:abstractNumId="57" w15:restartNumberingAfterBreak="0">
+  <w:abstractNum w:abstractNumId="61" w15:restartNumberingAfterBreak="0">
     <w:nsid w:val="33590B91"/>
     <w:multiLevelType w:val="hybridMultilevel"/>
     <w:tmpl w:val="EF006D9E"/>
@@ -33203,7 +34170,7 @@
       </w:pPr>
     </w:lvl>
   </w:abstractNum>
-  <w:abstractNum w:abstractNumId="58" w15:restartNumberingAfterBreak="0">
+  <w:abstractNum w:abstractNumId="62" w15:restartNumberingAfterBreak="0">
     <w:nsid w:val="33904A1A"/>
     <w:multiLevelType w:val="hybridMultilevel"/>
     <w:tmpl w:val="290E8366"/>
@@ -33294,7 +34261,7 @@
       </w:pPr>
     </w:lvl>
   </w:abstractNum>
-  <w:abstractNum w:abstractNumId="59" w15:restartNumberingAfterBreak="0">
+  <w:abstractNum w:abstractNumId="63" w15:restartNumberingAfterBreak="0">
     <w:nsid w:val="35B4073F"/>
     <w:multiLevelType w:val="hybridMultilevel"/>
     <w:tmpl w:val="555AE326"/>
@@ -33385,7 +34352,7 @@
       </w:pPr>
     </w:lvl>
   </w:abstractNum>
-  <w:abstractNum w:abstractNumId="60" w15:restartNumberingAfterBreak="0">
+  <w:abstractNum w:abstractNumId="64" w15:restartNumberingAfterBreak="0">
     <w:nsid w:val="36884E5F"/>
     <w:multiLevelType w:val="hybridMultilevel"/>
     <w:tmpl w:val="B9580F56"/>
@@ -33476,7 +34443,7 @@
       </w:pPr>
     </w:lvl>
   </w:abstractNum>
-  <w:abstractNum w:abstractNumId="61" w15:restartNumberingAfterBreak="0">
+  <w:abstractNum w:abstractNumId="65" w15:restartNumberingAfterBreak="0">
     <w:nsid w:val="38F014B3"/>
     <w:multiLevelType w:val="hybridMultilevel"/>
     <w:tmpl w:val="84DEACB8"/>
@@ -33567,7 +34534,7 @@
       </w:pPr>
     </w:lvl>
   </w:abstractNum>
-  <w:abstractNum w:abstractNumId="62" w15:restartNumberingAfterBreak="0">
+  <w:abstractNum w:abstractNumId="66" w15:restartNumberingAfterBreak="0">
     <w:nsid w:val="39566374"/>
     <w:multiLevelType w:val="hybridMultilevel"/>
     <w:tmpl w:val="6FBE6D42"/>
@@ -33658,7 +34625,7 @@
       </w:pPr>
     </w:lvl>
   </w:abstractNum>
-  <w:abstractNum w:abstractNumId="63" w15:restartNumberingAfterBreak="0">
+  <w:abstractNum w:abstractNumId="67" w15:restartNumberingAfterBreak="0">
     <w:nsid w:val="39B643AC"/>
     <w:multiLevelType w:val="hybridMultilevel"/>
     <w:tmpl w:val="CEF05086"/>
@@ -33749,7 +34716,7 @@
       </w:pPr>
     </w:lvl>
   </w:abstractNum>
-  <w:abstractNum w:abstractNumId="64" w15:restartNumberingAfterBreak="0">
+  <w:abstractNum w:abstractNumId="68" w15:restartNumberingAfterBreak="0">
     <w:nsid w:val="39E95716"/>
     <w:multiLevelType w:val="hybridMultilevel"/>
     <w:tmpl w:val="4FB4FF78"/>
@@ -33840,7 +34807,7 @@
       </w:pPr>
     </w:lvl>
   </w:abstractNum>
-  <w:abstractNum w:abstractNumId="65" w15:restartNumberingAfterBreak="0">
+  <w:abstractNum w:abstractNumId="69" w15:restartNumberingAfterBreak="0">
     <w:nsid w:val="3B2A780D"/>
     <w:multiLevelType w:val="hybridMultilevel"/>
     <w:tmpl w:val="A39E7AB8"/>
@@ -33931,7 +34898,7 @@
       </w:pPr>
     </w:lvl>
   </w:abstractNum>
-  <w:abstractNum w:abstractNumId="66" w15:restartNumberingAfterBreak="0">
+  <w:abstractNum w:abstractNumId="70" w15:restartNumberingAfterBreak="0">
     <w:nsid w:val="3BEA4F4E"/>
     <w:multiLevelType w:val="hybridMultilevel"/>
     <w:tmpl w:val="6304F688"/>
@@ -34022,7 +34989,7 @@
       </w:pPr>
     </w:lvl>
   </w:abstractNum>
-  <w:abstractNum w:abstractNumId="67" w15:restartNumberingAfterBreak="0">
+  <w:abstractNum w:abstractNumId="71" w15:restartNumberingAfterBreak="0">
     <w:nsid w:val="3BF158F0"/>
     <w:multiLevelType w:val="hybridMultilevel"/>
     <w:tmpl w:val="73EA7920"/>
@@ -34113,7 +35080,7 @@
       </w:pPr>
     </w:lvl>
   </w:abstractNum>
-  <w:abstractNum w:abstractNumId="68" w15:restartNumberingAfterBreak="0">
+  <w:abstractNum w:abstractNumId="72" w15:restartNumberingAfterBreak="0">
     <w:nsid w:val="3C4F7464"/>
     <w:multiLevelType w:val="hybridMultilevel"/>
     <w:tmpl w:val="E16A64C2"/>
@@ -34204,7 +35171,7 @@
       </w:pPr>
     </w:lvl>
   </w:abstractNum>
-  <w:abstractNum w:abstractNumId="69" w15:restartNumberingAfterBreak="0">
+  <w:abstractNum w:abstractNumId="73" w15:restartNumberingAfterBreak="0">
     <w:nsid w:val="3D547017"/>
     <w:multiLevelType w:val="hybridMultilevel"/>
     <w:tmpl w:val="E0A47D24"/>
@@ -34295,7 +35262,7 @@
       </w:pPr>
     </w:lvl>
   </w:abstractNum>
-  <w:abstractNum w:abstractNumId="70" w15:restartNumberingAfterBreak="0">
+  <w:abstractNum w:abstractNumId="74" w15:restartNumberingAfterBreak="0">
     <w:nsid w:val="3EC559D5"/>
     <w:multiLevelType w:val="hybridMultilevel"/>
     <w:tmpl w:val="2CF2A0BA"/>
@@ -34386,7 +35353,7 @@
       </w:pPr>
     </w:lvl>
   </w:abstractNum>
-  <w:abstractNum w:abstractNumId="71" w15:restartNumberingAfterBreak="0">
+  <w:abstractNum w:abstractNumId="75" w15:restartNumberingAfterBreak="0">
     <w:nsid w:val="4019310C"/>
     <w:multiLevelType w:val="hybridMultilevel"/>
     <w:tmpl w:val="9D00A89E"/>
@@ -34477,7 +35444,7 @@
       </w:pPr>
     </w:lvl>
   </w:abstractNum>
-  <w:abstractNum w:abstractNumId="72" w15:restartNumberingAfterBreak="0">
+  <w:abstractNum w:abstractNumId="76" w15:restartNumberingAfterBreak="0">
     <w:nsid w:val="419D6A69"/>
     <w:multiLevelType w:val="hybridMultilevel"/>
     <w:tmpl w:val="1EFE5EAE"/>
@@ -34568,7 +35535,7 @@
       </w:pPr>
     </w:lvl>
   </w:abstractNum>
-  <w:abstractNum w:abstractNumId="73" w15:restartNumberingAfterBreak="0">
+  <w:abstractNum w:abstractNumId="77" w15:restartNumberingAfterBreak="0">
     <w:nsid w:val="41BF1068"/>
     <w:multiLevelType w:val="hybridMultilevel"/>
     <w:tmpl w:val="18DC2D02"/>
@@ -34659,7 +35626,98 @@
       </w:pPr>
     </w:lvl>
   </w:abstractNum>
-  <w:abstractNum w:abstractNumId="74" w15:restartNumberingAfterBreak="0">
+  <w:abstractNum w:abstractNumId="78" w15:restartNumberingAfterBreak="0">
+    <w:nsid w:val="42C66423"/>
+    <w:multiLevelType w:val="hybridMultilevel"/>
+    <w:tmpl w:val="B60EE95A"/>
+    <w:lvl w:ilvl="0" w:tplc="0D7A68E0">
+      <w:start w:val="17"/>
+      <w:numFmt w:val="decimal"/>
+      <w:lvlText w:val="%1."/>
+      <w:lvlJc w:val="left"/>
+      <w:pPr>
+        <w:ind w:left="0" w:hanging="360"/>
+      </w:pPr>
+      <w:rPr>
+        <w:rFonts w:hint="default"/>
+        <w:i w:val="0"/>
+        <w:iCs w:val="0"/>
+      </w:rPr>
+    </w:lvl>
+    <w:lvl w:ilvl="1" w:tplc="04090019" w:tentative="1">
+      <w:start w:val="1"/>
+      <w:numFmt w:val="lowerLetter"/>
+      <w:lvlText w:val="%2."/>
+      <w:lvlJc w:val="left"/>
+      <w:pPr>
+        <w:ind w:left="1440" w:hanging="360"/>
+      </w:pPr>
+    </w:lvl>
+    <w:lvl w:ilvl="2" w:tplc="0409001B" w:tentative="1">
+      <w:start w:val="1"/>
+      <w:numFmt w:val="lowerRoman"/>
+      <w:lvlText w:val="%3."/>
+      <w:lvlJc w:val="right"/>
+      <w:pPr>
+        <w:ind w:left="2160" w:hanging="180"/>
+      </w:pPr>
+    </w:lvl>
+    <w:lvl w:ilvl="3" w:tplc="0409000F" w:tentative="1">
+      <w:start w:val="1"/>
+      <w:numFmt w:val="decimal"/>
+      <w:lvlText w:val="%4."/>
+      <w:lvlJc w:val="left"/>
+      <w:pPr>
+        <w:ind w:left="2880" w:hanging="360"/>
+      </w:pPr>
+    </w:lvl>
+    <w:lvl w:ilvl="4" w:tplc="04090019" w:tentative="1">
+      <w:start w:val="1"/>
+      <w:numFmt w:val="lowerLetter"/>
+      <w:lvlText w:val="%5."/>
+      <w:lvlJc w:val="left"/>
+      <w:pPr>
+        <w:ind w:left="3600" w:hanging="360"/>
+      </w:pPr>
+    </w:lvl>
+    <w:lvl w:ilvl="5" w:tplc="0409001B" w:tentative="1">
+      <w:start w:val="1"/>
+      <w:numFmt w:val="lowerRoman"/>
+      <w:lvlText w:val="%6."/>
+      <w:lvlJc w:val="right"/>
+      <w:pPr>
+        <w:ind w:left="4320" w:hanging="180"/>
+      </w:pPr>
+    </w:lvl>
+    <w:lvl w:ilvl="6" w:tplc="0409000F" w:tentative="1">
+      <w:start w:val="1"/>
+      <w:numFmt w:val="decimal"/>
+      <w:lvlText w:val="%7."/>
+      <w:lvlJc w:val="left"/>
+      <w:pPr>
+        <w:ind w:left="5040" w:hanging="360"/>
+      </w:pPr>
+    </w:lvl>
+    <w:lvl w:ilvl="7" w:tplc="04090019" w:tentative="1">
+      <w:start w:val="1"/>
+      <w:numFmt w:val="lowerLetter"/>
+      <w:lvlText w:val="%8."/>
+      <w:lvlJc w:val="left"/>
+      <w:pPr>
+        <w:ind w:left="5760" w:hanging="360"/>
+      </w:pPr>
+    </w:lvl>
+    <w:lvl w:ilvl="8" w:tplc="0409001B" w:tentative="1">
+      <w:start w:val="1"/>
+      <w:numFmt w:val="lowerRoman"/>
+      <w:lvlText w:val="%9."/>
+      <w:lvlJc w:val="right"/>
+      <w:pPr>
+        <w:ind w:left="6480" w:hanging="180"/>
+      </w:pPr>
+    </w:lvl>
+  </w:abstractNum>
+  <w:abstractNum w:abstractNumId="79" w15:restartNumberingAfterBreak="0">
     <w:nsid w:val="42F163E9"/>
     <w:multiLevelType w:val="hybridMultilevel"/>
     <w:tmpl w:val="61429D12"/>
@@ -34750,7 +35808,7 @@
       </w:pPr>
     </w:lvl>
   </w:abstractNum>
-  <w:abstractNum w:abstractNumId="75" w15:restartNumberingAfterBreak="0">
+  <w:abstractNum w:abstractNumId="80" w15:restartNumberingAfterBreak="0">
     <w:nsid w:val="46BC5D0C"/>
     <w:multiLevelType w:val="hybridMultilevel"/>
     <w:tmpl w:val="D108DFF2"/>
@@ -34841,7 +35899,7 @@
       </w:pPr>
     </w:lvl>
   </w:abstractNum>
-  <w:abstractNum w:abstractNumId="76" w15:restartNumberingAfterBreak="0">
+  <w:abstractNum w:abstractNumId="81" w15:restartNumberingAfterBreak="0">
     <w:nsid w:val="47D213B0"/>
     <w:multiLevelType w:val="hybridMultilevel"/>
     <w:tmpl w:val="E33883E6"/>
@@ -34932,7 +35990,7 @@
       </w:pPr>
     </w:lvl>
   </w:abstractNum>
-  <w:abstractNum w:abstractNumId="77" w15:restartNumberingAfterBreak="0">
+  <w:abstractNum w:abstractNumId="82" w15:restartNumberingAfterBreak="0">
     <w:nsid w:val="49243852"/>
     <w:multiLevelType w:val="hybridMultilevel"/>
     <w:tmpl w:val="E4867834"/>
@@ -35023,7 +36081,7 @@
       </w:pPr>
     </w:lvl>
   </w:abstractNum>
-  <w:abstractNum w:abstractNumId="78" w15:restartNumberingAfterBreak="0">
+  <w:abstractNum w:abstractNumId="83" w15:restartNumberingAfterBreak="0">
     <w:nsid w:val="4951664A"/>
     <w:multiLevelType w:val="hybridMultilevel"/>
     <w:tmpl w:val="BF1041BA"/>
@@ -35114,7 +36172,7 @@
       </w:pPr>
     </w:lvl>
   </w:abstractNum>
-  <w:abstractNum w:abstractNumId="79" w15:restartNumberingAfterBreak="0">
+  <w:abstractNum w:abstractNumId="84" w15:restartNumberingAfterBreak="0">
     <w:nsid w:val="4992349A"/>
     <w:multiLevelType w:val="hybridMultilevel"/>
     <w:tmpl w:val="776E5CBA"/>
@@ -35205,7 +36263,7 @@
       </w:pPr>
     </w:lvl>
   </w:abstractNum>
-  <w:abstractNum w:abstractNumId="80" w15:restartNumberingAfterBreak="0">
+  <w:abstractNum w:abstractNumId="85" w15:restartNumberingAfterBreak="0">
     <w:nsid w:val="4AA323EB"/>
     <w:multiLevelType w:val="hybridMultilevel"/>
     <w:tmpl w:val="95625318"/>
@@ -35296,7 +36354,7 @@
       </w:pPr>
     </w:lvl>
   </w:abstractNum>
-  <w:abstractNum w:abstractNumId="81" w15:restartNumberingAfterBreak="0">
+  <w:abstractNum w:abstractNumId="86" w15:restartNumberingAfterBreak="0">
     <w:nsid w:val="4B147208"/>
     <w:multiLevelType w:val="hybridMultilevel"/>
     <w:tmpl w:val="D8E672A8"/>
@@ -35387,7 +36445,7 @@
       </w:pPr>
     </w:lvl>
   </w:abstractNum>
-  <w:abstractNum w:abstractNumId="82" w15:restartNumberingAfterBreak="0">
+  <w:abstractNum w:abstractNumId="87" w15:restartNumberingAfterBreak="0">
     <w:nsid w:val="4CDC651E"/>
     <w:multiLevelType w:val="hybridMultilevel"/>
     <w:tmpl w:val="DAD6E676"/>
@@ -35478,7 +36536,7 @@
       </w:pPr>
     </w:lvl>
   </w:abstractNum>
-  <w:abstractNum w:abstractNumId="83" w15:restartNumberingAfterBreak="0">
+  <w:abstractNum w:abstractNumId="88" w15:restartNumberingAfterBreak="0">
     <w:nsid w:val="4EA84309"/>
     <w:multiLevelType w:val="hybridMultilevel"/>
     <w:tmpl w:val="D7DA776E"/>
@@ -35569,7 +36627,98 @@
       </w:pPr>
     </w:lvl>
   </w:abstractNum>
-  <w:abstractNum w:abstractNumId="84" w15:restartNumberingAfterBreak="0">
+  <w:abstractNum w:abstractNumId="89" w15:restartNumberingAfterBreak="0">
+    <w:nsid w:val="4F913806"/>
+    <w:multiLevelType w:val="hybridMultilevel"/>
+    <w:tmpl w:val="F244B68A"/>
+    <w:lvl w:ilvl="0" w:tplc="8668D376">
+      <w:start w:val="18"/>
+      <w:numFmt w:val="decimal"/>
+      <w:lvlText w:val="%1."/>
+      <w:lvlJc w:val="left"/>
+      <w:pPr>
+        <w:ind w:left="0" w:hanging="360"/>
+      </w:pPr>
+      <w:rPr>
+        <w:rFonts w:hint="default"/>
+        <w:i w:val="0"/>
+        <w:iCs w:val="0"/>
+      </w:rPr>
+    </w:lvl>
+    <w:lvl w:ilvl="1" w:tplc="04090019" w:tentative="1">
+      <w:start w:val="1"/>
+      <w:numFmt w:val="lowerLetter"/>
+      <w:lvlText w:val="%2."/>
+      <w:lvlJc w:val="left"/>
+      <w:pPr>
+        <w:ind w:left="1440" w:hanging="360"/>
+      </w:pPr>
+    </w:lvl>
+    <w:lvl w:ilvl="2" w:tplc="0409001B" w:tentative="1">
+      <w:start w:val="1"/>
+      <w:numFmt w:val="lowerRoman"/>
+      <w:lvlText w:val="%3."/>
+      <w:lvlJc w:val="right"/>
+      <w:pPr>
+        <w:ind w:left="2160" w:hanging="180"/>
+      </w:pPr>
+    </w:lvl>
+    <w:lvl w:ilvl="3" w:tplc="0409000F" w:tentative="1">
+      <w:start w:val="1"/>
+      <w:numFmt w:val="decimal"/>
+      <w:lvlText w:val="%4."/>
+      <w:lvlJc w:val="left"/>
+      <w:pPr>
+        <w:ind w:left="2880" w:hanging="360"/>
+      </w:pPr>
+    </w:lvl>
+    <w:lvl w:ilvl="4" w:tplc="04090019" w:tentative="1">
+      <w:start w:val="1"/>
+      <w:numFmt w:val="lowerLetter"/>
+      <w:lvlText w:val="%5."/>
+      <w:lvlJc w:val="left"/>
+      <w:pPr>
+        <w:ind w:left="3600" w:hanging="360"/>
+      </w:pPr>
+    </w:lvl>
+    <w:lvl w:ilvl="5" w:tplc="0409001B" w:tentative="1">
+      <w:start w:val="1"/>
+      <w:numFmt w:val="lowerRoman"/>
+      <w:lvlText w:val="%6."/>
+      <w:lvlJc w:val="right"/>
+      <w:pPr>
+        <w:ind w:left="4320" w:hanging="180"/>
+      </w:pPr>
+    </w:lvl>
+    <w:lvl w:ilvl="6" w:tplc="0409000F" w:tentative="1">
+      <w:start w:val="1"/>
+      <w:numFmt w:val="decimal"/>
+      <w:lvlText w:val="%7."/>
+      <w:lvlJc w:val="left"/>
+      <w:pPr>
+        <w:ind w:left="5040" w:hanging="360"/>
+      </w:pPr>
+    </w:lvl>
+    <w:lvl w:ilvl="7" w:tplc="04090019" w:tentative="1">
+      <w:start w:val="1"/>
+      <w:numFmt w:val="lowerLetter"/>
+      <w:lvlText w:val="%8."/>
+      <w:lvlJc w:val="left"/>
+      <w:pPr>
+        <w:ind w:left="5760" w:hanging="360"/>
+      </w:pPr>
+    </w:lvl>
+    <w:lvl w:ilvl="8" w:tplc="0409001B" w:tentative="1">
+      <w:start w:val="1"/>
+      <w:numFmt w:val="lowerRoman"/>
+      <w:lvlText w:val="%9."/>
+      <w:lvlJc w:val="right"/>
+      <w:pPr>
+        <w:ind w:left="6480" w:hanging="180"/>
+      </w:pPr>
+    </w:lvl>
+  </w:abstractNum>
+  <w:abstractNum w:abstractNumId="90" w15:restartNumberingAfterBreak="0">
     <w:nsid w:val="4FD96E75"/>
     <w:multiLevelType w:val="hybridMultilevel"/>
     <w:tmpl w:val="B9C07684"/>
@@ -35660,7 +36809,7 @@
       </w:pPr>
     </w:lvl>
   </w:abstractNum>
-  <w:abstractNum w:abstractNumId="85" w15:restartNumberingAfterBreak="0">
+  <w:abstractNum w:abstractNumId="91" w15:restartNumberingAfterBreak="0">
     <w:nsid w:val="50410C1A"/>
     <w:multiLevelType w:val="hybridMultilevel"/>
     <w:tmpl w:val="016CCFAA"/>
@@ -35751,7 +36900,7 @@
       </w:pPr>
     </w:lvl>
   </w:abstractNum>
-  <w:abstractNum w:abstractNumId="86" w15:restartNumberingAfterBreak="0">
+  <w:abstractNum w:abstractNumId="92" w15:restartNumberingAfterBreak="0">
     <w:nsid w:val="50D82B98"/>
     <w:multiLevelType w:val="hybridMultilevel"/>
     <w:tmpl w:val="4C362136"/>
@@ -35842,7 +36991,7 @@
       </w:pPr>
     </w:lvl>
   </w:abstractNum>
-  <w:abstractNum w:abstractNumId="87" w15:restartNumberingAfterBreak="0">
+  <w:abstractNum w:abstractNumId="93" w15:restartNumberingAfterBreak="0">
     <w:nsid w:val="50F7563C"/>
     <w:multiLevelType w:val="hybridMultilevel"/>
     <w:tmpl w:val="EC866858"/>
@@ -35933,7 +37082,98 @@
       </w:pPr>
     </w:lvl>
   </w:abstractNum>
-  <w:abstractNum w:abstractNumId="88" w15:restartNumberingAfterBreak="0">
+  <w:abstractNum w:abstractNumId="94" w15:restartNumberingAfterBreak="0">
+    <w:nsid w:val="515572B3"/>
+    <w:multiLevelType w:val="hybridMultilevel"/>
+    <w:tmpl w:val="25A8F924"/>
+    <w:lvl w:ilvl="0" w:tplc="662C0DDA">
+      <w:start w:val="13"/>
+      <w:numFmt w:val="decimal"/>
+      <w:lvlText w:val="%1."/>
+      <w:lvlJc w:val="left"/>
+      <w:pPr>
+        <w:ind w:left="0" w:hanging="360"/>
+      </w:pPr>
+      <w:rPr>
+        <w:rFonts w:hint="default"/>
+        <w:i w:val="0"/>
+        <w:iCs w:val="0"/>
+      </w:rPr>
+    </w:lvl>
+    <w:lvl w:ilvl="1" w:tplc="04090019" w:tentative="1">
+      <w:start w:val="1"/>
+      <w:numFmt w:val="lowerLetter"/>
+      <w:lvlText w:val="%2."/>
+      <w:lvlJc w:val="left"/>
+      <w:pPr>
+        <w:ind w:left="1440" w:hanging="360"/>
+      </w:pPr>
+    </w:lvl>
+    <w:lvl w:ilvl="2" w:tplc="0409001B" w:tentative="1">
+      <w:start w:val="1"/>
+      <w:numFmt w:val="lowerRoman"/>
+      <w:lvlText w:val="%3."/>
+      <w:lvlJc w:val="right"/>
+      <w:pPr>
+        <w:ind w:left="2160" w:hanging="180"/>
+      </w:pPr>
+    </w:lvl>
+    <w:lvl w:ilvl="3" w:tplc="0409000F" w:tentative="1">
+      <w:start w:val="1"/>
+      <w:numFmt w:val="decimal"/>
+      <w:lvlText w:val="%4."/>
+      <w:lvlJc w:val="left"/>
+      <w:pPr>
+        <w:ind w:left="2880" w:hanging="360"/>
+      </w:pPr>
+    </w:lvl>
+    <w:lvl w:ilvl="4" w:tplc="04090019" w:tentative="1">
+      <w:start w:val="1"/>
+      <w:numFmt w:val="lowerLetter"/>
+      <w:lvlText w:val="%5."/>
+      <w:lvlJc w:val="left"/>
+      <w:pPr>
+        <w:ind w:left="3600" w:hanging="360"/>
+      </w:pPr>
+    </w:lvl>
+    <w:lvl w:ilvl="5" w:tplc="0409001B" w:tentative="1">
+      <w:start w:val="1"/>
+      <w:numFmt w:val="lowerRoman"/>
+      <w:lvlText w:val="%6."/>
+      <w:lvlJc w:val="right"/>
+      <w:pPr>
+        <w:ind w:left="4320" w:hanging="180"/>
+      </w:pPr>
+    </w:lvl>
+    <w:lvl w:ilvl="6" w:tplc="0409000F" w:tentative="1">
+      <w:start w:val="1"/>
+      <w:numFmt w:val="decimal"/>
+      <w:lvlText w:val="%7."/>
+      <w:lvlJc w:val="left"/>
+      <w:pPr>
+        <w:ind w:left="5040" w:hanging="360"/>
+      </w:pPr>
+    </w:lvl>
+    <w:lvl w:ilvl="7" w:tplc="04090019" w:tentative="1">
+      <w:start w:val="1"/>
+      <w:numFmt w:val="lowerLetter"/>
+      <w:lvlText w:val="%8."/>
+      <w:lvlJc w:val="left"/>
+      <w:pPr>
+        <w:ind w:left="5760" w:hanging="360"/>
+      </w:pPr>
+    </w:lvl>
+    <w:lvl w:ilvl="8" w:tplc="0409001B" w:tentative="1">
+      <w:start w:val="1"/>
+      <w:numFmt w:val="lowerRoman"/>
+      <w:lvlText w:val="%9."/>
+      <w:lvlJc w:val="right"/>
+      <w:pPr>
+        <w:ind w:left="6480" w:hanging="180"/>
+      </w:pPr>
+    </w:lvl>
+  </w:abstractNum>
+  <w:abstractNum w:abstractNumId="95" w15:restartNumberingAfterBreak="0">
     <w:nsid w:val="52DB604C"/>
     <w:multiLevelType w:val="hybridMultilevel"/>
     <w:tmpl w:val="FCB40770"/>
@@ -36024,7 +37264,7 @@
       </w:pPr>
     </w:lvl>
   </w:abstractNum>
-  <w:abstractNum w:abstractNumId="89" w15:restartNumberingAfterBreak="0">
+  <w:abstractNum w:abstractNumId="96" w15:restartNumberingAfterBreak="0">
     <w:nsid w:val="53412257"/>
     <w:multiLevelType w:val="hybridMultilevel"/>
     <w:tmpl w:val="226AAB96"/>
@@ -36115,7 +37355,7 @@
       </w:pPr>
     </w:lvl>
   </w:abstractNum>
-  <w:abstractNum w:abstractNumId="90" w15:restartNumberingAfterBreak="0">
+  <w:abstractNum w:abstractNumId="97" w15:restartNumberingAfterBreak="0">
     <w:nsid w:val="53F233DB"/>
     <w:multiLevelType w:val="hybridMultilevel"/>
     <w:tmpl w:val="51D6D902"/>
@@ -36206,7 +37446,7 @@
       </w:pPr>
     </w:lvl>
   </w:abstractNum>
-  <w:abstractNum w:abstractNumId="91" w15:restartNumberingAfterBreak="0">
+  <w:abstractNum w:abstractNumId="98" w15:restartNumberingAfterBreak="0">
     <w:nsid w:val="57EC2FA5"/>
     <w:multiLevelType w:val="hybridMultilevel"/>
     <w:tmpl w:val="3034C930"/>
@@ -36297,7 +37537,98 @@
       </w:pPr>
     </w:lvl>
   </w:abstractNum>
-  <w:abstractNum w:abstractNumId="92" w15:restartNumberingAfterBreak="0">
+  <w:abstractNum w:abstractNumId="99" w15:restartNumberingAfterBreak="0">
+    <w:nsid w:val="58487E23"/>
+    <w:multiLevelType w:val="hybridMultilevel"/>
+    <w:tmpl w:val="9508EDA6"/>
+    <w:lvl w:ilvl="0" w:tplc="1584C1AC">
+      <w:start w:val="18"/>
+      <w:numFmt w:val="decimal"/>
+      <w:lvlText w:val="%1."/>
+      <w:lvlJc w:val="left"/>
+      <w:pPr>
+        <w:ind w:left="0" w:hanging="360"/>
+      </w:pPr>
+      <w:rPr>
+        <w:rFonts w:hint="default"/>
+        <w:i w:val="0"/>
+        <w:iCs w:val="0"/>
+      </w:rPr>
+    </w:lvl>
+    <w:lvl w:ilvl="1" w:tplc="04090019" w:tentative="1">
+      <w:start w:val="1"/>
+      <w:numFmt w:val="lowerLetter"/>
+      <w:lvlText w:val="%2."/>
+      <w:lvlJc w:val="left"/>
+      <w:pPr>
+        <w:ind w:left="1440" w:hanging="360"/>
+      </w:pPr>
+    </w:lvl>
+    <w:lvl w:ilvl="2" w:tplc="0409001B" w:tentative="1">
+      <w:start w:val="1"/>
+      <w:numFmt w:val="lowerRoman"/>
+      <w:lvlText w:val="%3."/>
+      <w:lvlJc w:val="right"/>
+      <w:pPr>
+        <w:ind w:left="2160" w:hanging="180"/>
+      </w:pPr>
+    </w:lvl>
+    <w:lvl w:ilvl="3" w:tplc="0409000F" w:tentative="1">
+      <w:start w:val="1"/>
+      <w:numFmt w:val="decimal"/>
+      <w:lvlText w:val="%4."/>
+      <w:lvlJc w:val="left"/>
+      <w:pPr>
+        <w:ind w:left="2880" w:hanging="360"/>
+      </w:pPr>
+    </w:lvl>
+    <w:lvl w:ilvl="4" w:tplc="04090019" w:tentative="1">
+      <w:start w:val="1"/>
+      <w:numFmt w:val="lowerLetter"/>
+      <w:lvlText w:val="%5."/>
+      <w:lvlJc w:val="left"/>
+      <w:pPr>
+        <w:ind w:left="3600" w:hanging="360"/>
+      </w:pPr>
+    </w:lvl>
+    <w:lvl w:ilvl="5" w:tplc="0409001B" w:tentative="1">
+      <w:start w:val="1"/>
+      <w:numFmt w:val="lowerRoman"/>
+      <w:lvlText w:val="%6."/>
+      <w:lvlJc w:val="right"/>
+      <w:pPr>
+        <w:ind w:left="4320" w:hanging="180"/>
+      </w:pPr>
+    </w:lvl>
+    <w:lvl w:ilvl="6" w:tplc="0409000F" w:tentative="1">
+      <w:start w:val="1"/>
+      <w:numFmt w:val="decimal"/>
+      <w:lvlText w:val="%7."/>
+      <w:lvlJc w:val="left"/>
+      <w:pPr>
+        <w:ind w:left="5040" w:hanging="360"/>
+      </w:pPr>
+    </w:lvl>
+    <w:lvl w:ilvl="7" w:tplc="04090019" w:tentative="1">
+      <w:start w:val="1"/>
+      <w:numFmt w:val="lowerLetter"/>
+      <w:lvlText w:val="%8."/>
+      <w:lvlJc w:val="left"/>
+      <w:pPr>
+        <w:ind w:left="5760" w:hanging="360"/>
+      </w:pPr>
+    </w:lvl>
+    <w:lvl w:ilvl="8" w:tplc="0409001B" w:tentative="1">
+      <w:start w:val="1"/>
+      <w:numFmt w:val="lowerRoman"/>
+      <w:lvlText w:val="%9."/>
+      <w:lvlJc w:val="right"/>
+      <w:pPr>
+        <w:ind w:left="6480" w:hanging="180"/>
+      </w:pPr>
+    </w:lvl>
+  </w:abstractNum>
+  <w:abstractNum w:abstractNumId="100" w15:restartNumberingAfterBreak="0">
     <w:nsid w:val="5B0769B2"/>
     <w:multiLevelType w:val="hybridMultilevel"/>
     <w:tmpl w:val="2EEA4774"/>
@@ -36388,7 +37719,7 @@
       </w:pPr>
     </w:lvl>
   </w:abstractNum>
-  <w:abstractNum w:abstractNumId="93" w15:restartNumberingAfterBreak="0">
+  <w:abstractNum w:abstractNumId="101" w15:restartNumberingAfterBreak="0">
     <w:nsid w:val="5B1506CB"/>
     <w:multiLevelType w:val="hybridMultilevel"/>
     <w:tmpl w:val="D7E2BA8C"/>
@@ -36479,7 +37810,7 @@
       </w:pPr>
     </w:lvl>
   </w:abstractNum>
-  <w:abstractNum w:abstractNumId="94" w15:restartNumberingAfterBreak="0">
+  <w:abstractNum w:abstractNumId="102" w15:restartNumberingAfterBreak="0">
     <w:nsid w:val="5D781860"/>
     <w:multiLevelType w:val="hybridMultilevel"/>
     <w:tmpl w:val="A81CED1A"/>
@@ -36570,7 +37901,7 @@
       </w:pPr>
     </w:lvl>
   </w:abstractNum>
-  <w:abstractNum w:abstractNumId="95" w15:restartNumberingAfterBreak="0">
+  <w:abstractNum w:abstractNumId="103" w15:restartNumberingAfterBreak="0">
     <w:nsid w:val="5DFB320F"/>
     <w:multiLevelType w:val="hybridMultilevel"/>
     <w:tmpl w:val="6E7AA700"/>
@@ -36661,7 +37992,7 @@
       </w:pPr>
     </w:lvl>
   </w:abstractNum>
-  <w:abstractNum w:abstractNumId="96" w15:restartNumberingAfterBreak="0">
+  <w:abstractNum w:abstractNumId="104" w15:restartNumberingAfterBreak="0">
     <w:nsid w:val="5F5D3A6B"/>
     <w:multiLevelType w:val="hybridMultilevel"/>
     <w:tmpl w:val="D9A05A48"/>
@@ -36752,7 +38083,7 @@
       </w:pPr>
     </w:lvl>
   </w:abstractNum>
-  <w:abstractNum w:abstractNumId="97" w15:restartNumberingAfterBreak="0">
+  <w:abstractNum w:abstractNumId="105" w15:restartNumberingAfterBreak="0">
     <w:nsid w:val="601023D7"/>
     <w:multiLevelType w:val="hybridMultilevel"/>
     <w:tmpl w:val="4B2C43CA"/>
@@ -36843,7 +38174,7 @@
       </w:pPr>
     </w:lvl>
   </w:abstractNum>
-  <w:abstractNum w:abstractNumId="98" w15:restartNumberingAfterBreak="0">
+  <w:abstractNum w:abstractNumId="106" w15:restartNumberingAfterBreak="0">
     <w:nsid w:val="60F675A9"/>
     <w:multiLevelType w:val="hybridMultilevel"/>
     <w:tmpl w:val="264A345C"/>
@@ -36934,7 +38265,7 @@
       </w:pPr>
     </w:lvl>
   </w:abstractNum>
-  <w:abstractNum w:abstractNumId="99" w15:restartNumberingAfterBreak="0">
+  <w:abstractNum w:abstractNumId="107" w15:restartNumberingAfterBreak="0">
     <w:nsid w:val="61345E84"/>
     <w:multiLevelType w:val="hybridMultilevel"/>
     <w:tmpl w:val="84201D52"/>
@@ -37025,7 +38356,98 @@
       </w:pPr>
     </w:lvl>
   </w:abstractNum>
-  <w:abstractNum w:abstractNumId="100" w15:restartNumberingAfterBreak="0">
+  <w:abstractNum w:abstractNumId="108" w15:restartNumberingAfterBreak="0">
+    <w:nsid w:val="65AF26DE"/>
+    <w:multiLevelType w:val="hybridMultilevel"/>
+    <w:tmpl w:val="7E145A4E"/>
+    <w:lvl w:ilvl="0" w:tplc="8ECA5498">
+      <w:start w:val="17"/>
+      <w:numFmt w:val="decimal"/>
+      <w:lvlText w:val="%1."/>
+      <w:lvlJc w:val="left"/>
+      <w:pPr>
+        <w:ind w:left="0" w:hanging="360"/>
+      </w:pPr>
+      <w:rPr>
+        <w:rFonts w:hint="default"/>
+        <w:i w:val="0"/>
+        <w:iCs w:val="0"/>
+      </w:rPr>
+    </w:lvl>
+    <w:lvl w:ilvl="1" w:tplc="04090019" w:tentative="1">
+      <w:start w:val="1"/>
+      <w:numFmt w:val="lowerLetter"/>
+      <w:lvlText w:val="%2."/>
+      <w:lvlJc w:val="left"/>
+      <w:pPr>
+        <w:ind w:left="1440" w:hanging="360"/>
+      </w:pPr>
+    </w:lvl>
+    <w:lvl w:ilvl="2" w:tplc="0409001B" w:tentative="1">
+      <w:start w:val="1"/>
+      <w:numFmt w:val="lowerRoman"/>
+      <w:lvlText w:val="%3."/>
+      <w:lvlJc w:val="right"/>
+      <w:pPr>
+        <w:ind w:left="2160" w:hanging="180"/>
+      </w:pPr>
+    </w:lvl>
+    <w:lvl w:ilvl="3" w:tplc="0409000F" w:tentative="1">
+      <w:start w:val="1"/>
+      <w:numFmt w:val="decimal"/>
+      <w:lvlText w:val="%4."/>
+      <w:lvlJc w:val="left"/>
+      <w:pPr>
+        <w:ind w:left="2880" w:hanging="360"/>
+      </w:pPr>
+    </w:lvl>
+    <w:lvl w:ilvl="4" w:tplc="04090019" w:tentative="1">
+      <w:start w:val="1"/>
+      <w:numFmt w:val="lowerLetter"/>
+      <w:lvlText w:val="%5."/>
+      <w:lvlJc w:val="left"/>
+      <w:pPr>
+        <w:ind w:left="3600" w:hanging="360"/>
+      </w:pPr>
+    </w:lvl>
+    <w:lvl w:ilvl="5" w:tplc="0409001B" w:tentative="1">
+      <w:start w:val="1"/>
+      <w:numFmt w:val="lowerRoman"/>
+      <w:lvlText w:val="%6."/>
+      <w:lvlJc w:val="right"/>
+      <w:pPr>
+        <w:ind w:left="4320" w:hanging="180"/>
+      </w:pPr>
+    </w:lvl>
+    <w:lvl w:ilvl="6" w:tplc="0409000F" w:tentative="1">
+      <w:start w:val="1"/>
+      <w:numFmt w:val="decimal"/>
+      <w:lvlText w:val="%7."/>
+      <w:lvlJc w:val="left"/>
+      <w:pPr>
+        <w:ind w:left="5040" w:hanging="360"/>
+      </w:pPr>
+    </w:lvl>
+    <w:lvl w:ilvl="7" w:tplc="04090019" w:tentative="1">
+      <w:start w:val="1"/>
+      <w:numFmt w:val="lowerLetter"/>
+      <w:lvlText w:val="%8."/>
+      <w:lvlJc w:val="left"/>
+      <w:pPr>
+        <w:ind w:left="5760" w:hanging="360"/>
+      </w:pPr>
+    </w:lvl>
+    <w:lvl w:ilvl="8" w:tplc="0409001B" w:tentative="1">
+      <w:start w:val="1"/>
+      <w:numFmt w:val="lowerRoman"/>
+      <w:lvlText w:val="%9."/>
+      <w:lvlJc w:val="right"/>
+      <w:pPr>
+        <w:ind w:left="6480" w:hanging="180"/>
+      </w:pPr>
+    </w:lvl>
+  </w:abstractNum>
+  <w:abstractNum w:abstractNumId="109" w15:restartNumberingAfterBreak="0">
     <w:nsid w:val="673700EA"/>
     <w:multiLevelType w:val="hybridMultilevel"/>
     <w:tmpl w:val="7056F5D6"/>
@@ -37116,7 +38538,7 @@
       </w:pPr>
     </w:lvl>
   </w:abstractNum>
-  <w:abstractNum w:abstractNumId="101" w15:restartNumberingAfterBreak="0">
+  <w:abstractNum w:abstractNumId="110" w15:restartNumberingAfterBreak="0">
     <w:nsid w:val="68055590"/>
     <w:multiLevelType w:val="hybridMultilevel"/>
     <w:tmpl w:val="7324CEDA"/>
@@ -37207,7 +38629,7 @@
       </w:pPr>
     </w:lvl>
   </w:abstractNum>
-  <w:abstractNum w:abstractNumId="102" w15:restartNumberingAfterBreak="0">
+  <w:abstractNum w:abstractNumId="111" w15:restartNumberingAfterBreak="0">
     <w:nsid w:val="680D16A5"/>
     <w:multiLevelType w:val="hybridMultilevel"/>
     <w:tmpl w:val="FCF6334C"/>
@@ -37298,7 +38720,98 @@
       </w:pPr>
     </w:lvl>
   </w:abstractNum>
-  <w:abstractNum w:abstractNumId="103" w15:restartNumberingAfterBreak="0">
+  <w:abstractNum w:abstractNumId="112" w15:restartNumberingAfterBreak="0">
+    <w:nsid w:val="68583E66"/>
+    <w:multiLevelType w:val="hybridMultilevel"/>
+    <w:tmpl w:val="018C9106"/>
+    <w:lvl w:ilvl="0" w:tplc="C0F617FC">
+      <w:start w:val="19"/>
+      <w:numFmt w:val="decimal"/>
+      <w:lvlText w:val="%1."/>
+      <w:lvlJc w:val="left"/>
+      <w:pPr>
+        <w:ind w:left="0" w:hanging="360"/>
+      </w:pPr>
+      <w:rPr>
+        <w:rFonts w:hint="default"/>
+        <w:i w:val="0"/>
+        <w:iCs w:val="0"/>
+      </w:rPr>
+    </w:lvl>
+    <w:lvl w:ilvl="1" w:tplc="04090019" w:tentative="1">
+      <w:start w:val="1"/>
+      <w:numFmt w:val="lowerLetter"/>
+      <w:lvlText w:val="%2."/>
+      <w:lvlJc w:val="left"/>
+      <w:pPr>
+        <w:ind w:left="1440" w:hanging="360"/>
+      </w:pPr>
+    </w:lvl>
+    <w:lvl w:ilvl="2" w:tplc="0409001B" w:tentative="1">
+      <w:start w:val="1"/>
+      <w:numFmt w:val="lowerRoman"/>
+      <w:lvlText w:val="%3."/>
+      <w:lvlJc w:val="right"/>
+      <w:pPr>
+        <w:ind w:left="2160" w:hanging="180"/>
+      </w:pPr>
+    </w:lvl>
+    <w:lvl w:ilvl="3" w:tplc="0409000F" w:tentative="1">
+      <w:start w:val="1"/>
+      <w:numFmt w:val="decimal"/>
+      <w:lvlText w:val="%4."/>
+      <w:lvlJc w:val="left"/>
+      <w:pPr>
+        <w:ind w:left="2880" w:hanging="360"/>
+      </w:pPr>
+    </w:lvl>
+    <w:lvl w:ilvl="4" w:tplc="04090019" w:tentative="1">
+      <w:start w:val="1"/>
+      <w:numFmt w:val="lowerLetter"/>
+      <w:lvlText w:val="%5."/>
+      <w:lvlJc w:val="left"/>
+      <w:pPr>
+        <w:ind w:left="3600" w:hanging="360"/>
+      </w:pPr>
+    </w:lvl>
+    <w:lvl w:ilvl="5" w:tplc="0409001B" w:tentative="1">
+      <w:start w:val="1"/>
+      <w:numFmt w:val="lowerRoman"/>
+      <w:lvlText w:val="%6."/>
+      <w:lvlJc w:val="right"/>
+      <w:pPr>
+        <w:ind w:left="4320" w:hanging="180"/>
+      </w:pPr>
+    </w:lvl>
+    <w:lvl w:ilvl="6" w:tplc="0409000F" w:tentative="1">
+      <w:start w:val="1"/>
+      <w:numFmt w:val="decimal"/>
+      <w:lvlText w:val="%7."/>
+      <w:lvlJc w:val="left"/>
+      <w:pPr>
+        <w:ind w:left="5040" w:hanging="360"/>
+      </w:pPr>
+    </w:lvl>
+    <w:lvl w:ilvl="7" w:tplc="04090019" w:tentative="1">
+      <w:start w:val="1"/>
+      <w:numFmt w:val="lowerLetter"/>
+      <w:lvlText w:val="%8."/>
+      <w:lvlJc w:val="left"/>
+      <w:pPr>
+        <w:ind w:left="5760" w:hanging="360"/>
+      </w:pPr>
+    </w:lvl>
+    <w:lvl w:ilvl="8" w:tplc="0409001B" w:tentative="1">
+      <w:start w:val="1"/>
+      <w:numFmt w:val="lowerRoman"/>
+      <w:lvlText w:val="%9."/>
+      <w:lvlJc w:val="right"/>
+      <w:pPr>
+        <w:ind w:left="6480" w:hanging="180"/>
+      </w:pPr>
+    </w:lvl>
+  </w:abstractNum>
+  <w:abstractNum w:abstractNumId="113" w15:restartNumberingAfterBreak="0">
     <w:nsid w:val="69070EC2"/>
     <w:multiLevelType w:val="hybridMultilevel"/>
     <w:tmpl w:val="CC707280"/>
@@ -37389,7 +38902,7 @@
       </w:pPr>
     </w:lvl>
   </w:abstractNum>
-  <w:abstractNum w:abstractNumId="104" w15:restartNumberingAfterBreak="0">
+  <w:abstractNum w:abstractNumId="114" w15:restartNumberingAfterBreak="0">
     <w:nsid w:val="690B0FB1"/>
     <w:multiLevelType w:val="hybridMultilevel"/>
     <w:tmpl w:val="443C4796"/>
@@ -37480,7 +38993,7 @@
       </w:pPr>
     </w:lvl>
   </w:abstractNum>
-  <w:abstractNum w:abstractNumId="105" w15:restartNumberingAfterBreak="0">
+  <w:abstractNum w:abstractNumId="115" w15:restartNumberingAfterBreak="0">
     <w:nsid w:val="695D6D6A"/>
     <w:multiLevelType w:val="hybridMultilevel"/>
     <w:tmpl w:val="ABBE01D8"/>
@@ -37571,7 +39084,7 @@
       </w:pPr>
     </w:lvl>
   </w:abstractNum>
-  <w:abstractNum w:abstractNumId="106" w15:restartNumberingAfterBreak="0">
+  <w:abstractNum w:abstractNumId="116" w15:restartNumberingAfterBreak="0">
     <w:nsid w:val="6A0E5EEA"/>
     <w:multiLevelType w:val="hybridMultilevel"/>
     <w:tmpl w:val="3B826486"/>
@@ -37662,7 +39175,7 @@
       </w:pPr>
     </w:lvl>
   </w:abstractNum>
-  <w:abstractNum w:abstractNumId="107" w15:restartNumberingAfterBreak="0">
+  <w:abstractNum w:abstractNumId="117" w15:restartNumberingAfterBreak="0">
     <w:nsid w:val="6A213C6C"/>
     <w:multiLevelType w:val="hybridMultilevel"/>
     <w:tmpl w:val="98FA5CA4"/>
@@ -37753,7 +39266,7 @@
       </w:pPr>
     </w:lvl>
   </w:abstractNum>
-  <w:abstractNum w:abstractNumId="108" w15:restartNumberingAfterBreak="0">
+  <w:abstractNum w:abstractNumId="118" w15:restartNumberingAfterBreak="0">
     <w:nsid w:val="6AB906BD"/>
     <w:multiLevelType w:val="hybridMultilevel"/>
     <w:tmpl w:val="68F4AF04"/>
@@ -37844,7 +39357,98 @@
       </w:pPr>
     </w:lvl>
   </w:abstractNum>
-  <w:abstractNum w:abstractNumId="109" w15:restartNumberingAfterBreak="0">
+  <w:abstractNum w:abstractNumId="119" w15:restartNumberingAfterBreak="0">
+    <w:nsid w:val="6ACA0E01"/>
+    <w:multiLevelType w:val="hybridMultilevel"/>
+    <w:tmpl w:val="DA36FD2C"/>
+    <w:lvl w:ilvl="0" w:tplc="31B2D41E">
+      <w:start w:val="2"/>
+      <w:numFmt w:val="decimal"/>
+      <w:lvlText w:val="%1."/>
+      <w:lvlJc w:val="left"/>
+      <w:pPr>
+        <w:ind w:left="0" w:hanging="360"/>
+      </w:pPr>
+      <w:rPr>
+        <w:rFonts w:hint="default"/>
+        <w:i w:val="0"/>
+        <w:iCs w:val="0"/>
+      </w:rPr>
+    </w:lvl>
+    <w:lvl w:ilvl="1" w:tplc="04090019" w:tentative="1">
+      <w:start w:val="1"/>
+      <w:numFmt w:val="lowerLetter"/>
+      <w:lvlText w:val="%2."/>
+      <w:lvlJc w:val="left"/>
+      <w:pPr>
+        <w:ind w:left="1440" w:hanging="360"/>
+      </w:pPr>
+    </w:lvl>
+    <w:lvl w:ilvl="2" w:tplc="0409001B" w:tentative="1">
+      <w:start w:val="1"/>
+      <w:numFmt w:val="lowerRoman"/>
+      <w:lvlText w:val="%3."/>
+      <w:lvlJc w:val="right"/>
+      <w:pPr>
+        <w:ind w:left="2160" w:hanging="180"/>
+      </w:pPr>
+    </w:lvl>
+    <w:lvl w:ilvl="3" w:tplc="0409000F" w:tentative="1">
+      <w:start w:val="1"/>
+      <w:numFmt w:val="decimal"/>
+      <w:lvlText w:val="%4."/>
+      <w:lvlJc w:val="left"/>
+      <w:pPr>
+        <w:ind w:left="2880" w:hanging="360"/>
+      </w:pPr>
+    </w:lvl>
+    <w:lvl w:ilvl="4" w:tplc="04090019" w:tentative="1">
+      <w:start w:val="1"/>
+      <w:numFmt w:val="lowerLetter"/>
+      <w:lvlText w:val="%5."/>
+      <w:lvlJc w:val="left"/>
+      <w:pPr>
+        <w:ind w:left="3600" w:hanging="360"/>
+      </w:pPr>
+    </w:lvl>
+    <w:lvl w:ilvl="5" w:tplc="0409001B" w:tentative="1">
+      <w:start w:val="1"/>
+      <w:numFmt w:val="lowerRoman"/>
+      <w:lvlText w:val="%6."/>
+      <w:lvlJc w:val="right"/>
+      <w:pPr>
+        <w:ind w:left="4320" w:hanging="180"/>
+      </w:pPr>
+    </w:lvl>
+    <w:lvl w:ilvl="6" w:tplc="0409000F" w:tentative="1">
+      <w:start w:val="1"/>
+      <w:numFmt w:val="decimal"/>
+      <w:lvlText w:val="%7."/>
+      <w:lvlJc w:val="left"/>
+      <w:pPr>
+        <w:ind w:left="5040" w:hanging="360"/>
+      </w:pPr>
+    </w:lvl>
+    <w:lvl w:ilvl="7" w:tplc="04090019" w:tentative="1">
+      <w:start w:val="1"/>
+      <w:numFmt w:val="lowerLetter"/>
+      <w:lvlText w:val="%8."/>
+      <w:lvlJc w:val="left"/>
+      <w:pPr>
+        <w:ind w:left="5760" w:hanging="360"/>
+      </w:pPr>
+    </w:lvl>
+    <w:lvl w:ilvl="8" w:tplc="0409001B" w:tentative="1">
+      <w:start w:val="1"/>
+      <w:numFmt w:val="lowerRoman"/>
+      <w:lvlText w:val="%9."/>
+      <w:lvlJc w:val="right"/>
+      <w:pPr>
+        <w:ind w:left="6480" w:hanging="180"/>
+      </w:pPr>
+    </w:lvl>
+  </w:abstractNum>
+  <w:abstractNum w:abstractNumId="120" w15:restartNumberingAfterBreak="0">
     <w:nsid w:val="6B3654D7"/>
     <w:multiLevelType w:val="hybridMultilevel"/>
     <w:tmpl w:val="1860783C"/>
@@ -37935,7 +39539,7 @@
       </w:pPr>
     </w:lvl>
   </w:abstractNum>
-  <w:abstractNum w:abstractNumId="110" w15:restartNumberingAfterBreak="0">
+  <w:abstractNum w:abstractNumId="121" w15:restartNumberingAfterBreak="0">
     <w:nsid w:val="6B77053B"/>
     <w:multiLevelType w:val="hybridMultilevel"/>
     <w:tmpl w:val="B6EE8006"/>
@@ -38026,7 +39630,7 @@
       </w:pPr>
     </w:lvl>
   </w:abstractNum>
-  <w:abstractNum w:abstractNumId="111" w15:restartNumberingAfterBreak="0">
+  <w:abstractNum w:abstractNumId="122" w15:restartNumberingAfterBreak="0">
     <w:nsid w:val="6C804B0B"/>
     <w:multiLevelType w:val="hybridMultilevel"/>
     <w:tmpl w:val="41F237A0"/>
@@ -38117,7 +39721,7 @@
       </w:pPr>
     </w:lvl>
   </w:abstractNum>
-  <w:abstractNum w:abstractNumId="112" w15:restartNumberingAfterBreak="0">
+  <w:abstractNum w:abstractNumId="123" w15:restartNumberingAfterBreak="0">
     <w:nsid w:val="6DCA323D"/>
     <w:multiLevelType w:val="hybridMultilevel"/>
     <w:tmpl w:val="3C223BF0"/>
@@ -38208,7 +39812,7 @@
       </w:pPr>
     </w:lvl>
   </w:abstractNum>
-  <w:abstractNum w:abstractNumId="113" w15:restartNumberingAfterBreak="0">
+  <w:abstractNum w:abstractNumId="124" w15:restartNumberingAfterBreak="0">
     <w:nsid w:val="6E5E699A"/>
     <w:multiLevelType w:val="hybridMultilevel"/>
     <w:tmpl w:val="21DC7104"/>
@@ -38299,7 +39903,7 @@
       </w:pPr>
     </w:lvl>
   </w:abstractNum>
-  <w:abstractNum w:abstractNumId="114" w15:restartNumberingAfterBreak="0">
+  <w:abstractNum w:abstractNumId="125" w15:restartNumberingAfterBreak="0">
     <w:nsid w:val="6E7A1486"/>
     <w:multiLevelType w:val="hybridMultilevel"/>
     <w:tmpl w:val="300CC772"/>
@@ -38390,7 +39994,7 @@
       </w:pPr>
     </w:lvl>
   </w:abstractNum>
-  <w:abstractNum w:abstractNumId="115" w15:restartNumberingAfterBreak="0">
+  <w:abstractNum w:abstractNumId="126" w15:restartNumberingAfterBreak="0">
     <w:nsid w:val="6FE43A82"/>
     <w:multiLevelType w:val="hybridMultilevel"/>
     <w:tmpl w:val="BD5024DC"/>
@@ -38481,7 +40085,7 @@
       </w:pPr>
     </w:lvl>
   </w:abstractNum>
-  <w:abstractNum w:abstractNumId="116" w15:restartNumberingAfterBreak="0">
+  <w:abstractNum w:abstractNumId="127" w15:restartNumberingAfterBreak="0">
     <w:nsid w:val="70204BA9"/>
     <w:multiLevelType w:val="hybridMultilevel"/>
     <w:tmpl w:val="AE2437F8"/>
@@ -38572,7 +40176,7 @@
       </w:pPr>
     </w:lvl>
   </w:abstractNum>
-  <w:abstractNum w:abstractNumId="117" w15:restartNumberingAfterBreak="0">
+  <w:abstractNum w:abstractNumId="128" w15:restartNumberingAfterBreak="0">
     <w:nsid w:val="70A54C80"/>
     <w:multiLevelType w:val="hybridMultilevel"/>
     <w:tmpl w:val="3B826486"/>
@@ -38663,7 +40267,7 @@
       </w:pPr>
     </w:lvl>
   </w:abstractNum>
-  <w:abstractNum w:abstractNumId="118" w15:restartNumberingAfterBreak="0">
+  <w:abstractNum w:abstractNumId="129" w15:restartNumberingAfterBreak="0">
     <w:nsid w:val="70BA5BDD"/>
     <w:multiLevelType w:val="hybridMultilevel"/>
     <w:tmpl w:val="EF60EF3C"/>
@@ -38754,7 +40358,7 @@
       </w:pPr>
     </w:lvl>
   </w:abstractNum>
-  <w:abstractNum w:abstractNumId="119" w15:restartNumberingAfterBreak="0">
+  <w:abstractNum w:abstractNumId="130" w15:restartNumberingAfterBreak="0">
     <w:nsid w:val="711D3CA2"/>
     <w:multiLevelType w:val="hybridMultilevel"/>
     <w:tmpl w:val="8C7C086C"/>
@@ -38845,7 +40449,7 @@
       </w:pPr>
     </w:lvl>
   </w:abstractNum>
-  <w:abstractNum w:abstractNumId="120" w15:restartNumberingAfterBreak="0">
+  <w:abstractNum w:abstractNumId="131" w15:restartNumberingAfterBreak="0">
     <w:nsid w:val="729B70B3"/>
     <w:multiLevelType w:val="hybridMultilevel"/>
     <w:tmpl w:val="BCB87D44"/>
@@ -38936,7 +40540,7 @@
       </w:pPr>
     </w:lvl>
   </w:abstractNum>
-  <w:abstractNum w:abstractNumId="121" w15:restartNumberingAfterBreak="0">
+  <w:abstractNum w:abstractNumId="132" w15:restartNumberingAfterBreak="0">
     <w:nsid w:val="73210A95"/>
     <w:multiLevelType w:val="hybridMultilevel"/>
     <w:tmpl w:val="3884AF9A"/>
@@ -39027,7 +40631,7 @@
       </w:pPr>
     </w:lvl>
   </w:abstractNum>
-  <w:abstractNum w:abstractNumId="122" w15:restartNumberingAfterBreak="0">
+  <w:abstractNum w:abstractNumId="133" w15:restartNumberingAfterBreak="0">
     <w:nsid w:val="75FF1BAF"/>
     <w:multiLevelType w:val="hybridMultilevel"/>
     <w:tmpl w:val="5E320DDA"/>
@@ -39118,7 +40722,7 @@
       </w:pPr>
     </w:lvl>
   </w:abstractNum>
-  <w:abstractNum w:abstractNumId="123" w15:restartNumberingAfterBreak="0">
+  <w:abstractNum w:abstractNumId="134" w15:restartNumberingAfterBreak="0">
     <w:nsid w:val="7726386B"/>
     <w:multiLevelType w:val="hybridMultilevel"/>
     <w:tmpl w:val="8C6EFDAA"/>
@@ -39209,7 +40813,98 @@
       </w:pPr>
     </w:lvl>
   </w:abstractNum>
-  <w:abstractNum w:abstractNumId="124" w15:restartNumberingAfterBreak="0">
+  <w:abstractNum w:abstractNumId="135" w15:restartNumberingAfterBreak="0">
+    <w:nsid w:val="77276DB0"/>
+    <w:multiLevelType w:val="hybridMultilevel"/>
+    <w:tmpl w:val="7D887104"/>
+    <w:lvl w:ilvl="0" w:tplc="2C94936C">
+      <w:start w:val="11"/>
+      <w:numFmt w:val="decimal"/>
+      <w:lvlText w:val="%1."/>
+      <w:lvlJc w:val="left"/>
+      <w:pPr>
+        <w:ind w:left="0" w:hanging="360"/>
+      </w:pPr>
+      <w:rPr>
+        <w:rFonts w:hint="default"/>
+        <w:i w:val="0"/>
+        <w:iCs w:val="0"/>
+      </w:rPr>
+    </w:lvl>
+    <w:lvl w:ilvl="1" w:tplc="04090019" w:tentative="1">
+      <w:start w:val="1"/>
+      <w:numFmt w:val="lowerLetter"/>
+      <w:lvlText w:val="%2."/>
+      <w:lvlJc w:val="left"/>
+      <w:pPr>
+        <w:ind w:left="1440" w:hanging="360"/>
+      </w:pPr>
+    </w:lvl>
+    <w:lvl w:ilvl="2" w:tplc="0409001B" w:tentative="1">
+      <w:start w:val="1"/>
+      <w:numFmt w:val="lowerRoman"/>
+      <w:lvlText w:val="%3."/>
+      <w:lvlJc w:val="right"/>
+      <w:pPr>
+        <w:ind w:left="2160" w:hanging="180"/>
+      </w:pPr>
+    </w:lvl>
+    <w:lvl w:ilvl="3" w:tplc="0409000F" w:tentative="1">
+      <w:start w:val="1"/>
+      <w:numFmt w:val="decimal"/>
+      <w:lvlText w:val="%4."/>
+      <w:lvlJc w:val="left"/>
+      <w:pPr>
+        <w:ind w:left="2880" w:hanging="360"/>
+      </w:pPr>
+    </w:lvl>
+    <w:lvl w:ilvl="4" w:tplc="04090019" w:tentative="1">
+      <w:start w:val="1"/>
+      <w:numFmt w:val="lowerLetter"/>
+      <w:lvlText w:val="%5."/>
+      <w:lvlJc w:val="left"/>
+      <w:pPr>
+        <w:ind w:left="3600" w:hanging="360"/>
+      </w:pPr>
+    </w:lvl>
+    <w:lvl w:ilvl="5" w:tplc="0409001B" w:tentative="1">
+      <w:start w:val="1"/>
+      <w:numFmt w:val="lowerRoman"/>
+      <w:lvlText w:val="%6."/>
+      <w:lvlJc w:val="right"/>
+      <w:pPr>
+        <w:ind w:left="4320" w:hanging="180"/>
+      </w:pPr>
+    </w:lvl>
+    <w:lvl w:ilvl="6" w:tplc="0409000F" w:tentative="1">
+      <w:start w:val="1"/>
+      <w:numFmt w:val="decimal"/>
+      <w:lvlText w:val="%7."/>
+      <w:lvlJc w:val="left"/>
+      <w:pPr>
+        <w:ind w:left="5040" w:hanging="360"/>
+      </w:pPr>
+    </w:lvl>
+    <w:lvl w:ilvl="7" w:tplc="04090019" w:tentative="1">
+      <w:start w:val="1"/>
+      <w:numFmt w:val="lowerLetter"/>
+      <w:lvlText w:val="%8."/>
+      <w:lvlJc w:val="left"/>
+      <w:pPr>
+        <w:ind w:left="5760" w:hanging="360"/>
+      </w:pPr>
+    </w:lvl>
+    <w:lvl w:ilvl="8" w:tplc="0409001B" w:tentative="1">
+      <w:start w:val="1"/>
+      <w:numFmt w:val="lowerRoman"/>
+      <w:lvlText w:val="%9."/>
+      <w:lvlJc w:val="right"/>
+      <w:pPr>
+        <w:ind w:left="6480" w:hanging="180"/>
+      </w:pPr>
+    </w:lvl>
+  </w:abstractNum>
+  <w:abstractNum w:abstractNumId="136" w15:restartNumberingAfterBreak="0">
     <w:nsid w:val="77DF7FA4"/>
     <w:multiLevelType w:val="hybridMultilevel"/>
     <w:tmpl w:val="A16401E0"/>
@@ -39300,7 +40995,7 @@
       </w:pPr>
     </w:lvl>
   </w:abstractNum>
-  <w:abstractNum w:abstractNumId="125" w15:restartNumberingAfterBreak="0">
+  <w:abstractNum w:abstractNumId="137" w15:restartNumberingAfterBreak="0">
     <w:nsid w:val="78B92136"/>
     <w:multiLevelType w:val="hybridMultilevel"/>
     <w:tmpl w:val="7968254A"/>
@@ -39391,7 +41086,7 @@
       </w:pPr>
     </w:lvl>
   </w:abstractNum>
-  <w:abstractNum w:abstractNumId="126" w15:restartNumberingAfterBreak="0">
+  <w:abstractNum w:abstractNumId="138" w15:restartNumberingAfterBreak="0">
     <w:nsid w:val="7B6D5C48"/>
     <w:multiLevelType w:val="hybridMultilevel"/>
     <w:tmpl w:val="F1ECAAEA"/>
@@ -39482,7 +41177,7 @@
       </w:pPr>
     </w:lvl>
   </w:abstractNum>
-  <w:abstractNum w:abstractNumId="127" w15:restartNumberingAfterBreak="0">
+  <w:abstractNum w:abstractNumId="139" w15:restartNumberingAfterBreak="0">
     <w:nsid w:val="7B733357"/>
     <w:multiLevelType w:val="hybridMultilevel"/>
     <w:tmpl w:val="A0CE95D6"/>
@@ -39573,7 +41268,7 @@
       </w:pPr>
     </w:lvl>
   </w:abstractNum>
-  <w:abstractNum w:abstractNumId="128" w15:restartNumberingAfterBreak="0">
+  <w:abstractNum w:abstractNumId="140" w15:restartNumberingAfterBreak="0">
     <w:nsid w:val="7BC50012"/>
     <w:multiLevelType w:val="hybridMultilevel"/>
     <w:tmpl w:val="D2D6175E"/>
@@ -39664,7 +41359,7 @@
       </w:pPr>
     </w:lvl>
   </w:abstractNum>
-  <w:abstractNum w:abstractNumId="129" w15:restartNumberingAfterBreak="0">
+  <w:abstractNum w:abstractNumId="141" w15:restartNumberingAfterBreak="0">
     <w:nsid w:val="7D6F4DDB"/>
     <w:multiLevelType w:val="hybridMultilevel"/>
     <w:tmpl w:val="0E621F92"/>
@@ -39755,7 +41450,7 @@
       </w:pPr>
     </w:lvl>
   </w:abstractNum>
-  <w:abstractNum w:abstractNumId="130" w15:restartNumberingAfterBreak="0">
+  <w:abstractNum w:abstractNumId="142" w15:restartNumberingAfterBreak="0">
     <w:nsid w:val="7D847A7C"/>
     <w:multiLevelType w:val="hybridMultilevel"/>
     <w:tmpl w:val="6518D378"/>
@@ -39846,7 +41541,7 @@
       </w:pPr>
     </w:lvl>
   </w:abstractNum>
-  <w:abstractNum w:abstractNumId="131" w15:restartNumberingAfterBreak="0">
+  <w:abstractNum w:abstractNumId="143" w15:restartNumberingAfterBreak="0">
     <w:nsid w:val="7F7A4BCC"/>
     <w:multiLevelType w:val="hybridMultilevel"/>
     <w:tmpl w:val="38D488FA"/>
@@ -39937,7 +41632,7 @@
       </w:pPr>
     </w:lvl>
   </w:abstractNum>
-  <w:abstractNum w:abstractNumId="132" w15:restartNumberingAfterBreak="0">
+  <w:abstractNum w:abstractNumId="144" w15:restartNumberingAfterBreak="0">
     <w:nsid w:val="7F872926"/>
     <w:multiLevelType w:val="hybridMultilevel"/>
     <w:tmpl w:val="91B20392"/>
@@ -40028,7 +41723,7 @@
       </w:pPr>
     </w:lvl>
   </w:abstractNum>
-  <w:abstractNum w:abstractNumId="133" w15:restartNumberingAfterBreak="0">
+  <w:abstractNum w:abstractNumId="145" w15:restartNumberingAfterBreak="0">
     <w:nsid w:val="7FF95737"/>
     <w:multiLevelType w:val="hybridMultilevel"/>
     <w:tmpl w:val="274E4A2E"/>
@@ -40120,406 +41815,442 @@
     </w:lvl>
   </w:abstractNum>
   <w:num w:numId="1" w16cid:durableId="1635404839">
-    <w:abstractNumId w:val="113"/>
+    <w:abstractNumId w:val="124"/>
   </w:num>
   <w:num w:numId="2" w16cid:durableId="1515221923">
-    <w:abstractNumId w:val="33"/>
+    <w:abstractNumId w:val="36"/>
   </w:num>
   <w:num w:numId="3" w16cid:durableId="2053841752">
     <w:abstractNumId w:val="4"/>
   </w:num>
   <w:num w:numId="4" w16cid:durableId="1276253489">
-    <w:abstractNumId w:val="107"/>
+    <w:abstractNumId w:val="117"/>
   </w:num>
   <w:num w:numId="5" w16cid:durableId="840119684">
-    <w:abstractNumId w:val="64"/>
+    <w:abstractNumId w:val="68"/>
   </w:num>
   <w:num w:numId="6" w16cid:durableId="1956785313">
-    <w:abstractNumId w:val="6"/>
+    <w:abstractNumId w:val="7"/>
   </w:num>
   <w:num w:numId="7" w16cid:durableId="1885554528">
+    <w:abstractNumId w:val="63"/>
+  </w:num>
+  <w:num w:numId="8" w16cid:durableId="1552040884">
+    <w:abstractNumId w:val="9"/>
+  </w:num>
+  <w:num w:numId="9" w16cid:durableId="2047943805">
+    <w:abstractNumId w:val="61"/>
+  </w:num>
+  <w:num w:numId="10" w16cid:durableId="448359196">
+    <w:abstractNumId w:val="133"/>
+  </w:num>
+  <w:num w:numId="11" w16cid:durableId="2019115054">
+    <w:abstractNumId w:val="84"/>
+  </w:num>
+  <w:num w:numId="12" w16cid:durableId="846794637">
+    <w:abstractNumId w:val="67"/>
+  </w:num>
+  <w:num w:numId="13" w16cid:durableId="436873244">
+    <w:abstractNumId w:val="65"/>
+  </w:num>
+  <w:num w:numId="14" w16cid:durableId="169804699">
+    <w:abstractNumId w:val="60"/>
+  </w:num>
+  <w:num w:numId="15" w16cid:durableId="2092924382">
     <w:abstractNumId w:val="59"/>
   </w:num>
-  <w:num w:numId="8" w16cid:durableId="1552040884">
-    <w:abstractNumId w:val="8"/>
+  <w:num w:numId="16" w16cid:durableId="1827933186">
+    <w:abstractNumId w:val="92"/>
   </w:num>
-  <w:num w:numId="9" w16cid:durableId="2047943805">
-    <w:abstractNumId w:val="57"/>
-  </w:num>
-  <w:num w:numId="10" w16cid:durableId="448359196">
+  <w:num w:numId="17" w16cid:durableId="170264816">
     <w:abstractNumId w:val="122"/>
   </w:num>
-  <w:num w:numId="11" w16cid:durableId="2019115054">
-    <w:abstractNumId w:val="79"/>
-  </w:num>
-  <w:num w:numId="12" w16cid:durableId="846794637">
-    <w:abstractNumId w:val="63"/>
-  </w:num>
-  <w:num w:numId="13" w16cid:durableId="436873244">
-    <w:abstractNumId w:val="61"/>
-  </w:num>
-  <w:num w:numId="14" w16cid:durableId="169804699">
-    <w:abstractNumId w:val="56"/>
-  </w:num>
-  <w:num w:numId="15" w16cid:durableId="2092924382">
-    <w:abstractNumId w:val="55"/>
-  </w:num>
-  <w:num w:numId="16" w16cid:durableId="1827933186">
-    <w:abstractNumId w:val="86"/>
-  </w:num>
-  <w:num w:numId="17" w16cid:durableId="170264816">
-    <w:abstractNumId w:val="111"/>
-  </w:num>
   <w:num w:numId="18" w16cid:durableId="619995970">
-    <w:abstractNumId w:val="29"/>
+    <w:abstractNumId w:val="32"/>
   </w:num>
   <w:num w:numId="19" w16cid:durableId="1532918071">
-    <w:abstractNumId w:val="24"/>
+    <w:abstractNumId w:val="27"/>
   </w:num>
   <w:num w:numId="20" w16cid:durableId="627667792">
-    <w:abstractNumId w:val="73"/>
+    <w:abstractNumId w:val="77"/>
   </w:num>
   <w:num w:numId="21" w16cid:durableId="1139803393">
-    <w:abstractNumId w:val="133"/>
+    <w:abstractNumId w:val="145"/>
   </w:num>
   <w:num w:numId="22" w16cid:durableId="1583637058">
-    <w:abstractNumId w:val="125"/>
+    <w:abstractNumId w:val="137"/>
   </w:num>
   <w:num w:numId="23" w16cid:durableId="1911230906">
-    <w:abstractNumId w:val="129"/>
+    <w:abstractNumId w:val="141"/>
   </w:num>
   <w:num w:numId="24" w16cid:durableId="788203913">
     <w:abstractNumId w:val="1"/>
   </w:num>
   <w:num w:numId="25" w16cid:durableId="375012124">
-    <w:abstractNumId w:val="101"/>
+    <w:abstractNumId w:val="110"/>
   </w:num>
   <w:num w:numId="26" w16cid:durableId="1138302033">
     <w:abstractNumId w:val="2"/>
   </w:num>
   <w:num w:numId="27" w16cid:durableId="1315571548">
+    <w:abstractNumId w:val="29"/>
+  </w:num>
+  <w:num w:numId="28" w16cid:durableId="1430469582">
+    <w:abstractNumId w:val="23"/>
+  </w:num>
+  <w:num w:numId="29" w16cid:durableId="64451794">
+    <w:abstractNumId w:val="95"/>
+  </w:num>
+  <w:num w:numId="30" w16cid:durableId="1494833237">
+    <w:abstractNumId w:val="81"/>
+  </w:num>
+  <w:num w:numId="31" w16cid:durableId="1019967093">
+    <w:abstractNumId w:val="48"/>
+  </w:num>
+  <w:num w:numId="32" w16cid:durableId="1931116188">
+    <w:abstractNumId w:val="66"/>
+  </w:num>
+  <w:num w:numId="33" w16cid:durableId="1642805876">
+    <w:abstractNumId w:val="64"/>
+  </w:num>
+  <w:num w:numId="34" w16cid:durableId="1069235215">
+    <w:abstractNumId w:val="42"/>
+  </w:num>
+  <w:num w:numId="35" w16cid:durableId="641421517">
+    <w:abstractNumId w:val="28"/>
+  </w:num>
+  <w:num w:numId="36" w16cid:durableId="324548869">
+    <w:abstractNumId w:val="106"/>
+  </w:num>
+  <w:num w:numId="37" w16cid:durableId="1225801643">
+    <w:abstractNumId w:val="131"/>
+  </w:num>
+  <w:num w:numId="38" w16cid:durableId="1386682685">
+    <w:abstractNumId w:val="118"/>
+  </w:num>
+  <w:num w:numId="39" w16cid:durableId="1732920354">
+    <w:abstractNumId w:val="31"/>
+  </w:num>
+  <w:num w:numId="40" w16cid:durableId="1632519306">
+    <w:abstractNumId w:val="40"/>
+  </w:num>
+  <w:num w:numId="41" w16cid:durableId="1809663989">
+    <w:abstractNumId w:val="90"/>
+  </w:num>
+  <w:num w:numId="42" w16cid:durableId="289173474">
+    <w:abstractNumId w:val="44"/>
+  </w:num>
+  <w:num w:numId="43" w16cid:durableId="1411541541">
+    <w:abstractNumId w:val="105"/>
+  </w:num>
+  <w:num w:numId="44" w16cid:durableId="1368095071">
+    <w:abstractNumId w:val="101"/>
+  </w:num>
+  <w:num w:numId="45" w16cid:durableId="1431508020">
+    <w:abstractNumId w:val="70"/>
+  </w:num>
+  <w:num w:numId="46" w16cid:durableId="2055231835">
+    <w:abstractNumId w:val="96"/>
+  </w:num>
+  <w:num w:numId="47" w16cid:durableId="209415955">
+    <w:abstractNumId w:val="113"/>
+  </w:num>
+  <w:num w:numId="48" w16cid:durableId="1353918800">
+    <w:abstractNumId w:val="43"/>
+  </w:num>
+  <w:num w:numId="49" w16cid:durableId="519635052">
+    <w:abstractNumId w:val="103"/>
+  </w:num>
+  <w:num w:numId="50" w16cid:durableId="860827127">
+    <w:abstractNumId w:val="49"/>
+  </w:num>
+  <w:num w:numId="51" w16cid:durableId="1670907076">
+    <w:abstractNumId w:val="144"/>
+  </w:num>
+  <w:num w:numId="52" w16cid:durableId="1935747607">
+    <w:abstractNumId w:val="142"/>
+  </w:num>
+  <w:num w:numId="53" w16cid:durableId="251553983">
+    <w:abstractNumId w:val="41"/>
+  </w:num>
+  <w:num w:numId="54" w16cid:durableId="1845317625">
+    <w:abstractNumId w:val="69"/>
+  </w:num>
+  <w:num w:numId="55" w16cid:durableId="1071462968">
+    <w:abstractNumId w:val="58"/>
+  </w:num>
+  <w:num w:numId="56" w16cid:durableId="924269868">
+    <w:abstractNumId w:val="138"/>
+  </w:num>
+  <w:num w:numId="57" w16cid:durableId="761606471">
+    <w:abstractNumId w:val="62"/>
+  </w:num>
+  <w:num w:numId="58" w16cid:durableId="1687093454">
+    <w:abstractNumId w:val="14"/>
+  </w:num>
+  <w:num w:numId="59" w16cid:durableId="182593102">
+    <w:abstractNumId w:val="54"/>
+  </w:num>
+  <w:num w:numId="60" w16cid:durableId="2119834940">
+    <w:abstractNumId w:val="74"/>
+  </w:num>
+  <w:num w:numId="61" w16cid:durableId="1162744764">
+    <w:abstractNumId w:val="73"/>
+  </w:num>
+  <w:num w:numId="62" w16cid:durableId="1276710508">
+    <w:abstractNumId w:val="8"/>
+  </w:num>
+  <w:num w:numId="63" w16cid:durableId="205990239">
+    <w:abstractNumId w:val="85"/>
+  </w:num>
+  <w:num w:numId="64" w16cid:durableId="1831292324">
+    <w:abstractNumId w:val="107"/>
+  </w:num>
+  <w:num w:numId="65" w16cid:durableId="1352562581">
+    <w:abstractNumId w:val="104"/>
+  </w:num>
+  <w:num w:numId="66" w16cid:durableId="1888445676">
+    <w:abstractNumId w:val="132"/>
+  </w:num>
+  <w:num w:numId="67" w16cid:durableId="996420648">
+    <w:abstractNumId w:val="71"/>
+  </w:num>
+  <w:num w:numId="68" w16cid:durableId="1671836922">
+    <w:abstractNumId w:val="50"/>
+  </w:num>
+  <w:num w:numId="69" w16cid:durableId="1508666851">
+    <w:abstractNumId w:val="127"/>
+  </w:num>
+  <w:num w:numId="70" w16cid:durableId="829520027">
     <w:abstractNumId w:val="26"/>
   </w:num>
-  <w:num w:numId="28" w16cid:durableId="1430469582">
-    <w:abstractNumId w:val="21"/>
+  <w:num w:numId="71" w16cid:durableId="1891116154">
+    <w:abstractNumId w:val="13"/>
   </w:num>
-  <w:num w:numId="29" w16cid:durableId="64451794">
+  <w:num w:numId="72" w16cid:durableId="683020666">
+    <w:abstractNumId w:val="57"/>
+  </w:num>
+  <w:num w:numId="73" w16cid:durableId="1986398507">
+    <w:abstractNumId w:val="129"/>
+  </w:num>
+  <w:num w:numId="74" w16cid:durableId="440877392">
+    <w:abstractNumId w:val="83"/>
+  </w:num>
+  <w:num w:numId="75" w16cid:durableId="1339314015">
+    <w:abstractNumId w:val="79"/>
+  </w:num>
+  <w:num w:numId="76" w16cid:durableId="2143576753">
+    <w:abstractNumId w:val="139"/>
+  </w:num>
+  <w:num w:numId="77" w16cid:durableId="1565213858">
+    <w:abstractNumId w:val="87"/>
+  </w:num>
+  <w:num w:numId="78" w16cid:durableId="1606309929">
+    <w:abstractNumId w:val="115"/>
+  </w:num>
+  <w:num w:numId="79" w16cid:durableId="1020820506">
+    <w:abstractNumId w:val="80"/>
+  </w:num>
+  <w:num w:numId="80" w16cid:durableId="514535824">
+    <w:abstractNumId w:val="37"/>
+  </w:num>
+  <w:num w:numId="81" w16cid:durableId="215432218">
+    <w:abstractNumId w:val="109"/>
+  </w:num>
+  <w:num w:numId="82" w16cid:durableId="911768807">
+    <w:abstractNumId w:val="136"/>
+  </w:num>
+  <w:num w:numId="83" w16cid:durableId="1762868530">
+    <w:abstractNumId w:val="128"/>
+  </w:num>
+  <w:num w:numId="84" w16cid:durableId="882399774">
+    <w:abstractNumId w:val="111"/>
+  </w:num>
+  <w:num w:numId="85" w16cid:durableId="2058822397">
+    <w:abstractNumId w:val="10"/>
+  </w:num>
+  <w:num w:numId="86" w16cid:durableId="1814448757">
+    <w:abstractNumId w:val="39"/>
+  </w:num>
+  <w:num w:numId="87" w16cid:durableId="1822034991">
+    <w:abstractNumId w:val="35"/>
+  </w:num>
+  <w:num w:numId="88" w16cid:durableId="778067879">
+    <w:abstractNumId w:val="97"/>
+  </w:num>
+  <w:num w:numId="89" w16cid:durableId="1620992510">
+    <w:abstractNumId w:val="46"/>
+  </w:num>
+  <w:num w:numId="90" w16cid:durableId="1503739416">
+    <w:abstractNumId w:val="130"/>
+  </w:num>
+  <w:num w:numId="91" w16cid:durableId="1563174812">
     <w:abstractNumId w:val="88"/>
   </w:num>
-  <w:num w:numId="30" w16cid:durableId="1494833237">
-    <w:abstractNumId w:val="76"/>
-  </w:num>
-  <w:num w:numId="31" w16cid:durableId="1019967093">
-    <w:abstractNumId w:val="45"/>
-  </w:num>
-  <w:num w:numId="32" w16cid:durableId="1931116188">
-    <w:abstractNumId w:val="62"/>
-  </w:num>
-  <w:num w:numId="33" w16cid:durableId="1642805876">
-    <w:abstractNumId w:val="60"/>
-  </w:num>
-  <w:num w:numId="34" w16cid:durableId="1069235215">
-    <w:abstractNumId w:val="39"/>
-  </w:num>
-  <w:num w:numId="35" w16cid:durableId="641421517">
-    <w:abstractNumId w:val="25"/>
-  </w:num>
-  <w:num w:numId="36" w16cid:durableId="324548869">
-    <w:abstractNumId w:val="98"/>
-  </w:num>
-  <w:num w:numId="37" w16cid:durableId="1225801643">
-    <w:abstractNumId w:val="120"/>
-  </w:num>
-  <w:num w:numId="38" w16cid:durableId="1386682685">
-    <w:abstractNumId w:val="108"/>
-  </w:num>
-  <w:num w:numId="39" w16cid:durableId="1732920354">
-    <w:abstractNumId w:val="28"/>
-  </w:num>
-  <w:num w:numId="40" w16cid:durableId="1632519306">
-    <w:abstractNumId w:val="37"/>
-  </w:num>
-  <w:num w:numId="41" w16cid:durableId="1809663989">
-    <w:abstractNumId w:val="84"/>
-  </w:num>
-  <w:num w:numId="42" w16cid:durableId="289173474">
-    <w:abstractNumId w:val="41"/>
-  </w:num>
-  <w:num w:numId="43" w16cid:durableId="1411541541">
-    <w:abstractNumId w:val="97"/>
-  </w:num>
-  <w:num w:numId="44" w16cid:durableId="1368095071">
-    <w:abstractNumId w:val="93"/>
-  </w:num>
-  <w:num w:numId="45" w16cid:durableId="1431508020">
-    <w:abstractNumId w:val="66"/>
-  </w:num>
-  <w:num w:numId="46" w16cid:durableId="2055231835">
-    <w:abstractNumId w:val="89"/>
-  </w:num>
-  <w:num w:numId="47" w16cid:durableId="209415955">
-    <w:abstractNumId w:val="103"/>
-  </w:num>
-  <w:num w:numId="48" w16cid:durableId="1353918800">
-    <w:abstractNumId w:val="40"/>
-  </w:num>
-  <w:num w:numId="49" w16cid:durableId="519635052">
-    <w:abstractNumId w:val="95"/>
-  </w:num>
-  <w:num w:numId="50" w16cid:durableId="860827127">
-    <w:abstractNumId w:val="46"/>
-  </w:num>
-  <w:num w:numId="51" w16cid:durableId="1670907076">
-    <w:abstractNumId w:val="132"/>
-  </w:num>
-  <w:num w:numId="52" w16cid:durableId="1935747607">
-    <w:abstractNumId w:val="130"/>
-  </w:num>
-  <w:num w:numId="53" w16cid:durableId="251553983">
-    <w:abstractNumId w:val="38"/>
-  </w:num>
-  <w:num w:numId="54" w16cid:durableId="1845317625">
-    <w:abstractNumId w:val="65"/>
-  </w:num>
-  <w:num w:numId="55" w16cid:durableId="1071462968">
-    <w:abstractNumId w:val="54"/>
-  </w:num>
-  <w:num w:numId="56" w16cid:durableId="924269868">
-    <w:abstractNumId w:val="126"/>
-  </w:num>
-  <w:num w:numId="57" w16cid:durableId="761606471">
-    <w:abstractNumId w:val="58"/>
-  </w:num>
-  <w:num w:numId="58" w16cid:durableId="1687093454">
-    <w:abstractNumId w:val="13"/>
-  </w:num>
-  <w:num w:numId="59" w16cid:durableId="182593102">
-    <w:abstractNumId w:val="51"/>
-  </w:num>
-  <w:num w:numId="60" w16cid:durableId="2119834940">
-    <w:abstractNumId w:val="70"/>
-  </w:num>
-  <w:num w:numId="61" w16cid:durableId="1162744764">
-    <w:abstractNumId w:val="69"/>
-  </w:num>
-  <w:num w:numId="62" w16cid:durableId="1276710508">
-    <w:abstractNumId w:val="7"/>
-  </w:num>
-  <w:num w:numId="63" w16cid:durableId="205990239">
-    <w:abstractNumId w:val="80"/>
-  </w:num>
-  <w:num w:numId="64" w16cid:durableId="1831292324">
-    <w:abstractNumId w:val="99"/>
-  </w:num>
-  <w:num w:numId="65" w16cid:durableId="1352562581">
-    <w:abstractNumId w:val="96"/>
-  </w:num>
-  <w:num w:numId="66" w16cid:durableId="1888445676">
-    <w:abstractNumId w:val="121"/>
-  </w:num>
-  <w:num w:numId="67" w16cid:durableId="996420648">
-    <w:abstractNumId w:val="67"/>
-  </w:num>
-  <w:num w:numId="68" w16cid:durableId="1671836922">
-    <w:abstractNumId w:val="47"/>
-  </w:num>
-  <w:num w:numId="69" w16cid:durableId="1508666851">
-    <w:abstractNumId w:val="116"/>
-  </w:num>
-  <w:num w:numId="70" w16cid:durableId="829520027">
-    <w:abstractNumId w:val="23"/>
-  </w:num>
-  <w:num w:numId="71" w16cid:durableId="1891116154">
-    <w:abstractNumId w:val="12"/>
-  </w:num>
-  <w:num w:numId="72" w16cid:durableId="683020666">
-    <w:abstractNumId w:val="53"/>
-  </w:num>
-  <w:num w:numId="73" w16cid:durableId="1986398507">
-    <w:abstractNumId w:val="118"/>
-  </w:num>
-  <w:num w:numId="74" w16cid:durableId="440877392">
-    <w:abstractNumId w:val="78"/>
-  </w:num>
-  <w:num w:numId="75" w16cid:durableId="1339314015">
-    <w:abstractNumId w:val="74"/>
-  </w:num>
-  <w:num w:numId="76" w16cid:durableId="2143576753">
-    <w:abstractNumId w:val="127"/>
-  </w:num>
-  <w:num w:numId="77" w16cid:durableId="1565213858">
-    <w:abstractNumId w:val="82"/>
-  </w:num>
-  <w:num w:numId="78" w16cid:durableId="1606309929">
-    <w:abstractNumId w:val="105"/>
-  </w:num>
-  <w:num w:numId="79" w16cid:durableId="1020820506">
-    <w:abstractNumId w:val="75"/>
-  </w:num>
-  <w:num w:numId="80" w16cid:durableId="514535824">
-    <w:abstractNumId w:val="34"/>
-  </w:num>
-  <w:num w:numId="81" w16cid:durableId="215432218">
-    <w:abstractNumId w:val="100"/>
-  </w:num>
-  <w:num w:numId="82" w16cid:durableId="911768807">
-    <w:abstractNumId w:val="124"/>
-  </w:num>
-  <w:num w:numId="83" w16cid:durableId="1762868530">
-    <w:abstractNumId w:val="117"/>
-  </w:num>
-  <w:num w:numId="84" w16cid:durableId="882399774">
-    <w:abstractNumId w:val="102"/>
-  </w:num>
-  <w:num w:numId="85" w16cid:durableId="2058822397">
-    <w:abstractNumId w:val="9"/>
-  </w:num>
-  <w:num w:numId="86" w16cid:durableId="1814448757">
-    <w:abstractNumId w:val="36"/>
-  </w:num>
-  <w:num w:numId="87" w16cid:durableId="1822034991">
-    <w:abstractNumId w:val="32"/>
-  </w:num>
-  <w:num w:numId="88" w16cid:durableId="778067879">
-    <w:abstractNumId w:val="90"/>
-  </w:num>
-  <w:num w:numId="89" w16cid:durableId="1620992510">
-    <w:abstractNumId w:val="43"/>
-  </w:num>
-  <w:num w:numId="90" w16cid:durableId="1503739416">
-    <w:abstractNumId w:val="119"/>
-  </w:num>
-  <w:num w:numId="91" w16cid:durableId="1563174812">
-    <w:abstractNumId w:val="83"/>
-  </w:num>
   <w:num w:numId="92" w16cid:durableId="1999965600">
-    <w:abstractNumId w:val="114"/>
+    <w:abstractNumId w:val="125"/>
   </w:num>
   <w:num w:numId="93" w16cid:durableId="1888255711">
     <w:abstractNumId w:val="3"/>
   </w:num>
   <w:num w:numId="94" w16cid:durableId="2063166708">
-    <w:abstractNumId w:val="22"/>
+    <w:abstractNumId w:val="24"/>
   </w:num>
   <w:num w:numId="95" w16cid:durableId="1767773551">
-    <w:abstractNumId w:val="110"/>
+    <w:abstractNumId w:val="121"/>
   </w:num>
   <w:num w:numId="96" w16cid:durableId="253125348">
-    <w:abstractNumId w:val="27"/>
+    <w:abstractNumId w:val="30"/>
   </w:num>
   <w:num w:numId="97" w16cid:durableId="2108386153">
-    <w:abstractNumId w:val="109"/>
+    <w:abstractNumId w:val="120"/>
   </w:num>
   <w:num w:numId="98" w16cid:durableId="1140654549">
-    <w:abstractNumId w:val="104"/>
+    <w:abstractNumId w:val="114"/>
   </w:num>
   <w:num w:numId="99" w16cid:durableId="1163618300">
-    <w:abstractNumId w:val="115"/>
+    <w:abstractNumId w:val="126"/>
   </w:num>
   <w:num w:numId="100" w16cid:durableId="1543861769">
     <w:abstractNumId w:val="0"/>
   </w:num>
   <w:num w:numId="101" w16cid:durableId="1385445610">
-    <w:abstractNumId w:val="31"/>
+    <w:abstractNumId w:val="34"/>
   </w:num>
   <w:num w:numId="102" w16cid:durableId="418871901">
-    <w:abstractNumId w:val="15"/>
+    <w:abstractNumId w:val="16"/>
   </w:num>
   <w:num w:numId="103" w16cid:durableId="770509111">
-    <w:abstractNumId w:val="48"/>
+    <w:abstractNumId w:val="51"/>
   </w:num>
   <w:num w:numId="104" w16cid:durableId="1597011508">
-    <w:abstractNumId w:val="10"/>
+    <w:abstractNumId w:val="11"/>
   </w:num>
   <w:num w:numId="105" w16cid:durableId="1837380410">
-    <w:abstractNumId w:val="128"/>
+    <w:abstractNumId w:val="140"/>
   </w:num>
   <w:num w:numId="106" w16cid:durableId="558714276">
+    <w:abstractNumId w:val="98"/>
+  </w:num>
+  <w:num w:numId="107" w16cid:durableId="1859810439">
+    <w:abstractNumId w:val="76"/>
+  </w:num>
+  <w:num w:numId="108" w16cid:durableId="1072849220">
+    <w:abstractNumId w:val="75"/>
+  </w:num>
+  <w:num w:numId="109" w16cid:durableId="2042823734">
+    <w:abstractNumId w:val="72"/>
+  </w:num>
+  <w:num w:numId="110" w16cid:durableId="751699594">
+    <w:abstractNumId w:val="17"/>
+  </w:num>
+  <w:num w:numId="111" w16cid:durableId="1399865188">
+    <w:abstractNumId w:val="45"/>
+  </w:num>
+  <w:num w:numId="112" w16cid:durableId="1222642897">
+    <w:abstractNumId w:val="100"/>
+  </w:num>
+  <w:num w:numId="113" w16cid:durableId="489374896">
+    <w:abstractNumId w:val="86"/>
+  </w:num>
+  <w:num w:numId="114" w16cid:durableId="2068185344">
+    <w:abstractNumId w:val="19"/>
+  </w:num>
+  <w:num w:numId="115" w16cid:durableId="1345862916">
+    <w:abstractNumId w:val="143"/>
+  </w:num>
+  <w:num w:numId="116" w16cid:durableId="1141997087">
+    <w:abstractNumId w:val="55"/>
+  </w:num>
+  <w:num w:numId="117" w16cid:durableId="1540507463">
+    <w:abstractNumId w:val="47"/>
+  </w:num>
+  <w:num w:numId="118" w16cid:durableId="2130858142">
+    <w:abstractNumId w:val="21"/>
+  </w:num>
+  <w:num w:numId="119" w16cid:durableId="799342953">
     <w:abstractNumId w:val="91"/>
   </w:num>
-  <w:num w:numId="107" w16cid:durableId="1859810439">
-    <w:abstractNumId w:val="72"/>
-  </w:num>
-  <w:num w:numId="108" w16cid:durableId="1072849220">
-    <w:abstractNumId w:val="71"/>
-  </w:num>
-  <w:num w:numId="109" w16cid:durableId="2042823734">
-    <w:abstractNumId w:val="68"/>
-  </w:num>
-  <w:num w:numId="110" w16cid:durableId="751699594">
-    <w:abstractNumId w:val="16"/>
-  </w:num>
-  <w:num w:numId="111" w16cid:durableId="1399865188">
-    <w:abstractNumId w:val="42"/>
-  </w:num>
-  <w:num w:numId="112" w16cid:durableId="1222642897">
-    <w:abstractNumId w:val="92"/>
-  </w:num>
-  <w:num w:numId="113" w16cid:durableId="489374896">
-    <w:abstractNumId w:val="81"/>
-  </w:num>
-  <w:num w:numId="114" w16cid:durableId="2068185344">
-    <w:abstractNumId w:val="17"/>
-  </w:num>
-  <w:num w:numId="115" w16cid:durableId="1345862916">
-    <w:abstractNumId w:val="131"/>
-  </w:num>
-  <w:num w:numId="116" w16cid:durableId="1141997087">
-    <w:abstractNumId w:val="52"/>
-  </w:num>
-  <w:num w:numId="117" w16cid:durableId="1540507463">
-    <w:abstractNumId w:val="44"/>
-  </w:num>
-  <w:num w:numId="118" w16cid:durableId="2130858142">
-    <w:abstractNumId w:val="19"/>
-  </w:num>
-  <w:num w:numId="119" w16cid:durableId="799342953">
-    <w:abstractNumId w:val="85"/>
-  </w:num>
   <w:num w:numId="120" w16cid:durableId="1198083217">
-    <w:abstractNumId w:val="18"/>
+    <w:abstractNumId w:val="20"/>
   </w:num>
   <w:num w:numId="121" w16cid:durableId="1096055999">
     <w:abstractNumId w:val="5"/>
   </w:num>
   <w:num w:numId="122" w16cid:durableId="1677197319">
-    <w:abstractNumId w:val="50"/>
+    <w:abstractNumId w:val="53"/>
   </w:num>
   <w:num w:numId="123" w16cid:durableId="1159418557">
+    <w:abstractNumId w:val="123"/>
+  </w:num>
+  <w:num w:numId="124" w16cid:durableId="243498021">
+    <w:abstractNumId w:val="102"/>
+  </w:num>
+  <w:num w:numId="125" w16cid:durableId="1424257078">
+    <w:abstractNumId w:val="22"/>
+  </w:num>
+  <w:num w:numId="126" w16cid:durableId="1015225205">
+    <w:abstractNumId w:val="33"/>
+  </w:num>
+  <w:num w:numId="127" w16cid:durableId="1128354724">
+    <w:abstractNumId w:val="15"/>
+  </w:num>
+  <w:num w:numId="128" w16cid:durableId="1331178249">
+    <w:abstractNumId w:val="52"/>
+  </w:num>
+  <w:num w:numId="129" w16cid:durableId="1972898045">
+    <w:abstractNumId w:val="12"/>
+  </w:num>
+  <w:num w:numId="130" w16cid:durableId="1202938151">
+    <w:abstractNumId w:val="93"/>
+  </w:num>
+  <w:num w:numId="131" w16cid:durableId="1979647147">
+    <w:abstractNumId w:val="82"/>
+  </w:num>
+  <w:num w:numId="132" w16cid:durableId="90786363">
+    <w:abstractNumId w:val="116"/>
+  </w:num>
+  <w:num w:numId="133" w16cid:durableId="727653904">
+    <w:abstractNumId w:val="134"/>
+  </w:num>
+  <w:num w:numId="134" w16cid:durableId="1407219804">
+    <w:abstractNumId w:val="38"/>
+  </w:num>
+  <w:num w:numId="135" w16cid:durableId="1739550612">
+    <w:abstractNumId w:val="78"/>
+  </w:num>
+  <w:num w:numId="136" w16cid:durableId="1313369756">
+    <w:abstractNumId w:val="25"/>
+  </w:num>
+  <w:num w:numId="137" w16cid:durableId="1846287500">
+    <w:abstractNumId w:val="108"/>
+  </w:num>
+  <w:num w:numId="138" w16cid:durableId="28141166">
+    <w:abstractNumId w:val="89"/>
+  </w:num>
+  <w:num w:numId="139" w16cid:durableId="1336687024">
+    <w:abstractNumId w:val="99"/>
+  </w:num>
+  <w:num w:numId="140" w16cid:durableId="1123109781">
     <w:abstractNumId w:val="112"/>
   </w:num>
-  <w:num w:numId="124" w16cid:durableId="243498021">
+  <w:num w:numId="141" w16cid:durableId="437215784">
+    <w:abstractNumId w:val="135"/>
+  </w:num>
+  <w:num w:numId="142" w16cid:durableId="1532108685">
+    <w:abstractNumId w:val="18"/>
+  </w:num>
+  <w:num w:numId="143" w16cid:durableId="1718777949">
     <w:abstractNumId w:val="94"/>
   </w:num>
-  <w:num w:numId="125" w16cid:durableId="1424257078">
-    <w:abstractNumId w:val="20"/>
+  <w:num w:numId="144" w16cid:durableId="302924940">
+    <w:abstractNumId w:val="6"/>
   </w:num>
-  <w:num w:numId="126" w16cid:durableId="1015225205">
-    <w:abstractNumId w:val="30"/>
+  <w:num w:numId="145" w16cid:durableId="11344187">
+    <w:abstractNumId w:val="56"/>
   </w:num>
-  <w:num w:numId="127" w16cid:durableId="1128354724">
-    <w:abstractNumId w:val="14"/>
-  </w:num>
-  <w:num w:numId="128" w16cid:durableId="1331178249">
-    <w:abstractNumId w:val="49"/>
-  </w:num>
-  <w:num w:numId="129" w16cid:durableId="1972898045">
-    <w:abstractNumId w:val="11"/>
-  </w:num>
-  <w:num w:numId="130" w16cid:durableId="1202938151">
-    <w:abstractNumId w:val="87"/>
-  </w:num>
-  <w:num w:numId="131" w16cid:durableId="1979647147">
-    <w:abstractNumId w:val="77"/>
-  </w:num>
-  <w:num w:numId="132" w16cid:durableId="90786363">
-    <w:abstractNumId w:val="106"/>
-  </w:num>
-  <w:num w:numId="133" w16cid:durableId="727653904">
-    <w:abstractNumId w:val="123"/>
-  </w:num>
-  <w:num w:numId="134" w16cid:durableId="1407219804">
-    <w:abstractNumId w:val="35"/>
+  <w:num w:numId="146" w16cid:durableId="410935117">
+    <w:abstractNumId w:val="119"/>
   </w:num>
   <w:numIdMacAtCleanup w:val="117"/>
 </w:numbering>
